--- a/report/rapport_final.docx
+++ b/report/rapport_final.docx
@@ -7,8 +7,8 @@
         <w:pStyle w:val="7"/>
         <w:jc w:val="center"/>
       </w:pPr>
-      <w:bookmarkStart w:id="86" w:name="_GoBack"/>
-      <w:bookmarkEnd w:id="86"/>
+      <w:bookmarkStart w:id="88" w:name="_GoBack"/>
+      <w:bookmarkEnd w:id="88"/>
       <w:r>
         <w:t>AI-Chip Market Intelligence — Multivariate Forecasting, Dynamic Interdependencies and Volatility Risk Analysis of NVIDIA, AMD and the Semiconductor Market</w:t>
       </w:r>
@@ -111,7 +111,7 @@
         <w:fldChar w:fldCharType="begin"/>
       </w:r>
       <w:r>
-        <w:instrText xml:space="preserve"> HYPERLINK \l _Toc8785 </w:instrText>
+        <w:instrText xml:space="preserve"> HYPERLINK \l _Toc13184 </w:instrText>
       </w:r>
       <w:r>
         <w:fldChar w:fldCharType="separate"/>
@@ -126,7 +126,7 @@
         <w:fldChar w:fldCharType="begin"/>
       </w:r>
       <w:r>
-        <w:instrText xml:space="preserve"> PAGEREF _Toc8785 \h </w:instrText>
+        <w:instrText xml:space="preserve"> PAGEREF _Toc13184 \h </w:instrText>
       </w:r>
       <w:r>
         <w:fldChar w:fldCharType="separate"/>
@@ -152,7 +152,7 @@
         <w:fldChar w:fldCharType="begin"/>
       </w:r>
       <w:r>
-        <w:instrText xml:space="preserve"> HYPERLINK \l _Toc28246 </w:instrText>
+        <w:instrText xml:space="preserve"> HYPERLINK \l _Toc7759 </w:instrText>
       </w:r>
       <w:r>
         <w:fldChar w:fldCharType="separate"/>
@@ -167,7 +167,7 @@
         <w:fldChar w:fldCharType="begin"/>
       </w:r>
       <w:r>
-        <w:instrText xml:space="preserve"> PAGEREF _Toc28246 \h </w:instrText>
+        <w:instrText xml:space="preserve"> PAGEREF _Toc7759 \h </w:instrText>
       </w:r>
       <w:r>
         <w:fldChar w:fldCharType="separate"/>
@@ -193,7 +193,7 @@
         <w:fldChar w:fldCharType="begin"/>
       </w:r>
       <w:r>
-        <w:instrText xml:space="preserve"> HYPERLINK \l _Toc8923 </w:instrText>
+        <w:instrText xml:space="preserve"> HYPERLINK \l _Toc6770 </w:instrText>
       </w:r>
       <w:r>
         <w:fldChar w:fldCharType="separate"/>
@@ -208,7 +208,7 @@
         <w:fldChar w:fldCharType="begin"/>
       </w:r>
       <w:r>
-        <w:instrText xml:space="preserve"> PAGEREF _Toc8923 \h </w:instrText>
+        <w:instrText xml:space="preserve"> PAGEREF _Toc6770 \h </w:instrText>
       </w:r>
       <w:r>
         <w:fldChar w:fldCharType="separate"/>
@@ -234,7 +234,7 @@
         <w:fldChar w:fldCharType="begin"/>
       </w:r>
       <w:r>
-        <w:instrText xml:space="preserve"> HYPERLINK \l _Toc11006 </w:instrText>
+        <w:instrText xml:space="preserve"> HYPERLINK \l _Toc22408 </w:instrText>
       </w:r>
       <w:r>
         <w:fldChar w:fldCharType="separate"/>
@@ -249,7 +249,7 @@
         <w:fldChar w:fldCharType="begin"/>
       </w:r>
       <w:r>
-        <w:instrText xml:space="preserve"> PAGEREF _Toc11006 \h </w:instrText>
+        <w:instrText xml:space="preserve"> PAGEREF _Toc22408 \h </w:instrText>
       </w:r>
       <w:r>
         <w:fldChar w:fldCharType="separate"/>
@@ -275,7 +275,7 @@
         <w:fldChar w:fldCharType="begin"/>
       </w:r>
       <w:r>
-        <w:instrText xml:space="preserve"> HYPERLINK \l _Toc4914 </w:instrText>
+        <w:instrText xml:space="preserve"> HYPERLINK \l _Toc5686 </w:instrText>
       </w:r>
       <w:r>
         <w:fldChar w:fldCharType="separate"/>
@@ -290,7 +290,7 @@
         <w:fldChar w:fldCharType="begin"/>
       </w:r>
       <w:r>
-        <w:instrText xml:space="preserve"> PAGEREF _Toc4914 \h </w:instrText>
+        <w:instrText xml:space="preserve"> PAGEREF _Toc5686 \h </w:instrText>
       </w:r>
       <w:r>
         <w:fldChar w:fldCharType="separate"/>
@@ -316,7 +316,7 @@
         <w:fldChar w:fldCharType="begin"/>
       </w:r>
       <w:r>
-        <w:instrText xml:space="preserve"> HYPERLINK \l _Toc17323 </w:instrText>
+        <w:instrText xml:space="preserve"> HYPERLINK \l _Toc6410 </w:instrText>
       </w:r>
       <w:r>
         <w:fldChar w:fldCharType="separate"/>
@@ -331,7 +331,7 @@
         <w:fldChar w:fldCharType="begin"/>
       </w:r>
       <w:r>
-        <w:instrText xml:space="preserve"> PAGEREF _Toc17323 \h </w:instrText>
+        <w:instrText xml:space="preserve"> PAGEREF _Toc6410 \h </w:instrText>
       </w:r>
       <w:r>
         <w:fldChar w:fldCharType="separate"/>
@@ -357,7 +357,7 @@
         <w:fldChar w:fldCharType="begin"/>
       </w:r>
       <w:r>
-        <w:instrText xml:space="preserve"> HYPERLINK \l _Toc30254 </w:instrText>
+        <w:instrText xml:space="preserve"> HYPERLINK \l _Toc12770 </w:instrText>
       </w:r>
       <w:r>
         <w:fldChar w:fldCharType="separate"/>
@@ -372,7 +372,7 @@
         <w:fldChar w:fldCharType="begin"/>
       </w:r>
       <w:r>
-        <w:instrText xml:space="preserve"> PAGEREF _Toc30254 \h </w:instrText>
+        <w:instrText xml:space="preserve"> PAGEREF _Toc12770 \h </w:instrText>
       </w:r>
       <w:r>
         <w:fldChar w:fldCharType="separate"/>
@@ -398,7 +398,7 @@
         <w:fldChar w:fldCharType="begin"/>
       </w:r>
       <w:r>
-        <w:instrText xml:space="preserve"> HYPERLINK \l _Toc21836 </w:instrText>
+        <w:instrText xml:space="preserve"> HYPERLINK \l _Toc10638 </w:instrText>
       </w:r>
       <w:r>
         <w:fldChar w:fldCharType="separate"/>
@@ -413,7 +413,7 @@
         <w:fldChar w:fldCharType="begin"/>
       </w:r>
       <w:r>
-        <w:instrText xml:space="preserve"> PAGEREF _Toc21836 \h </w:instrText>
+        <w:instrText xml:space="preserve"> PAGEREF _Toc10638 \h </w:instrText>
       </w:r>
       <w:r>
         <w:fldChar w:fldCharType="separate"/>
@@ -439,7 +439,7 @@
         <w:fldChar w:fldCharType="begin"/>
       </w:r>
       <w:r>
-        <w:instrText xml:space="preserve"> HYPERLINK \l _Toc19630 </w:instrText>
+        <w:instrText xml:space="preserve"> HYPERLINK \l _Toc18782 </w:instrText>
       </w:r>
       <w:r>
         <w:fldChar w:fldCharType="separate"/>
@@ -454,7 +454,7 @@
         <w:fldChar w:fldCharType="begin"/>
       </w:r>
       <w:r>
-        <w:instrText xml:space="preserve"> PAGEREF _Toc19630 \h </w:instrText>
+        <w:instrText xml:space="preserve"> PAGEREF _Toc18782 \h </w:instrText>
       </w:r>
       <w:r>
         <w:fldChar w:fldCharType="separate"/>
@@ -480,7 +480,7 @@
         <w:fldChar w:fldCharType="begin"/>
       </w:r>
       <w:r>
-        <w:instrText xml:space="preserve"> HYPERLINK \l _Toc32322 </w:instrText>
+        <w:instrText xml:space="preserve"> HYPERLINK \l _Toc11559 </w:instrText>
       </w:r>
       <w:r>
         <w:fldChar w:fldCharType="separate"/>
@@ -495,7 +495,7 @@
         <w:fldChar w:fldCharType="begin"/>
       </w:r>
       <w:r>
-        <w:instrText xml:space="preserve"> PAGEREF _Toc32322 \h </w:instrText>
+        <w:instrText xml:space="preserve"> PAGEREF _Toc11559 \h </w:instrText>
       </w:r>
       <w:r>
         <w:fldChar w:fldCharType="separate"/>
@@ -521,7 +521,7 @@
         <w:fldChar w:fldCharType="begin"/>
       </w:r>
       <w:r>
-        <w:instrText xml:space="preserve"> HYPERLINK \l _Toc24715 </w:instrText>
+        <w:instrText xml:space="preserve"> HYPERLINK \l _Toc28943 </w:instrText>
       </w:r>
       <w:r>
         <w:fldChar w:fldCharType="separate"/>
@@ -536,7 +536,7 @@
         <w:fldChar w:fldCharType="begin"/>
       </w:r>
       <w:r>
-        <w:instrText xml:space="preserve"> PAGEREF _Toc24715 \h </w:instrText>
+        <w:instrText xml:space="preserve"> PAGEREF _Toc28943 \h </w:instrText>
       </w:r>
       <w:r>
         <w:fldChar w:fldCharType="separate"/>
@@ -562,7 +562,7 @@
         <w:fldChar w:fldCharType="begin"/>
       </w:r>
       <w:r>
-        <w:instrText xml:space="preserve"> HYPERLINK \l _Toc23064 </w:instrText>
+        <w:instrText xml:space="preserve"> HYPERLINK \l _Toc27835 </w:instrText>
       </w:r>
       <w:r>
         <w:fldChar w:fldCharType="separate"/>
@@ -577,7 +577,7 @@
         <w:fldChar w:fldCharType="begin"/>
       </w:r>
       <w:r>
-        <w:instrText xml:space="preserve"> PAGEREF _Toc23064 \h </w:instrText>
+        <w:instrText xml:space="preserve"> PAGEREF _Toc27835 \h </w:instrText>
       </w:r>
       <w:r>
         <w:fldChar w:fldCharType="separate"/>
@@ -603,7 +603,7 @@
         <w:fldChar w:fldCharType="begin"/>
       </w:r>
       <w:r>
-        <w:instrText xml:space="preserve"> HYPERLINK \l _Toc15334 </w:instrText>
+        <w:instrText xml:space="preserve"> HYPERLINK \l _Toc9208 </w:instrText>
       </w:r>
       <w:r>
         <w:fldChar w:fldCharType="separate"/>
@@ -618,7 +618,7 @@
         <w:fldChar w:fldCharType="begin"/>
       </w:r>
       <w:r>
-        <w:instrText xml:space="preserve"> PAGEREF _Toc15334 \h </w:instrText>
+        <w:instrText xml:space="preserve"> PAGEREF _Toc9208 \h </w:instrText>
       </w:r>
       <w:r>
         <w:fldChar w:fldCharType="separate"/>
@@ -644,7 +644,7 @@
         <w:fldChar w:fldCharType="begin"/>
       </w:r>
       <w:r>
-        <w:instrText xml:space="preserve"> HYPERLINK \l _Toc23558 </w:instrText>
+        <w:instrText xml:space="preserve"> HYPERLINK \l _Toc15923 </w:instrText>
       </w:r>
       <w:r>
         <w:fldChar w:fldCharType="separate"/>
@@ -659,7 +659,7 @@
         <w:fldChar w:fldCharType="begin"/>
       </w:r>
       <w:r>
-        <w:instrText xml:space="preserve"> PAGEREF _Toc23558 \h </w:instrText>
+        <w:instrText xml:space="preserve"> PAGEREF _Toc15923 \h </w:instrText>
       </w:r>
       <w:r>
         <w:fldChar w:fldCharType="separate"/>
@@ -685,7 +685,7 @@
         <w:fldChar w:fldCharType="begin"/>
       </w:r>
       <w:r>
-        <w:instrText xml:space="preserve"> HYPERLINK \l _Toc22586 </w:instrText>
+        <w:instrText xml:space="preserve"> HYPERLINK \l _Toc13217 </w:instrText>
       </w:r>
       <w:r>
         <w:fldChar w:fldCharType="separate"/>
@@ -700,7 +700,7 @@
         <w:fldChar w:fldCharType="begin"/>
       </w:r>
       <w:r>
-        <w:instrText xml:space="preserve"> PAGEREF _Toc22586 \h </w:instrText>
+        <w:instrText xml:space="preserve"> PAGEREF _Toc13217 \h </w:instrText>
       </w:r>
       <w:r>
         <w:fldChar w:fldCharType="separate"/>
@@ -726,7 +726,7 @@
         <w:fldChar w:fldCharType="begin"/>
       </w:r>
       <w:r>
-        <w:instrText xml:space="preserve"> HYPERLINK \l _Toc1621 </w:instrText>
+        <w:instrText xml:space="preserve"> HYPERLINK \l _Toc15144 </w:instrText>
       </w:r>
       <w:r>
         <w:fldChar w:fldCharType="separate"/>
@@ -741,7 +741,7 @@
         <w:fldChar w:fldCharType="begin"/>
       </w:r>
       <w:r>
-        <w:instrText xml:space="preserve"> PAGEREF _Toc1621 \h </w:instrText>
+        <w:instrText xml:space="preserve"> PAGEREF _Toc15144 \h </w:instrText>
       </w:r>
       <w:r>
         <w:fldChar w:fldCharType="separate"/>
@@ -767,7 +767,7 @@
         <w:fldChar w:fldCharType="begin"/>
       </w:r>
       <w:r>
-        <w:instrText xml:space="preserve"> HYPERLINK \l _Toc10897 </w:instrText>
+        <w:instrText xml:space="preserve"> HYPERLINK \l _Toc4236 </w:instrText>
       </w:r>
       <w:r>
         <w:fldChar w:fldCharType="separate"/>
@@ -782,7 +782,7 @@
         <w:fldChar w:fldCharType="begin"/>
       </w:r>
       <w:r>
-        <w:instrText xml:space="preserve"> PAGEREF _Toc10897 \h </w:instrText>
+        <w:instrText xml:space="preserve"> PAGEREF _Toc4236 \h </w:instrText>
       </w:r>
       <w:r>
         <w:fldChar w:fldCharType="separate"/>
@@ -808,7 +808,7 @@
         <w:fldChar w:fldCharType="begin"/>
       </w:r>
       <w:r>
-        <w:instrText xml:space="preserve"> HYPERLINK \l _Toc11811 </w:instrText>
+        <w:instrText xml:space="preserve"> HYPERLINK \l _Toc8741 </w:instrText>
       </w:r>
       <w:r>
         <w:fldChar w:fldCharType="separate"/>
@@ -823,7 +823,7 @@
         <w:fldChar w:fldCharType="begin"/>
       </w:r>
       <w:r>
-        <w:instrText xml:space="preserve"> PAGEREF _Toc11811 \h </w:instrText>
+        <w:instrText xml:space="preserve"> PAGEREF _Toc8741 \h </w:instrText>
       </w:r>
       <w:r>
         <w:fldChar w:fldCharType="separate"/>
@@ -849,7 +849,7 @@
         <w:fldChar w:fldCharType="begin"/>
       </w:r>
       <w:r>
-        <w:instrText xml:space="preserve"> HYPERLINK \l _Toc7886 </w:instrText>
+        <w:instrText xml:space="preserve"> HYPERLINK \l _Toc30464 </w:instrText>
       </w:r>
       <w:r>
         <w:fldChar w:fldCharType="separate"/>
@@ -864,7 +864,7 @@
         <w:fldChar w:fldCharType="begin"/>
       </w:r>
       <w:r>
-        <w:instrText xml:space="preserve"> PAGEREF _Toc7886 \h </w:instrText>
+        <w:instrText xml:space="preserve"> PAGEREF _Toc30464 \h </w:instrText>
       </w:r>
       <w:r>
         <w:fldChar w:fldCharType="separate"/>
@@ -890,7 +890,7 @@
         <w:fldChar w:fldCharType="begin"/>
       </w:r>
       <w:r>
-        <w:instrText xml:space="preserve"> HYPERLINK \l _Toc13853 </w:instrText>
+        <w:instrText xml:space="preserve"> HYPERLINK \l _Toc24233 </w:instrText>
       </w:r>
       <w:r>
         <w:fldChar w:fldCharType="separate"/>
@@ -905,7 +905,7 @@
         <w:fldChar w:fldCharType="begin"/>
       </w:r>
       <w:r>
-        <w:instrText xml:space="preserve"> PAGEREF _Toc13853 \h </w:instrText>
+        <w:instrText xml:space="preserve"> PAGEREF _Toc24233 \h </w:instrText>
       </w:r>
       <w:r>
         <w:fldChar w:fldCharType="separate"/>
@@ -931,7 +931,7 @@
         <w:fldChar w:fldCharType="begin"/>
       </w:r>
       <w:r>
-        <w:instrText xml:space="preserve"> HYPERLINK \l _Toc25072 </w:instrText>
+        <w:instrText xml:space="preserve"> HYPERLINK \l _Toc11117 </w:instrText>
       </w:r>
       <w:r>
         <w:fldChar w:fldCharType="separate"/>
@@ -946,7 +946,7 @@
         <w:fldChar w:fldCharType="begin"/>
       </w:r>
       <w:r>
-        <w:instrText xml:space="preserve"> PAGEREF _Toc25072 \h </w:instrText>
+        <w:instrText xml:space="preserve"> PAGEREF _Toc11117 \h </w:instrText>
       </w:r>
       <w:r>
         <w:fldChar w:fldCharType="separate"/>
@@ -972,7 +972,7 @@
         <w:fldChar w:fldCharType="begin"/>
       </w:r>
       <w:r>
-        <w:instrText xml:space="preserve"> HYPERLINK \l _Toc16419 </w:instrText>
+        <w:instrText xml:space="preserve"> HYPERLINK \l _Toc22163 </w:instrText>
       </w:r>
       <w:r>
         <w:fldChar w:fldCharType="separate"/>
@@ -987,7 +987,7 @@
         <w:fldChar w:fldCharType="begin"/>
       </w:r>
       <w:r>
-        <w:instrText xml:space="preserve"> PAGEREF _Toc16419 \h </w:instrText>
+        <w:instrText xml:space="preserve"> PAGEREF _Toc22163 \h </w:instrText>
       </w:r>
       <w:r>
         <w:fldChar w:fldCharType="separate"/>
@@ -1013,7 +1013,7 @@
         <w:fldChar w:fldCharType="begin"/>
       </w:r>
       <w:r>
-        <w:instrText xml:space="preserve"> HYPERLINK \l _Toc7092 </w:instrText>
+        <w:instrText xml:space="preserve"> HYPERLINK \l _Toc2748 </w:instrText>
       </w:r>
       <w:r>
         <w:fldChar w:fldCharType="separate"/>
@@ -1028,7 +1028,7 @@
         <w:fldChar w:fldCharType="begin"/>
       </w:r>
       <w:r>
-        <w:instrText xml:space="preserve"> PAGEREF _Toc7092 \h </w:instrText>
+        <w:instrText xml:space="preserve"> PAGEREF _Toc2748 \h </w:instrText>
       </w:r>
       <w:r>
         <w:fldChar w:fldCharType="separate"/>
@@ -1054,7 +1054,7 @@
         <w:fldChar w:fldCharType="begin"/>
       </w:r>
       <w:r>
-        <w:instrText xml:space="preserve"> HYPERLINK \l _Toc5365 </w:instrText>
+        <w:instrText xml:space="preserve"> HYPERLINK \l _Toc20387 </w:instrText>
       </w:r>
       <w:r>
         <w:fldChar w:fldCharType="separate"/>
@@ -1069,7 +1069,7 @@
         <w:fldChar w:fldCharType="begin"/>
       </w:r>
       <w:r>
-        <w:instrText xml:space="preserve"> PAGEREF _Toc5365 \h </w:instrText>
+        <w:instrText xml:space="preserve"> PAGEREF _Toc20387 \h </w:instrText>
       </w:r>
       <w:r>
         <w:fldChar w:fldCharType="separate"/>
@@ -1095,7 +1095,7 @@
         <w:fldChar w:fldCharType="begin"/>
       </w:r>
       <w:r>
-        <w:instrText xml:space="preserve"> HYPERLINK \l _Toc31236 </w:instrText>
+        <w:instrText xml:space="preserve"> HYPERLINK \l _Toc5695 </w:instrText>
       </w:r>
       <w:r>
         <w:fldChar w:fldCharType="separate"/>
@@ -1110,7 +1110,7 @@
         <w:fldChar w:fldCharType="begin"/>
       </w:r>
       <w:r>
-        <w:instrText xml:space="preserve"> PAGEREF _Toc31236 \h </w:instrText>
+        <w:instrText xml:space="preserve"> PAGEREF _Toc5695 \h </w:instrText>
       </w:r>
       <w:r>
         <w:fldChar w:fldCharType="separate"/>
@@ -1136,7 +1136,7 @@
         <w:fldChar w:fldCharType="begin"/>
       </w:r>
       <w:r>
-        <w:instrText xml:space="preserve"> HYPERLINK \l _Toc14934 </w:instrText>
+        <w:instrText xml:space="preserve"> HYPERLINK \l _Toc5670 </w:instrText>
       </w:r>
       <w:r>
         <w:fldChar w:fldCharType="separate"/>
@@ -1151,7 +1151,7 @@
         <w:fldChar w:fldCharType="begin"/>
       </w:r>
       <w:r>
-        <w:instrText xml:space="preserve"> PAGEREF _Toc14934 \h </w:instrText>
+        <w:instrText xml:space="preserve"> PAGEREF _Toc5670 \h </w:instrText>
       </w:r>
       <w:r>
         <w:fldChar w:fldCharType="separate"/>
@@ -1177,7 +1177,7 @@
         <w:fldChar w:fldCharType="begin"/>
       </w:r>
       <w:r>
-        <w:instrText xml:space="preserve"> HYPERLINK \l _Toc17677 </w:instrText>
+        <w:instrText xml:space="preserve"> HYPERLINK \l _Toc8235 </w:instrText>
       </w:r>
       <w:r>
         <w:fldChar w:fldCharType="separate"/>
@@ -1192,7 +1192,7 @@
         <w:fldChar w:fldCharType="begin"/>
       </w:r>
       <w:r>
-        <w:instrText xml:space="preserve"> PAGEREF _Toc17677 \h </w:instrText>
+        <w:instrText xml:space="preserve"> PAGEREF _Toc8235 \h </w:instrText>
       </w:r>
       <w:r>
         <w:fldChar w:fldCharType="separate"/>
@@ -1218,7 +1218,7 @@
         <w:fldChar w:fldCharType="begin"/>
       </w:r>
       <w:r>
-        <w:instrText xml:space="preserve"> HYPERLINK \l _Toc13137 </w:instrText>
+        <w:instrText xml:space="preserve"> HYPERLINK \l _Toc5661 </w:instrText>
       </w:r>
       <w:r>
         <w:fldChar w:fldCharType="separate"/>
@@ -1233,7 +1233,7 @@
         <w:fldChar w:fldCharType="begin"/>
       </w:r>
       <w:r>
-        <w:instrText xml:space="preserve"> PAGEREF _Toc13137 \h </w:instrText>
+        <w:instrText xml:space="preserve"> PAGEREF _Toc5661 \h </w:instrText>
       </w:r>
       <w:r>
         <w:fldChar w:fldCharType="separate"/>
@@ -1259,7 +1259,7 @@
         <w:fldChar w:fldCharType="begin"/>
       </w:r>
       <w:r>
-        <w:instrText xml:space="preserve"> HYPERLINK \l _Toc10494 </w:instrText>
+        <w:instrText xml:space="preserve"> HYPERLINK \l _Toc9399 </w:instrText>
       </w:r>
       <w:r>
         <w:fldChar w:fldCharType="separate"/>
@@ -1274,7 +1274,7 @@
         <w:fldChar w:fldCharType="begin"/>
       </w:r>
       <w:r>
-        <w:instrText xml:space="preserve"> PAGEREF _Toc10494 \h </w:instrText>
+        <w:instrText xml:space="preserve"> PAGEREF _Toc9399 \h </w:instrText>
       </w:r>
       <w:r>
         <w:fldChar w:fldCharType="separate"/>
@@ -1300,7 +1300,7 @@
         <w:fldChar w:fldCharType="begin"/>
       </w:r>
       <w:r>
-        <w:instrText xml:space="preserve"> HYPERLINK \l _Toc888 </w:instrText>
+        <w:instrText xml:space="preserve"> HYPERLINK \l _Toc25164 </w:instrText>
       </w:r>
       <w:r>
         <w:fldChar w:fldCharType="separate"/>
@@ -1315,7 +1315,7 @@
         <w:fldChar w:fldCharType="begin"/>
       </w:r>
       <w:r>
-        <w:instrText xml:space="preserve"> PAGEREF _Toc888 \h </w:instrText>
+        <w:instrText xml:space="preserve"> PAGEREF _Toc25164 \h </w:instrText>
       </w:r>
       <w:r>
         <w:fldChar w:fldCharType="separate"/>
@@ -1341,7 +1341,7 @@
         <w:fldChar w:fldCharType="begin"/>
       </w:r>
       <w:r>
-        <w:instrText xml:space="preserve"> HYPERLINK \l _Toc2745 </w:instrText>
+        <w:instrText xml:space="preserve"> HYPERLINK \l _Toc32084 </w:instrText>
       </w:r>
       <w:r>
         <w:fldChar w:fldCharType="separate"/>
@@ -1356,7 +1356,7 @@
         <w:fldChar w:fldCharType="begin"/>
       </w:r>
       <w:r>
-        <w:instrText xml:space="preserve"> PAGEREF _Toc2745 \h </w:instrText>
+        <w:instrText xml:space="preserve"> PAGEREF _Toc32084 \h </w:instrText>
       </w:r>
       <w:r>
         <w:fldChar w:fldCharType="separate"/>
@@ -1382,7 +1382,7 @@
         <w:fldChar w:fldCharType="begin"/>
       </w:r>
       <w:r>
-        <w:instrText xml:space="preserve"> HYPERLINK \l _Toc5467 </w:instrText>
+        <w:instrText xml:space="preserve"> HYPERLINK \l _Toc16665 </w:instrText>
       </w:r>
       <w:r>
         <w:fldChar w:fldCharType="separate"/>
@@ -1397,7 +1397,7 @@
         <w:fldChar w:fldCharType="begin"/>
       </w:r>
       <w:r>
-        <w:instrText xml:space="preserve"> PAGEREF _Toc5467 \h </w:instrText>
+        <w:instrText xml:space="preserve"> PAGEREF _Toc16665 \h </w:instrText>
       </w:r>
       <w:r>
         <w:fldChar w:fldCharType="separate"/>
@@ -1423,7 +1423,7 @@
         <w:fldChar w:fldCharType="begin"/>
       </w:r>
       <w:r>
-        <w:instrText xml:space="preserve"> HYPERLINK \l _Toc9975 </w:instrText>
+        <w:instrText xml:space="preserve"> HYPERLINK \l _Toc18082 </w:instrText>
       </w:r>
       <w:r>
         <w:fldChar w:fldCharType="separate"/>
@@ -1438,7 +1438,7 @@
         <w:fldChar w:fldCharType="begin"/>
       </w:r>
       <w:r>
-        <w:instrText xml:space="preserve"> PAGEREF _Toc9975 \h </w:instrText>
+        <w:instrText xml:space="preserve"> PAGEREF _Toc18082 \h </w:instrText>
       </w:r>
       <w:r>
         <w:fldChar w:fldCharType="separate"/>
@@ -1464,7 +1464,7 @@
         <w:fldChar w:fldCharType="begin"/>
       </w:r>
       <w:r>
-        <w:instrText xml:space="preserve"> HYPERLINK \l _Toc25998 </w:instrText>
+        <w:instrText xml:space="preserve"> HYPERLINK \l _Toc21804 </w:instrText>
       </w:r>
       <w:r>
         <w:fldChar w:fldCharType="separate"/>
@@ -1479,7 +1479,7 @@
         <w:fldChar w:fldCharType="begin"/>
       </w:r>
       <w:r>
-        <w:instrText xml:space="preserve"> PAGEREF _Toc25998 \h </w:instrText>
+        <w:instrText xml:space="preserve"> PAGEREF _Toc21804 \h </w:instrText>
       </w:r>
       <w:r>
         <w:fldChar w:fldCharType="separate"/>
@@ -1505,7 +1505,7 @@
         <w:fldChar w:fldCharType="begin"/>
       </w:r>
       <w:r>
-        <w:instrText xml:space="preserve"> HYPERLINK \l _Toc30644 </w:instrText>
+        <w:instrText xml:space="preserve"> HYPERLINK \l _Toc22283 </w:instrText>
       </w:r>
       <w:r>
         <w:fldChar w:fldCharType="separate"/>
@@ -1520,7 +1520,7 @@
         <w:fldChar w:fldCharType="begin"/>
       </w:r>
       <w:r>
-        <w:instrText xml:space="preserve"> PAGEREF _Toc30644 \h </w:instrText>
+        <w:instrText xml:space="preserve"> PAGEREF _Toc22283 \h </w:instrText>
       </w:r>
       <w:r>
         <w:fldChar w:fldCharType="separate"/>
@@ -1546,7 +1546,7 @@
         <w:fldChar w:fldCharType="begin"/>
       </w:r>
       <w:r>
-        <w:instrText xml:space="preserve"> HYPERLINK \l _Toc7920 </w:instrText>
+        <w:instrText xml:space="preserve"> HYPERLINK \l _Toc26660 </w:instrText>
       </w:r>
       <w:r>
         <w:fldChar w:fldCharType="separate"/>
@@ -1561,7 +1561,7 @@
         <w:fldChar w:fldCharType="begin"/>
       </w:r>
       <w:r>
-        <w:instrText xml:space="preserve"> PAGEREF _Toc7920 \h </w:instrText>
+        <w:instrText xml:space="preserve"> PAGEREF _Toc26660 \h </w:instrText>
       </w:r>
       <w:r>
         <w:fldChar w:fldCharType="separate"/>
@@ -1587,7 +1587,7 @@
         <w:fldChar w:fldCharType="begin"/>
       </w:r>
       <w:r>
-        <w:instrText xml:space="preserve"> HYPERLINK \l _Toc31201 </w:instrText>
+        <w:instrText xml:space="preserve"> HYPERLINK \l _Toc21289 </w:instrText>
       </w:r>
       <w:r>
         <w:fldChar w:fldCharType="separate"/>
@@ -1602,7 +1602,7 @@
         <w:fldChar w:fldCharType="begin"/>
       </w:r>
       <w:r>
-        <w:instrText xml:space="preserve"> PAGEREF _Toc31201 \h </w:instrText>
+        <w:instrText xml:space="preserve"> PAGEREF _Toc21289 \h </w:instrText>
       </w:r>
       <w:r>
         <w:fldChar w:fldCharType="separate"/>
@@ -1628,7 +1628,7 @@
         <w:fldChar w:fldCharType="begin"/>
       </w:r>
       <w:r>
-        <w:instrText xml:space="preserve"> HYPERLINK \l _Toc31249 </w:instrText>
+        <w:instrText xml:space="preserve"> HYPERLINK \l _Toc20447 </w:instrText>
       </w:r>
       <w:r>
         <w:fldChar w:fldCharType="separate"/>
@@ -1643,7 +1643,7 @@
         <w:fldChar w:fldCharType="begin"/>
       </w:r>
       <w:r>
-        <w:instrText xml:space="preserve"> PAGEREF _Toc31249 \h </w:instrText>
+        <w:instrText xml:space="preserve"> PAGEREF _Toc20447 \h </w:instrText>
       </w:r>
       <w:r>
         <w:fldChar w:fldCharType="separate"/>
@@ -1669,7 +1669,7 @@
         <w:fldChar w:fldCharType="begin"/>
       </w:r>
       <w:r>
-        <w:instrText xml:space="preserve"> HYPERLINK \l _Toc32166 </w:instrText>
+        <w:instrText xml:space="preserve"> HYPERLINK \l _Toc5726 </w:instrText>
       </w:r>
       <w:r>
         <w:fldChar w:fldCharType="separate"/>
@@ -1684,7 +1684,7 @@
         <w:fldChar w:fldCharType="begin"/>
       </w:r>
       <w:r>
-        <w:instrText xml:space="preserve"> PAGEREF _Toc32166 \h </w:instrText>
+        <w:instrText xml:space="preserve"> PAGEREF _Toc5726 \h </w:instrText>
       </w:r>
       <w:r>
         <w:fldChar w:fldCharType="separate"/>
@@ -1710,7 +1710,7 @@
         <w:fldChar w:fldCharType="begin"/>
       </w:r>
       <w:r>
-        <w:instrText xml:space="preserve"> HYPERLINK \l _Toc235 </w:instrText>
+        <w:instrText xml:space="preserve"> HYPERLINK \l _Toc27436 </w:instrText>
       </w:r>
       <w:r>
         <w:fldChar w:fldCharType="separate"/>
@@ -1725,7 +1725,7 @@
         <w:fldChar w:fldCharType="begin"/>
       </w:r>
       <w:r>
-        <w:instrText xml:space="preserve"> PAGEREF _Toc235 \h </w:instrText>
+        <w:instrText xml:space="preserve"> PAGEREF _Toc27436 \h </w:instrText>
       </w:r>
       <w:r>
         <w:fldChar w:fldCharType="separate"/>
@@ -1751,7 +1751,7 @@
         <w:fldChar w:fldCharType="begin"/>
       </w:r>
       <w:r>
-        <w:instrText xml:space="preserve"> HYPERLINK \l _Toc15806 </w:instrText>
+        <w:instrText xml:space="preserve"> HYPERLINK \l _Toc6483 </w:instrText>
       </w:r>
       <w:r>
         <w:fldChar w:fldCharType="separate"/>
@@ -1766,7 +1766,7 @@
         <w:fldChar w:fldCharType="begin"/>
       </w:r>
       <w:r>
-        <w:instrText xml:space="preserve"> PAGEREF _Toc15806 \h </w:instrText>
+        <w:instrText xml:space="preserve"> PAGEREF _Toc6483 \h </w:instrText>
       </w:r>
       <w:r>
         <w:fldChar w:fldCharType="separate"/>
@@ -1792,7 +1792,7 @@
         <w:fldChar w:fldCharType="begin"/>
       </w:r>
       <w:r>
-        <w:instrText xml:space="preserve"> HYPERLINK \l _Toc8526 </w:instrText>
+        <w:instrText xml:space="preserve"> HYPERLINK \l _Toc22749 </w:instrText>
       </w:r>
       <w:r>
         <w:fldChar w:fldCharType="separate"/>
@@ -1807,7 +1807,7 @@
         <w:fldChar w:fldCharType="begin"/>
       </w:r>
       <w:r>
-        <w:instrText xml:space="preserve"> PAGEREF _Toc8526 \h </w:instrText>
+        <w:instrText xml:space="preserve"> PAGEREF _Toc22749 \h </w:instrText>
       </w:r>
       <w:r>
         <w:fldChar w:fldCharType="separate"/>
@@ -1833,7 +1833,7 @@
         <w:fldChar w:fldCharType="begin"/>
       </w:r>
       <w:r>
-        <w:instrText xml:space="preserve"> HYPERLINK \l _Toc7861 </w:instrText>
+        <w:instrText xml:space="preserve"> HYPERLINK \l _Toc3376 </w:instrText>
       </w:r>
       <w:r>
         <w:fldChar w:fldCharType="separate"/>
@@ -1848,7 +1848,7 @@
         <w:fldChar w:fldCharType="begin"/>
       </w:r>
       <w:r>
-        <w:instrText xml:space="preserve"> PAGEREF _Toc7861 \h </w:instrText>
+        <w:instrText xml:space="preserve"> PAGEREF _Toc3376 \h </w:instrText>
       </w:r>
       <w:r>
         <w:fldChar w:fldCharType="separate"/>
@@ -1864,9 +1864,50 @@
       </w:r>
     </w:p>
     <w:p>
+      <w:pPr>
+        <w:pStyle w:val="9"/>
+        <w:tabs>
+          <w:tab w:val="right" w:leader="dot" w:pos="9072"/>
+        </w:tabs>
+      </w:pPr>
+      <w:r>
+        <w:fldChar w:fldCharType="begin"/>
+      </w:r>
+      <w:r>
+        <w:instrText xml:space="preserve"> HYPERLINK \l _Toc25746 </w:instrText>
+      </w:r>
+      <w:r>
+        <w:fldChar w:fldCharType="separate"/>
+      </w:r>
+      <w:r>
+        <w:t>Annexe E Explication vulgarisée originale du LLM</w:t>
+      </w:r>
+      <w:r>
+        <w:tab/>
+      </w:r>
+      <w:r>
+        <w:fldChar w:fldCharType="begin"/>
+      </w:r>
+      <w:r>
+        <w:instrText xml:space="preserve"> PAGEREF _Toc25746 \h </w:instrText>
+      </w:r>
+      <w:r>
+        <w:fldChar w:fldCharType="separate"/>
+      </w:r>
+      <w:r>
+        <w:t>29</w:t>
+      </w:r>
       <w:r>
         <w:fldChar w:fldCharType="end"/>
       </w:r>
+      <w:r>
+        <w:fldChar w:fldCharType="end"/>
+      </w:r>
+    </w:p>
+    <w:p>
+      <w:r>
+        <w:fldChar w:fldCharType="end"/>
+      </w:r>
     </w:p>
     <w:p>
       <w:r>
@@ -1906,7 +1947,7 @@
         <w:pStyle w:val="2"/>
       </w:pPr>
       <w:bookmarkStart w:id="0" w:name="section1"/>
-      <w:bookmarkStart w:id="1" w:name="_Toc8785"/>
+      <w:bookmarkStart w:id="1" w:name="_Toc13184"/>
       <w:r>
         <w:t>1 Introduction</w:t>
       </w:r>
@@ -1918,7 +1959,7 @@
         <w:pStyle w:val="3"/>
       </w:pPr>
       <w:bookmarkStart w:id="2" w:name="section2"/>
-      <w:bookmarkStart w:id="3" w:name="_Toc28246"/>
+      <w:bookmarkStart w:id="3" w:name="_Toc7759"/>
       <w:r>
         <w:t>1.1 Problématique et choix du terrain</w:t>
       </w:r>
@@ -1945,7 +1986,7 @@
         <w:pStyle w:val="3"/>
       </w:pPr>
       <w:bookmarkStart w:id="4" w:name="section3"/>
-      <w:bookmarkStart w:id="5" w:name="_Toc8923"/>
+      <w:bookmarkStart w:id="5" w:name="_Toc6770"/>
       <w:r>
         <w:t>1.2 Une démarche articulée autour de trois objectifs</w:t>
       </w:r>
@@ -2009,7 +2050,7 @@
         <w:pStyle w:val="2"/>
       </w:pPr>
       <w:bookmarkStart w:id="6" w:name="section4"/>
-      <w:bookmarkStart w:id="7" w:name="_Toc11006"/>
+      <w:bookmarkStart w:id="7" w:name="_Toc22408"/>
       <w:r>
         <w:t>2 Données et préparation</w:t>
       </w:r>
@@ -2021,7 +2062,7 @@
         <w:pStyle w:val="3"/>
       </w:pPr>
       <w:bookmarkStart w:id="8" w:name="section5"/>
-      <w:bookmarkStart w:id="9" w:name="_Toc4914"/>
+      <w:bookmarkStart w:id="9" w:name="_Toc5686"/>
       <w:r>
         <w:t>2.1 Acquisition et alignement des calendriers</w:t>
       </w:r>
@@ -2089,6 +2130,12 @@
             <w:insideH w:val="single" w:color="D9D9D9" w:sz="4" w:space="0"/>
             <w:insideV w:val="single" w:color="D9D9D9" w:sz="4" w:space="0"/>
           </w:tblBorders>
+          <w:tblCellMar>
+            <w:top w:w="60" w:type="dxa"/>
+            <w:left w:w="90" w:type="dxa"/>
+            <w:bottom w:w="60" w:type="dxa"/>
+            <w:right w:w="90" w:type="dxa"/>
+          </w:tblCellMar>
         </w:tblPrEx>
         <w:trPr>
           <w:cantSplit/>
@@ -2463,7 +2510,7 @@
         <w:pStyle w:val="3"/>
       </w:pPr>
       <w:bookmarkStart w:id="10" w:name="section6"/>
-      <w:bookmarkStart w:id="11" w:name="_Toc17323"/>
+      <w:bookmarkStart w:id="11" w:name="_Toc6410"/>
       <w:r>
         <w:t>2.2 Prix fourni et prix ajusté</w:t>
       </w:r>
@@ -2535,7 +2582,7 @@
         <w:pStyle w:val="3"/>
       </w:pPr>
       <w:bookmarkStart w:id="12" w:name="section7"/>
-      <w:bookmarkStart w:id="13" w:name="_Toc30254"/>
+      <w:bookmarkStart w:id="13" w:name="_Toc12770"/>
       <w:r>
         <w:t>2.3 Transformations et séparation chronologique</w:t>
       </w:r>
@@ -2719,7 +2766,7 @@
         <w:pStyle w:val="2"/>
       </w:pPr>
       <w:bookmarkStart w:id="14" w:name="section8"/>
-      <w:bookmarkStart w:id="15" w:name="_Toc21836"/>
+      <w:bookmarkStart w:id="15" w:name="_Toc10638"/>
       <w:r>
         <w:t>3 EDA et stationnarité</w:t>
       </w:r>
@@ -2731,7 +2778,7 @@
         <w:pStyle w:val="3"/>
       </w:pPr>
       <w:bookmarkStart w:id="16" w:name="section9"/>
-      <w:bookmarkStart w:id="17" w:name="_Toc19630"/>
+      <w:bookmarkStart w:id="17" w:name="_Toc18782"/>
       <w:r>
         <w:t>3.1 Dispersion et dépendance des rendements</w:t>
       </w:r>
@@ -3337,7 +3384,7 @@
         <w:pStyle w:val="3"/>
       </w:pPr>
       <w:bookmarkStart w:id="18" w:name="section10"/>
-      <w:bookmarkStart w:id="19" w:name="_Toc32322"/>
+      <w:bookmarkStart w:id="19" w:name="_Toc11559"/>
       <w:r>
         <w:t>3.2 ACF PACF et tests complémentaires</w:t>
       </w:r>
@@ -3434,11 +3481,11 @@
         </w:tblCellMar>
       </w:tblPr>
       <w:tblGrid>
-        <w:gridCol w:w="1400"/>
-        <w:gridCol w:w="1600"/>
+        <w:gridCol w:w="1300"/>
+        <w:gridCol w:w="2050"/>
         <w:gridCol w:w="1450"/>
         <w:gridCol w:w="1450"/>
-        <w:gridCol w:w="3150"/>
+        <w:gridCol w:w="2800"/>
       </w:tblGrid>
       <w:tr>
         <w:tblPrEx>
@@ -3450,6 +3497,12 @@
             <w:insideH w:val="single" w:color="D9D9D9" w:sz="4" w:space="0"/>
             <w:insideV w:val="single" w:color="D9D9D9" w:sz="4" w:space="0"/>
           </w:tblBorders>
+          <w:tblCellMar>
+            <w:top w:w="60" w:type="dxa"/>
+            <w:left w:w="90" w:type="dxa"/>
+            <w:bottom w:w="60" w:type="dxa"/>
+            <w:right w:w="90" w:type="dxa"/>
+          </w:tblCellMar>
         </w:tblPrEx>
         <w:trPr>
           <w:cantSplit/>
@@ -3457,7 +3510,7 @@
         </w:trPr>
         <w:tc>
           <w:tcPr>
-            <w:tcW w:w="1400" w:type="dxa"/>
+            <w:tcW w:w="1300" w:type="dxa"/>
             <w:shd w:val="clear" w:color="auto" w:fill="DCE6EF"/>
             <w:vAlign w:val="center"/>
           </w:tcPr>
@@ -3476,7 +3529,7 @@
         </w:tc>
         <w:tc>
           <w:tcPr>
-            <w:tcW w:w="1600" w:type="dxa"/>
+            <w:tcW w:w="2050" w:type="dxa"/>
             <w:shd w:val="clear" w:color="auto" w:fill="DCE6EF"/>
             <w:vAlign w:val="center"/>
           </w:tcPr>
@@ -3533,7 +3586,7 @@
         </w:tc>
         <w:tc>
           <w:tcPr>
-            <w:tcW w:w="3150" w:type="dxa"/>
+            <w:tcW w:w="2800" w:type="dxa"/>
             <w:shd w:val="clear" w:color="auto" w:fill="DCE6EF"/>
             <w:vAlign w:val="center"/>
           </w:tcPr>
@@ -3573,7 +3626,7 @@
         </w:trPr>
         <w:tc>
           <w:tcPr>
-            <w:tcW w:w="1400" w:type="dxa"/>
+            <w:tcW w:w="1300" w:type="dxa"/>
             <w:shd w:val="clear" w:color="auto" w:fill="FFFFFF"/>
             <w:vAlign w:val="center"/>
           </w:tcPr>
@@ -3589,7 +3642,7 @@
         </w:tc>
         <w:tc>
           <w:tcPr>
-            <w:tcW w:w="1600" w:type="dxa"/>
+            <w:tcW w:w="2050" w:type="dxa"/>
             <w:shd w:val="clear" w:color="auto" w:fill="FFFFFF"/>
             <w:vAlign w:val="center"/>
           </w:tcPr>
@@ -3599,7 +3652,7 @@
               <w:jc w:val="center"/>
             </w:pPr>
             <w:r>
-              <w:t>NVDA AMD SOXX</w:t>
+              <w:t>NVDA, AMD, SOXX</w:t>
             </w:r>
           </w:p>
         </w:tc>
@@ -3637,7 +3690,7 @@
         </w:tc>
         <w:tc>
           <w:tcPr>
-            <w:tcW w:w="3150" w:type="dxa"/>
+            <w:tcW w:w="2800" w:type="dxa"/>
             <w:shd w:val="clear" w:color="auto" w:fill="FFFFFF"/>
             <w:vAlign w:val="center"/>
           </w:tcPr>
@@ -3674,7 +3727,7 @@
         </w:trPr>
         <w:tc>
           <w:tcPr>
-            <w:tcW w:w="1400" w:type="dxa"/>
+            <w:tcW w:w="1300" w:type="dxa"/>
             <w:shd w:val="clear" w:color="auto" w:fill="F4F6F8"/>
             <w:vAlign w:val="center"/>
           </w:tcPr>
@@ -3690,7 +3743,7 @@
         </w:tc>
         <w:tc>
           <w:tcPr>
-            <w:tcW w:w="1600" w:type="dxa"/>
+            <w:tcW w:w="2050" w:type="dxa"/>
             <w:shd w:val="clear" w:color="auto" w:fill="F4F6F8"/>
             <w:vAlign w:val="center"/>
           </w:tcPr>
@@ -3700,7 +3753,7 @@
               <w:jc w:val="center"/>
             </w:pPr>
             <w:r>
-              <w:t>NVDA AMD SOXX</w:t>
+              <w:t>NVDA, AMD, SOXX</w:t>
             </w:r>
           </w:p>
         </w:tc>
@@ -3738,7 +3791,7 @@
         </w:tc>
         <w:tc>
           <w:tcPr>
-            <w:tcW w:w="3150" w:type="dxa"/>
+            <w:tcW w:w="2800" w:type="dxa"/>
             <w:shd w:val="clear" w:color="auto" w:fill="F4F6F8"/>
             <w:vAlign w:val="center"/>
           </w:tcPr>
@@ -3775,7 +3828,7 @@
         </w:trPr>
         <w:tc>
           <w:tcPr>
-            <w:tcW w:w="1400" w:type="dxa"/>
+            <w:tcW w:w="1300" w:type="dxa"/>
             <w:shd w:val="clear" w:color="auto" w:fill="FFFFFF"/>
             <w:vAlign w:val="center"/>
           </w:tcPr>
@@ -3791,7 +3844,7 @@
         </w:tc>
         <w:tc>
           <w:tcPr>
-            <w:tcW w:w="1600" w:type="dxa"/>
+            <w:tcW w:w="2050" w:type="dxa"/>
             <w:shd w:val="clear" w:color="auto" w:fill="FFFFFF"/>
             <w:vAlign w:val="center"/>
           </w:tcPr>
@@ -3801,7 +3854,7 @@
               <w:jc w:val="center"/>
             </w:pPr>
             <w:r>
-              <w:t>NVDA AMD SOXX</w:t>
+              <w:t>NVDA, AMD, SOXX</w:t>
             </w:r>
           </w:p>
         </w:tc>
@@ -3839,7 +3892,7 @@
         </w:tc>
         <w:tc>
           <w:tcPr>
-            <w:tcW w:w="3150" w:type="dxa"/>
+            <w:tcW w:w="2800" w:type="dxa"/>
             <w:shd w:val="clear" w:color="auto" w:fill="FFFFFF"/>
             <w:vAlign w:val="center"/>
           </w:tcPr>
@@ -3924,7 +3977,7 @@
         <w:pStyle w:val="2"/>
       </w:pPr>
       <w:bookmarkStart w:id="20" w:name="section11"/>
-      <w:bookmarkStart w:id="21" w:name="_Toc24715"/>
+      <w:bookmarkStart w:id="21" w:name="_Toc28943"/>
       <w:r>
         <w:t>4 ARIMA et validation temporelle</w:t>
       </w:r>
@@ -3936,7 +3989,7 @@
         <w:pStyle w:val="3"/>
       </w:pPr>
       <w:bookmarkStart w:id="22" w:name="section12"/>
-      <w:bookmarkStart w:id="23" w:name="_Toc23064"/>
+      <w:bookmarkStart w:id="23" w:name="_Toc27835"/>
       <w:r>
         <w:t>4.1 Identification sur le log-prix</w:t>
       </w:r>
@@ -4042,7 +4095,7 @@
         <w:pStyle w:val="3"/>
       </w:pPr>
       <w:bookmarkStart w:id="24" w:name="section13"/>
-      <w:bookmarkStart w:id="25" w:name="_Toc15334"/>
+      <w:bookmarkStart w:id="25" w:name="_Toc9208"/>
       <w:r>
         <w:t>4.2 Adéquation de la moyenne et limites des innovations</w:t>
       </w:r>
@@ -4110,7 +4163,7 @@
         <w:pStyle w:val="3"/>
       </w:pPr>
       <w:bookmarkStart w:id="26" w:name="section14"/>
-      <w:bookmarkStart w:id="27" w:name="_Toc23558"/>
+      <w:bookmarkStart w:id="27" w:name="_Toc15923"/>
       <w:r>
         <w:t>4.3 Validation rolling-origin exclusivement sur TRAIN</w:t>
       </w:r>
@@ -4255,7 +4308,7 @@
         <w:pStyle w:val="2"/>
       </w:pPr>
       <w:bookmarkStart w:id="28" w:name="section15"/>
-      <w:bookmarkStart w:id="29" w:name="_Toc22586"/>
+      <w:bookmarkStart w:id="29" w:name="_Toc13217"/>
       <w:r>
         <w:t>5 Modélisation multivariée</w:t>
       </w:r>
@@ -4267,7 +4320,7 @@
         <w:pStyle w:val="3"/>
       </w:pPr>
       <w:bookmarkStart w:id="30" w:name="section16"/>
-      <w:bookmarkStart w:id="31" w:name="_Toc1621"/>
+      <w:bookmarkStart w:id="31" w:name="_Toc15144"/>
       <w:r>
         <w:t>5.1 VAR sur les rendements stationnaires</w:t>
       </w:r>
@@ -4400,7 +4453,7 @@
         <w:pStyle w:val="3"/>
       </w:pPr>
       <w:bookmarkStart w:id="32" w:name="section17"/>
-      <w:bookmarkStart w:id="33" w:name="_Toc10897"/>
+      <w:bookmarkStart w:id="33" w:name="_Toc4236"/>
       <w:r>
         <w:t>5.2 Précédence prédictive et correction multiple</w:t>
       </w:r>
@@ -5116,7 +5169,7 @@
         <w:pStyle w:val="3"/>
       </w:pPr>
       <w:bookmarkStart w:id="34" w:name="section18"/>
-      <w:bookmarkStart w:id="35" w:name="_Toc11811"/>
+      <w:bookmarkStart w:id="35" w:name="_Toc8741"/>
       <w:r>
         <w:t>5.3 Johansen et dynamique des innovations</w:t>
       </w:r>
@@ -5252,7 +5305,7 @@
         <w:pStyle w:val="2"/>
       </w:pPr>
       <w:bookmarkStart w:id="36" w:name="section19"/>
-      <w:bookmarkStart w:id="37" w:name="_Toc7886"/>
+      <w:bookmarkStart w:id="37" w:name="_Toc30464"/>
       <w:r>
         <w:t>6 Volatilité ARCH et GARCH</w:t>
       </w:r>
@@ -5264,7 +5317,7 @@
         <w:pStyle w:val="3"/>
       </w:pPr>
       <w:bookmarkStart w:id="38" w:name="section20"/>
-      <w:bookmarkStart w:id="39" w:name="_Toc13853"/>
+      <w:bookmarkStart w:id="39" w:name="_Toc24233"/>
       <w:r>
         <w:t>6.1 Filtrer la moyenne avant la variance</w:t>
       </w:r>
@@ -5405,6 +5458,12 @@
             <w:insideH w:val="single" w:color="D9D9D9" w:sz="4" w:space="0"/>
             <w:insideV w:val="single" w:color="D9D9D9" w:sz="4" w:space="0"/>
           </w:tblBorders>
+          <w:tblCellMar>
+            <w:top w:w="60" w:type="dxa"/>
+            <w:left w:w="90" w:type="dxa"/>
+            <w:bottom w:w="60" w:type="dxa"/>
+            <w:right w:w="90" w:type="dxa"/>
+          </w:tblCellMar>
         </w:tblPrEx>
         <w:trPr>
           <w:cantSplit/>
@@ -6030,7 +6089,7 @@
         <w:pStyle w:val="3"/>
       </w:pPr>
       <w:bookmarkStart w:id="40" w:name="section21"/>
-      <w:bookmarkStart w:id="41" w:name="_Toc25072"/>
+      <w:bookmarkStart w:id="41" w:name="_Toc11117"/>
       <w:r>
         <w:t>6.2 Normal et Student t</w:t>
       </w:r>
@@ -6093,7 +6152,7 @@
         <w:pStyle w:val="3"/>
       </w:pPr>
       <w:bookmarkStart w:id="42" w:name="section22"/>
-      <w:bookmarkStart w:id="43" w:name="_Toc16419"/>
+      <w:bookmarkStart w:id="43" w:name="_Toc22163"/>
       <w:r>
         <w:t>6.3 Diagnostics et sens de la prévision de risque</w:t>
       </w:r>
@@ -6165,7 +6224,7 @@
     </w:p>
     <w:p>
       <w:r>
-        <w:t>La figure 6 montre des épisodes de variance élevée qui se dissipent progressivement. Les deux langages donnent des trajectoires proches, avec des différences d’initialisation. Les pics décrivent des concentrations de risque ; aucune annonce économique particulière ne leur est attribuée. Ces sigmas rétrospectives ne sont pas ajoutées aux features neuronales, car elles utiliseraient des paramètres estimés au-delà d’une ancienne origine.</w:t>
+        <w:t>Le pic de mars 2020, visible en figure 6, concorde descriptivement avec le contexte coronavirus et les conditions financières perturbées évoqués par le FOMC le 15 mars 2020 [R17]. Il ne démontre ni causalité ni effet d’annonce sur NVDA. Les trajectoires R/Python sont proches ; ces sigmas rétrospectifs ne sont pas des features disponibles à une ancienne origine.</w:t>
       </w:r>
     </w:p>
     <w:p>
@@ -6229,7 +6288,7 @@
         <w:pStyle w:val="2"/>
       </w:pPr>
       <w:bookmarkStart w:id="44" w:name="section23"/>
-      <w:bookmarkStart w:id="45" w:name="_Toc7092"/>
+      <w:bookmarkStart w:id="45" w:name="_Toc2748"/>
       <w:r>
         <w:t>7 LSTM et GRU</w:t>
       </w:r>
@@ -6241,7 +6300,7 @@
         <w:pStyle w:val="3"/>
       </w:pPr>
       <w:bookmarkStart w:id="46" w:name="section24"/>
-      <w:bookmarkStart w:id="47" w:name="_Toc5365"/>
+      <w:bookmarkStart w:id="47" w:name="_Toc20387"/>
       <w:r>
         <w:t>7.1 Fenêtres multivariées et prévention des fuites</w:t>
       </w:r>
@@ -6382,7 +6441,7 @@
         <w:pStyle w:val="3"/>
       </w:pPr>
       <w:bookmarkStart w:id="48" w:name="section25"/>
-      <w:bookmarkStart w:id="49" w:name="_Toc31236"/>
+      <w:bookmarkStart w:id="49" w:name="_Toc5695"/>
       <w:r>
         <w:t>7.2 Configurations bornées et résultats négatifs</w:t>
       </w:r>
@@ -6536,7 +6595,7 @@
         <w:pStyle w:val="2"/>
       </w:pPr>
       <w:bookmarkStart w:id="50" w:name="section26"/>
-      <w:bookmarkStart w:id="51" w:name="_Toc14934"/>
+      <w:bookmarkStart w:id="51" w:name="_Toc5670"/>
       <w:r>
         <w:t>8 Évaluation finale</w:t>
       </w:r>
@@ -6548,7 +6607,7 @@
         <w:pStyle w:val="3"/>
       </w:pPr>
       <w:bookmarkStart w:id="52" w:name="section27"/>
-      <w:bookmarkStart w:id="53" w:name="_Toc17677"/>
+      <w:bookmarkStart w:id="53" w:name="_Toc8235"/>
       <w:r>
         <w:t>8.1 Un protocole commun gelé avant le scoring</w:t>
       </w:r>
@@ -7997,7 +8056,7 @@
         <w:pStyle w:val="3"/>
       </w:pPr>
       <w:bookmarkStart w:id="54" w:name="section28"/>
-      <w:bookmarkStart w:id="55" w:name="_Toc13137"/>
+      <w:bookmarkStart w:id="55" w:name="_Toc5661"/>
       <w:r>
         <w:t>8.2 Lecture des erreurs selon l’horizon</w:t>
       </w:r>
@@ -8146,7 +8205,7 @@
         <w:pStyle w:val="3"/>
       </w:pPr>
       <w:bookmarkStart w:id="56" w:name="section29"/>
-      <w:bookmarkStart w:id="57" w:name="_Toc10494"/>
+      <w:bookmarkStart w:id="57" w:name="_Toc9399"/>
       <w:r>
         <w:t>8.3 Diebold Mariano et recommandation</w:t>
       </w:r>
@@ -8157,1746 +8216,6 @@
       <w:r>
         <w:t>Diebold-Mariano teste l’égalité de la perte prédictive attendue. Le différentiel est perte A−perte B ; un signe négatif favorise A. Les erreurs se chevauchent : la variance de long terme est estimée par HAC Bartlett/Newey-West, avec retard h−1. La statistique reçoit la correction Harvey-Leybourne-Newbold et une référence t à 210 degrés de liberté, selon les formules documentées dans forecast [R15]. Holm ajuste séparément quatre comparaisons contre Naive par horizon.</w:t>
       </w:r>
-    </w:p>
-    <w:tbl>
-      <w:tblPr>
-        <w:tblStyle w:val="5"/>
-        <w:tblW w:w="9050" w:type="dxa"/>
-        <w:tblInd w:w="0" w:type="dxa"/>
-        <w:tblBorders>
-          <w:top w:val="single" w:color="D9D9D9" w:sz="4" w:space="0"/>
-          <w:left w:val="single" w:color="D9D9D9" w:sz="4" w:space="0"/>
-          <w:bottom w:val="single" w:color="D9D9D9" w:sz="4" w:space="0"/>
-          <w:right w:val="single" w:color="D9D9D9" w:sz="4" w:space="0"/>
-          <w:insideH w:val="single" w:color="D9D9D9" w:sz="4" w:space="0"/>
-          <w:insideV w:val="single" w:color="D9D9D9" w:sz="4" w:space="0"/>
-        </w:tblBorders>
-        <w:tblLayout w:type="fixed"/>
-        <w:tblCellMar>
-          <w:top w:w="60" w:type="dxa"/>
-          <w:left w:w="90" w:type="dxa"/>
-          <w:bottom w:w="60" w:type="dxa"/>
-          <w:right w:w="90" w:type="dxa"/>
-        </w:tblCellMar>
-      </w:tblPr>
-      <w:tblGrid>
-        <w:gridCol w:w="2300"/>
-        <w:gridCol w:w="1500"/>
-        <w:gridCol w:w="1500"/>
-        <w:gridCol w:w="1750"/>
-        <w:gridCol w:w="2000"/>
-      </w:tblGrid>
-      <w:tr>
-        <w:tblPrEx>
-          <w:tblBorders>
-            <w:top w:val="single" w:color="D9D9D9" w:sz="4" w:space="0"/>
-            <w:left w:val="single" w:color="D9D9D9" w:sz="4" w:space="0"/>
-            <w:bottom w:val="single" w:color="D9D9D9" w:sz="4" w:space="0"/>
-            <w:right w:val="single" w:color="D9D9D9" w:sz="4" w:space="0"/>
-            <w:insideH w:val="single" w:color="D9D9D9" w:sz="4" w:space="0"/>
-            <w:insideV w:val="single" w:color="D9D9D9" w:sz="4" w:space="0"/>
-          </w:tblBorders>
-        </w:tblPrEx>
-        <w:trPr>
-          <w:cantSplit/>
-          <w:tblHeader/>
-        </w:trPr>
-        <w:tc>
-          <w:tcPr>
-            <w:tcW w:w="2300" w:type="dxa"/>
-            <w:shd w:val="clear" w:color="auto" w:fill="DCE6EF"/>
-            <w:vAlign w:val="center"/>
-          </w:tcPr>
-          <w:p>
-            <w:pPr>
-              <w:pStyle w:val="10"/>
-              <w:jc w:val="left"/>
-            </w:pPr>
-            <w:r>
-              <w:rPr>
-                <w:b/>
-              </w:rPr>
-              <w:t>A contre Naive</w:t>
-            </w:r>
-          </w:p>
-        </w:tc>
-        <w:tc>
-          <w:tcPr>
-            <w:tcW w:w="1500" w:type="dxa"/>
-            <w:shd w:val="clear" w:color="auto" w:fill="DCE6EF"/>
-            <w:vAlign w:val="center"/>
-          </w:tcPr>
-          <w:p>
-            <w:pPr>
-              <w:pStyle w:val="10"/>
-              <w:jc w:val="center"/>
-            </w:pPr>
-            <w:r>
-              <w:rPr>
-                <w:b/>
-              </w:rPr>
-              <w:t>h</w:t>
-            </w:r>
-          </w:p>
-        </w:tc>
-        <w:tc>
-          <w:tcPr>
-            <w:tcW w:w="1500" w:type="dxa"/>
-            <w:shd w:val="clear" w:color="auto" w:fill="DCE6EF"/>
-            <w:vAlign w:val="center"/>
-          </w:tcPr>
-          <w:p>
-            <w:pPr>
-              <w:pStyle w:val="10"/>
-              <w:jc w:val="center"/>
-            </w:pPr>
-            <w:r>
-              <w:rPr>
-                <w:b/>
-              </w:rPr>
-              <w:t>p brute</w:t>
-            </w:r>
-          </w:p>
-        </w:tc>
-        <w:tc>
-          <w:tcPr>
-            <w:tcW w:w="1750" w:type="dxa"/>
-            <w:shd w:val="clear" w:color="auto" w:fill="DCE6EF"/>
-            <w:vAlign w:val="center"/>
-          </w:tcPr>
-          <w:p>
-            <w:pPr>
-              <w:pStyle w:val="10"/>
-              <w:jc w:val="center"/>
-            </w:pPr>
-            <w:r>
-              <w:rPr>
-                <w:b/>
-              </w:rPr>
-              <w:t>p Holm</w:t>
-            </w:r>
-          </w:p>
-        </w:tc>
-        <w:tc>
-          <w:tcPr>
-            <w:tcW w:w="2000" w:type="dxa"/>
-            <w:shd w:val="clear" w:color="auto" w:fill="DCE6EF"/>
-            <w:vAlign w:val="center"/>
-          </w:tcPr>
-          <w:p>
-            <w:pPr>
-              <w:pStyle w:val="10"/>
-              <w:jc w:val="center"/>
-            </w:pPr>
-            <w:r>
-              <w:rPr>
-                <w:b/>
-              </w:rPr>
-              <w:t>Conclusion</w:t>
-            </w:r>
-          </w:p>
-        </w:tc>
-      </w:tr>
-      <w:tr>
-        <w:tblPrEx>
-          <w:tblBorders>
-            <w:top w:val="single" w:color="D9D9D9" w:sz="4" w:space="0"/>
-            <w:left w:val="single" w:color="D9D9D9" w:sz="4" w:space="0"/>
-            <w:bottom w:val="single" w:color="D9D9D9" w:sz="4" w:space="0"/>
-            <w:right w:val="single" w:color="D9D9D9" w:sz="4" w:space="0"/>
-            <w:insideH w:val="single" w:color="D9D9D9" w:sz="4" w:space="0"/>
-            <w:insideV w:val="single" w:color="D9D9D9" w:sz="4" w:space="0"/>
-          </w:tblBorders>
-          <w:tblCellMar>
-            <w:top w:w="60" w:type="dxa"/>
-            <w:left w:w="90" w:type="dxa"/>
-            <w:bottom w:w="60" w:type="dxa"/>
-            <w:right w:w="90" w:type="dxa"/>
-          </w:tblCellMar>
-        </w:tblPrEx>
-        <w:trPr>
-          <w:cantSplit/>
-        </w:trPr>
-        <w:tc>
-          <w:tcPr>
-            <w:tcW w:w="2300" w:type="dxa"/>
-            <w:shd w:val="clear" w:color="auto" w:fill="FFFFFF"/>
-            <w:vAlign w:val="center"/>
-          </w:tcPr>
-          <w:p>
-            <w:pPr>
-              <w:pStyle w:val="10"/>
-              <w:jc w:val="left"/>
-            </w:pPr>
-            <w:r>
-              <w:t>ARIMA(2,1,2)</w:t>
-            </w:r>
-          </w:p>
-        </w:tc>
-        <w:tc>
-          <w:tcPr>
-            <w:tcW w:w="1500" w:type="dxa"/>
-            <w:shd w:val="clear" w:color="auto" w:fill="FFFFFF"/>
-            <w:vAlign w:val="center"/>
-          </w:tcPr>
-          <w:p>
-            <w:pPr>
-              <w:pStyle w:val="10"/>
-              <w:jc w:val="center"/>
-            </w:pPr>
-            <w:r>
-              <w:t>5</w:t>
-            </w:r>
-          </w:p>
-        </w:tc>
-        <w:tc>
-          <w:tcPr>
-            <w:tcW w:w="1500" w:type="dxa"/>
-            <w:shd w:val="clear" w:color="auto" w:fill="FFFFFF"/>
-            <w:vAlign w:val="center"/>
-          </w:tcPr>
-          <w:p>
-            <w:pPr>
-              <w:pStyle w:val="10"/>
-              <w:jc w:val="center"/>
-            </w:pPr>
-            <w:r>
-              <w:t>0,96563</w:t>
-            </w:r>
-          </w:p>
-        </w:tc>
-        <w:tc>
-          <w:tcPr>
-            <w:tcW w:w="1750" w:type="dxa"/>
-            <w:shd w:val="clear" w:color="auto" w:fill="FFFFFF"/>
-            <w:vAlign w:val="center"/>
-          </w:tcPr>
-          <w:p>
-            <w:pPr>
-              <w:pStyle w:val="10"/>
-              <w:jc w:val="center"/>
-            </w:pPr>
-            <w:r>
-              <w:t>1</w:t>
-            </w:r>
-          </w:p>
-        </w:tc>
-        <w:tc>
-          <w:tcPr>
-            <w:tcW w:w="2000" w:type="dxa"/>
-            <w:shd w:val="clear" w:color="auto" w:fill="FFFFFF"/>
-            <w:vAlign w:val="center"/>
-          </w:tcPr>
-          <w:p>
-            <w:pPr>
-              <w:pStyle w:val="10"/>
-              <w:jc w:val="center"/>
-            </w:pPr>
-            <w:r>
-              <w:t>Non rejet</w:t>
-            </w:r>
-          </w:p>
-        </w:tc>
-      </w:tr>
-      <w:tr>
-        <w:tblPrEx>
-          <w:tblBorders>
-            <w:top w:val="single" w:color="D9D9D9" w:sz="4" w:space="0"/>
-            <w:left w:val="single" w:color="D9D9D9" w:sz="4" w:space="0"/>
-            <w:bottom w:val="single" w:color="D9D9D9" w:sz="4" w:space="0"/>
-            <w:right w:val="single" w:color="D9D9D9" w:sz="4" w:space="0"/>
-            <w:insideH w:val="single" w:color="D9D9D9" w:sz="4" w:space="0"/>
-            <w:insideV w:val="single" w:color="D9D9D9" w:sz="4" w:space="0"/>
-          </w:tblBorders>
-          <w:tblCellMar>
-            <w:top w:w="60" w:type="dxa"/>
-            <w:left w:w="90" w:type="dxa"/>
-            <w:bottom w:w="60" w:type="dxa"/>
-            <w:right w:w="90" w:type="dxa"/>
-          </w:tblCellMar>
-        </w:tblPrEx>
-        <w:trPr>
-          <w:cantSplit/>
-        </w:trPr>
-        <w:tc>
-          <w:tcPr>
-            <w:tcW w:w="2300" w:type="dxa"/>
-            <w:shd w:val="clear" w:color="auto" w:fill="F4F6F8"/>
-            <w:vAlign w:val="center"/>
-          </w:tcPr>
-          <w:p>
-            <w:pPr>
-              <w:pStyle w:val="10"/>
-              <w:jc w:val="left"/>
-            </w:pPr>
-            <w:r>
-              <w:t>VAR(9)</w:t>
-            </w:r>
-          </w:p>
-        </w:tc>
-        <w:tc>
-          <w:tcPr>
-            <w:tcW w:w="1500" w:type="dxa"/>
-            <w:shd w:val="clear" w:color="auto" w:fill="F4F6F8"/>
-            <w:vAlign w:val="center"/>
-          </w:tcPr>
-          <w:p>
-            <w:pPr>
-              <w:pStyle w:val="10"/>
-              <w:jc w:val="center"/>
-            </w:pPr>
-            <w:r>
-              <w:t>5</w:t>
-            </w:r>
-          </w:p>
-        </w:tc>
-        <w:tc>
-          <w:tcPr>
-            <w:tcW w:w="1500" w:type="dxa"/>
-            <w:shd w:val="clear" w:color="auto" w:fill="F4F6F8"/>
-            <w:vAlign w:val="center"/>
-          </w:tcPr>
-          <w:p>
-            <w:pPr>
-              <w:pStyle w:val="10"/>
-              <w:jc w:val="center"/>
-            </w:pPr>
-            <w:r>
-              <w:t>0,768531</w:t>
-            </w:r>
-          </w:p>
-        </w:tc>
-        <w:tc>
-          <w:tcPr>
-            <w:tcW w:w="1750" w:type="dxa"/>
-            <w:shd w:val="clear" w:color="auto" w:fill="F4F6F8"/>
-            <w:vAlign w:val="center"/>
-          </w:tcPr>
-          <w:p>
-            <w:pPr>
-              <w:pStyle w:val="10"/>
-              <w:jc w:val="center"/>
-            </w:pPr>
-            <w:r>
-              <w:t>1</w:t>
-            </w:r>
-          </w:p>
-        </w:tc>
-        <w:tc>
-          <w:tcPr>
-            <w:tcW w:w="2000" w:type="dxa"/>
-            <w:shd w:val="clear" w:color="auto" w:fill="F4F6F8"/>
-            <w:vAlign w:val="center"/>
-          </w:tcPr>
-          <w:p>
-            <w:pPr>
-              <w:pStyle w:val="10"/>
-              <w:jc w:val="center"/>
-            </w:pPr>
-            <w:r>
-              <w:t>Non rejet</w:t>
-            </w:r>
-          </w:p>
-        </w:tc>
-      </w:tr>
-      <w:tr>
-        <w:tblPrEx>
-          <w:tblBorders>
-            <w:top w:val="single" w:color="D9D9D9" w:sz="4" w:space="0"/>
-            <w:left w:val="single" w:color="D9D9D9" w:sz="4" w:space="0"/>
-            <w:bottom w:val="single" w:color="D9D9D9" w:sz="4" w:space="0"/>
-            <w:right w:val="single" w:color="D9D9D9" w:sz="4" w:space="0"/>
-            <w:insideH w:val="single" w:color="D9D9D9" w:sz="4" w:space="0"/>
-            <w:insideV w:val="single" w:color="D9D9D9" w:sz="4" w:space="0"/>
-          </w:tblBorders>
-          <w:tblCellMar>
-            <w:top w:w="60" w:type="dxa"/>
-            <w:left w:w="90" w:type="dxa"/>
-            <w:bottom w:w="60" w:type="dxa"/>
-            <w:right w:w="90" w:type="dxa"/>
-          </w:tblCellMar>
-        </w:tblPrEx>
-        <w:trPr>
-          <w:cantSplit/>
-        </w:trPr>
-        <w:tc>
-          <w:tcPr>
-            <w:tcW w:w="2300" w:type="dxa"/>
-            <w:shd w:val="clear" w:color="auto" w:fill="FFFFFF"/>
-            <w:vAlign w:val="center"/>
-          </w:tcPr>
-          <w:p>
-            <w:pPr>
-              <w:pStyle w:val="10"/>
-              <w:jc w:val="left"/>
-            </w:pPr>
-            <w:r>
-              <w:t>LSTM C</w:t>
-            </w:r>
-          </w:p>
-        </w:tc>
-        <w:tc>
-          <w:tcPr>
-            <w:tcW w:w="1500" w:type="dxa"/>
-            <w:shd w:val="clear" w:color="auto" w:fill="FFFFFF"/>
-            <w:vAlign w:val="center"/>
-          </w:tcPr>
-          <w:p>
-            <w:pPr>
-              <w:pStyle w:val="10"/>
-              <w:jc w:val="center"/>
-            </w:pPr>
-            <w:r>
-              <w:t>5</w:t>
-            </w:r>
-          </w:p>
-        </w:tc>
-        <w:tc>
-          <w:tcPr>
-            <w:tcW w:w="1500" w:type="dxa"/>
-            <w:shd w:val="clear" w:color="auto" w:fill="FFFFFF"/>
-            <w:vAlign w:val="center"/>
-          </w:tcPr>
-          <w:p>
-            <w:pPr>
-              <w:pStyle w:val="10"/>
-              <w:jc w:val="center"/>
-            </w:pPr>
-            <w:r>
-              <w:t>1,21421e-05</w:t>
-            </w:r>
-          </w:p>
-        </w:tc>
-        <w:tc>
-          <w:tcPr>
-            <w:tcW w:w="1750" w:type="dxa"/>
-            <w:shd w:val="clear" w:color="auto" w:fill="FFFFFF"/>
-            <w:vAlign w:val="center"/>
-          </w:tcPr>
-          <w:p>
-            <w:pPr>
-              <w:pStyle w:val="10"/>
-              <w:jc w:val="center"/>
-            </w:pPr>
-            <w:r>
-              <w:t>4,85686e-05</w:t>
-            </w:r>
-          </w:p>
-        </w:tc>
-        <w:tc>
-          <w:tcPr>
-            <w:tcW w:w="2000" w:type="dxa"/>
-            <w:shd w:val="clear" w:color="auto" w:fill="FFFFFF"/>
-            <w:vAlign w:val="center"/>
-          </w:tcPr>
-          <w:p>
-            <w:pPr>
-              <w:pStyle w:val="10"/>
-              <w:jc w:val="center"/>
-            </w:pPr>
-            <w:r>
-              <w:t>Naive</w:t>
-            </w:r>
-          </w:p>
-        </w:tc>
-      </w:tr>
-      <w:tr>
-        <w:tblPrEx>
-          <w:tblBorders>
-            <w:top w:val="single" w:color="D9D9D9" w:sz="4" w:space="0"/>
-            <w:left w:val="single" w:color="D9D9D9" w:sz="4" w:space="0"/>
-            <w:bottom w:val="single" w:color="D9D9D9" w:sz="4" w:space="0"/>
-            <w:right w:val="single" w:color="D9D9D9" w:sz="4" w:space="0"/>
-            <w:insideH w:val="single" w:color="D9D9D9" w:sz="4" w:space="0"/>
-            <w:insideV w:val="single" w:color="D9D9D9" w:sz="4" w:space="0"/>
-          </w:tblBorders>
-          <w:tblCellMar>
-            <w:top w:w="60" w:type="dxa"/>
-            <w:left w:w="90" w:type="dxa"/>
-            <w:bottom w:w="60" w:type="dxa"/>
-            <w:right w:w="90" w:type="dxa"/>
-          </w:tblCellMar>
-        </w:tblPrEx>
-        <w:trPr>
-          <w:cantSplit/>
-        </w:trPr>
-        <w:tc>
-          <w:tcPr>
-            <w:tcW w:w="2300" w:type="dxa"/>
-            <w:shd w:val="clear" w:color="auto" w:fill="F4F6F8"/>
-            <w:vAlign w:val="center"/>
-          </w:tcPr>
-          <w:p>
-            <w:pPr>
-              <w:pStyle w:val="10"/>
-              <w:jc w:val="left"/>
-            </w:pPr>
-            <w:r>
-              <w:t>GRU C</w:t>
-            </w:r>
-          </w:p>
-        </w:tc>
-        <w:tc>
-          <w:tcPr>
-            <w:tcW w:w="1500" w:type="dxa"/>
-            <w:shd w:val="clear" w:color="auto" w:fill="F4F6F8"/>
-            <w:vAlign w:val="center"/>
-          </w:tcPr>
-          <w:p>
-            <w:pPr>
-              <w:pStyle w:val="10"/>
-              <w:jc w:val="center"/>
-            </w:pPr>
-            <w:r>
-              <w:t>5</w:t>
-            </w:r>
-          </w:p>
-        </w:tc>
-        <w:tc>
-          <w:tcPr>
-            <w:tcW w:w="1500" w:type="dxa"/>
-            <w:shd w:val="clear" w:color="auto" w:fill="F4F6F8"/>
-            <w:vAlign w:val="center"/>
-          </w:tcPr>
-          <w:p>
-            <w:pPr>
-              <w:pStyle w:val="10"/>
-              <w:jc w:val="center"/>
-            </w:pPr>
-            <w:r>
-              <w:t>0,000191962</w:t>
-            </w:r>
-          </w:p>
-        </w:tc>
-        <w:tc>
-          <w:tcPr>
-            <w:tcW w:w="1750" w:type="dxa"/>
-            <w:shd w:val="clear" w:color="auto" w:fill="F4F6F8"/>
-            <w:vAlign w:val="center"/>
-          </w:tcPr>
-          <w:p>
-            <w:pPr>
-              <w:pStyle w:val="10"/>
-              <w:jc w:val="center"/>
-            </w:pPr>
-            <w:r>
-              <w:t>0,000575887</w:t>
-            </w:r>
-          </w:p>
-        </w:tc>
-        <w:tc>
-          <w:tcPr>
-            <w:tcW w:w="2000" w:type="dxa"/>
-            <w:shd w:val="clear" w:color="auto" w:fill="F4F6F8"/>
-            <w:vAlign w:val="center"/>
-          </w:tcPr>
-          <w:p>
-            <w:pPr>
-              <w:pStyle w:val="10"/>
-              <w:jc w:val="center"/>
-            </w:pPr>
-            <w:r>
-              <w:t>Naive</w:t>
-            </w:r>
-          </w:p>
-        </w:tc>
-      </w:tr>
-      <w:tr>
-        <w:tblPrEx>
-          <w:tblBorders>
-            <w:top w:val="single" w:color="D9D9D9" w:sz="4" w:space="0"/>
-            <w:left w:val="single" w:color="D9D9D9" w:sz="4" w:space="0"/>
-            <w:bottom w:val="single" w:color="D9D9D9" w:sz="4" w:space="0"/>
-            <w:right w:val="single" w:color="D9D9D9" w:sz="4" w:space="0"/>
-            <w:insideH w:val="single" w:color="D9D9D9" w:sz="4" w:space="0"/>
-            <w:insideV w:val="single" w:color="D9D9D9" w:sz="4" w:space="0"/>
-          </w:tblBorders>
-          <w:tblCellMar>
-            <w:top w:w="60" w:type="dxa"/>
-            <w:left w:w="90" w:type="dxa"/>
-            <w:bottom w:w="60" w:type="dxa"/>
-            <w:right w:w="90" w:type="dxa"/>
-          </w:tblCellMar>
-        </w:tblPrEx>
-        <w:trPr>
-          <w:cantSplit/>
-        </w:trPr>
-        <w:tc>
-          <w:tcPr>
-            <w:tcW w:w="2300" w:type="dxa"/>
-            <w:shd w:val="clear" w:color="auto" w:fill="FFFFFF"/>
-            <w:vAlign w:val="center"/>
-          </w:tcPr>
-          <w:p>
-            <w:pPr>
-              <w:pStyle w:val="10"/>
-              <w:jc w:val="left"/>
-            </w:pPr>
-            <w:r>
-              <w:t>ARIMA(2,1,2)</w:t>
-            </w:r>
-          </w:p>
-        </w:tc>
-        <w:tc>
-          <w:tcPr>
-            <w:tcW w:w="1500" w:type="dxa"/>
-            <w:shd w:val="clear" w:color="auto" w:fill="FFFFFF"/>
-            <w:vAlign w:val="center"/>
-          </w:tcPr>
-          <w:p>
-            <w:pPr>
-              <w:pStyle w:val="10"/>
-              <w:jc w:val="center"/>
-            </w:pPr>
-            <w:r>
-              <w:t>10</w:t>
-            </w:r>
-          </w:p>
-        </w:tc>
-        <w:tc>
-          <w:tcPr>
-            <w:tcW w:w="1500" w:type="dxa"/>
-            <w:shd w:val="clear" w:color="auto" w:fill="FFFFFF"/>
-            <w:vAlign w:val="center"/>
-          </w:tcPr>
-          <w:p>
-            <w:pPr>
-              <w:pStyle w:val="10"/>
-              <w:jc w:val="center"/>
-            </w:pPr>
-            <w:r>
-              <w:t>0,936111</w:t>
-            </w:r>
-          </w:p>
-        </w:tc>
-        <w:tc>
-          <w:tcPr>
-            <w:tcW w:w="1750" w:type="dxa"/>
-            <w:shd w:val="clear" w:color="auto" w:fill="FFFFFF"/>
-            <w:vAlign w:val="center"/>
-          </w:tcPr>
-          <w:p>
-            <w:pPr>
-              <w:pStyle w:val="10"/>
-              <w:jc w:val="center"/>
-            </w:pPr>
-            <w:r>
-              <w:t>1</w:t>
-            </w:r>
-          </w:p>
-        </w:tc>
-        <w:tc>
-          <w:tcPr>
-            <w:tcW w:w="2000" w:type="dxa"/>
-            <w:shd w:val="clear" w:color="auto" w:fill="FFFFFF"/>
-            <w:vAlign w:val="center"/>
-          </w:tcPr>
-          <w:p>
-            <w:pPr>
-              <w:pStyle w:val="10"/>
-              <w:jc w:val="center"/>
-            </w:pPr>
-            <w:r>
-              <w:t>Non rejet</w:t>
-            </w:r>
-          </w:p>
-        </w:tc>
-      </w:tr>
-      <w:tr>
-        <w:tblPrEx>
-          <w:tblBorders>
-            <w:top w:val="single" w:color="D9D9D9" w:sz="4" w:space="0"/>
-            <w:left w:val="single" w:color="D9D9D9" w:sz="4" w:space="0"/>
-            <w:bottom w:val="single" w:color="D9D9D9" w:sz="4" w:space="0"/>
-            <w:right w:val="single" w:color="D9D9D9" w:sz="4" w:space="0"/>
-            <w:insideH w:val="single" w:color="D9D9D9" w:sz="4" w:space="0"/>
-            <w:insideV w:val="single" w:color="D9D9D9" w:sz="4" w:space="0"/>
-          </w:tblBorders>
-          <w:tblCellMar>
-            <w:top w:w="60" w:type="dxa"/>
-            <w:left w:w="90" w:type="dxa"/>
-            <w:bottom w:w="60" w:type="dxa"/>
-            <w:right w:w="90" w:type="dxa"/>
-          </w:tblCellMar>
-        </w:tblPrEx>
-        <w:trPr>
-          <w:cantSplit/>
-        </w:trPr>
-        <w:tc>
-          <w:tcPr>
-            <w:tcW w:w="2300" w:type="dxa"/>
-            <w:shd w:val="clear" w:color="auto" w:fill="F4F6F8"/>
-            <w:vAlign w:val="center"/>
-          </w:tcPr>
-          <w:p>
-            <w:pPr>
-              <w:pStyle w:val="10"/>
-              <w:jc w:val="left"/>
-            </w:pPr>
-            <w:r>
-              <w:t>VAR(9)</w:t>
-            </w:r>
-          </w:p>
-        </w:tc>
-        <w:tc>
-          <w:tcPr>
-            <w:tcW w:w="1500" w:type="dxa"/>
-            <w:shd w:val="clear" w:color="auto" w:fill="F4F6F8"/>
-            <w:vAlign w:val="center"/>
-          </w:tcPr>
-          <w:p>
-            <w:pPr>
-              <w:pStyle w:val="10"/>
-              <w:jc w:val="center"/>
-            </w:pPr>
-            <w:r>
-              <w:t>10</w:t>
-            </w:r>
-          </w:p>
-        </w:tc>
-        <w:tc>
-          <w:tcPr>
-            <w:tcW w:w="1500" w:type="dxa"/>
-            <w:shd w:val="clear" w:color="auto" w:fill="F4F6F8"/>
-            <w:vAlign w:val="center"/>
-          </w:tcPr>
-          <w:p>
-            <w:pPr>
-              <w:pStyle w:val="10"/>
-              <w:jc w:val="center"/>
-            </w:pPr>
-            <w:r>
-              <w:t>0,97401</w:t>
-            </w:r>
-          </w:p>
-        </w:tc>
-        <w:tc>
-          <w:tcPr>
-            <w:tcW w:w="1750" w:type="dxa"/>
-            <w:shd w:val="clear" w:color="auto" w:fill="F4F6F8"/>
-            <w:vAlign w:val="center"/>
-          </w:tcPr>
-          <w:p>
-            <w:pPr>
-              <w:pStyle w:val="10"/>
-              <w:jc w:val="center"/>
-            </w:pPr>
-            <w:r>
-              <w:t>1</w:t>
-            </w:r>
-          </w:p>
-        </w:tc>
-        <w:tc>
-          <w:tcPr>
-            <w:tcW w:w="2000" w:type="dxa"/>
-            <w:shd w:val="clear" w:color="auto" w:fill="F4F6F8"/>
-            <w:vAlign w:val="center"/>
-          </w:tcPr>
-          <w:p>
-            <w:pPr>
-              <w:pStyle w:val="10"/>
-              <w:jc w:val="center"/>
-            </w:pPr>
-            <w:r>
-              <w:t>Non rejet</w:t>
-            </w:r>
-          </w:p>
-        </w:tc>
-      </w:tr>
-      <w:tr>
-        <w:tblPrEx>
-          <w:tblBorders>
-            <w:top w:val="single" w:color="D9D9D9" w:sz="4" w:space="0"/>
-            <w:left w:val="single" w:color="D9D9D9" w:sz="4" w:space="0"/>
-            <w:bottom w:val="single" w:color="D9D9D9" w:sz="4" w:space="0"/>
-            <w:right w:val="single" w:color="D9D9D9" w:sz="4" w:space="0"/>
-            <w:insideH w:val="single" w:color="D9D9D9" w:sz="4" w:space="0"/>
-            <w:insideV w:val="single" w:color="D9D9D9" w:sz="4" w:space="0"/>
-          </w:tblBorders>
-          <w:tblCellMar>
-            <w:top w:w="60" w:type="dxa"/>
-            <w:left w:w="90" w:type="dxa"/>
-            <w:bottom w:w="60" w:type="dxa"/>
-            <w:right w:w="90" w:type="dxa"/>
-          </w:tblCellMar>
-        </w:tblPrEx>
-        <w:trPr>
-          <w:cantSplit/>
-        </w:trPr>
-        <w:tc>
-          <w:tcPr>
-            <w:tcW w:w="2300" w:type="dxa"/>
-            <w:shd w:val="clear" w:color="auto" w:fill="FFFFFF"/>
-            <w:vAlign w:val="center"/>
-          </w:tcPr>
-          <w:p>
-            <w:pPr>
-              <w:pStyle w:val="10"/>
-              <w:jc w:val="left"/>
-            </w:pPr>
-            <w:r>
-              <w:t>LSTM C</w:t>
-            </w:r>
-          </w:p>
-        </w:tc>
-        <w:tc>
-          <w:tcPr>
-            <w:tcW w:w="1500" w:type="dxa"/>
-            <w:shd w:val="clear" w:color="auto" w:fill="FFFFFF"/>
-            <w:vAlign w:val="center"/>
-          </w:tcPr>
-          <w:p>
-            <w:pPr>
-              <w:pStyle w:val="10"/>
-              <w:jc w:val="center"/>
-            </w:pPr>
-            <w:r>
-              <w:t>10</w:t>
-            </w:r>
-          </w:p>
-        </w:tc>
-        <w:tc>
-          <w:tcPr>
-            <w:tcW w:w="1500" w:type="dxa"/>
-            <w:shd w:val="clear" w:color="auto" w:fill="FFFFFF"/>
-            <w:vAlign w:val="center"/>
-          </w:tcPr>
-          <w:p>
-            <w:pPr>
-              <w:pStyle w:val="10"/>
-              <w:jc w:val="center"/>
-            </w:pPr>
-            <w:r>
-              <w:t>0,0747353</w:t>
-            </w:r>
-          </w:p>
-        </w:tc>
-        <w:tc>
-          <w:tcPr>
-            <w:tcW w:w="1750" w:type="dxa"/>
-            <w:shd w:val="clear" w:color="auto" w:fill="FFFFFF"/>
-            <w:vAlign w:val="center"/>
-          </w:tcPr>
-          <w:p>
-            <w:pPr>
-              <w:pStyle w:val="10"/>
-              <w:jc w:val="center"/>
-            </w:pPr>
-            <w:r>
-              <w:t>0,224206</w:t>
-            </w:r>
-          </w:p>
-        </w:tc>
-        <w:tc>
-          <w:tcPr>
-            <w:tcW w:w="2000" w:type="dxa"/>
-            <w:shd w:val="clear" w:color="auto" w:fill="FFFFFF"/>
-            <w:vAlign w:val="center"/>
-          </w:tcPr>
-          <w:p>
-            <w:pPr>
-              <w:pStyle w:val="10"/>
-              <w:jc w:val="center"/>
-            </w:pPr>
-            <w:r>
-              <w:t>Non rejet</w:t>
-            </w:r>
-          </w:p>
-        </w:tc>
-      </w:tr>
-      <w:tr>
-        <w:tblPrEx>
-          <w:tblBorders>
-            <w:top w:val="single" w:color="D9D9D9" w:sz="4" w:space="0"/>
-            <w:left w:val="single" w:color="D9D9D9" w:sz="4" w:space="0"/>
-            <w:bottom w:val="single" w:color="D9D9D9" w:sz="4" w:space="0"/>
-            <w:right w:val="single" w:color="D9D9D9" w:sz="4" w:space="0"/>
-            <w:insideH w:val="single" w:color="D9D9D9" w:sz="4" w:space="0"/>
-            <w:insideV w:val="single" w:color="D9D9D9" w:sz="4" w:space="0"/>
-          </w:tblBorders>
-          <w:tblCellMar>
-            <w:top w:w="60" w:type="dxa"/>
-            <w:left w:w="90" w:type="dxa"/>
-            <w:bottom w:w="60" w:type="dxa"/>
-            <w:right w:w="90" w:type="dxa"/>
-          </w:tblCellMar>
-        </w:tblPrEx>
-        <w:trPr>
-          <w:cantSplit/>
-        </w:trPr>
-        <w:tc>
-          <w:tcPr>
-            <w:tcW w:w="2300" w:type="dxa"/>
-            <w:shd w:val="clear" w:color="auto" w:fill="F4F6F8"/>
-            <w:vAlign w:val="center"/>
-          </w:tcPr>
-          <w:p>
-            <w:pPr>
-              <w:pStyle w:val="10"/>
-              <w:jc w:val="left"/>
-            </w:pPr>
-            <w:r>
-              <w:t>GRU C</w:t>
-            </w:r>
-          </w:p>
-        </w:tc>
-        <w:tc>
-          <w:tcPr>
-            <w:tcW w:w="1500" w:type="dxa"/>
-            <w:shd w:val="clear" w:color="auto" w:fill="F4F6F8"/>
-            <w:vAlign w:val="center"/>
-          </w:tcPr>
-          <w:p>
-            <w:pPr>
-              <w:pStyle w:val="10"/>
-              <w:jc w:val="center"/>
-            </w:pPr>
-            <w:r>
-              <w:t>10</w:t>
-            </w:r>
-          </w:p>
-        </w:tc>
-        <w:tc>
-          <w:tcPr>
-            <w:tcW w:w="1500" w:type="dxa"/>
-            <w:shd w:val="clear" w:color="auto" w:fill="F4F6F8"/>
-            <w:vAlign w:val="center"/>
-          </w:tcPr>
-          <w:p>
-            <w:pPr>
-              <w:pStyle w:val="10"/>
-              <w:jc w:val="center"/>
-            </w:pPr>
-            <w:r>
-              <w:t>0,00124138</w:t>
-            </w:r>
-          </w:p>
-        </w:tc>
-        <w:tc>
-          <w:tcPr>
-            <w:tcW w:w="1750" w:type="dxa"/>
-            <w:shd w:val="clear" w:color="auto" w:fill="F4F6F8"/>
-            <w:vAlign w:val="center"/>
-          </w:tcPr>
-          <w:p>
-            <w:pPr>
-              <w:pStyle w:val="10"/>
-              <w:jc w:val="center"/>
-            </w:pPr>
-            <w:r>
-              <w:t>0,00496551</w:t>
-            </w:r>
-          </w:p>
-        </w:tc>
-        <w:tc>
-          <w:tcPr>
-            <w:tcW w:w="2000" w:type="dxa"/>
-            <w:shd w:val="clear" w:color="auto" w:fill="F4F6F8"/>
-            <w:vAlign w:val="center"/>
-          </w:tcPr>
-          <w:p>
-            <w:pPr>
-              <w:pStyle w:val="10"/>
-              <w:jc w:val="center"/>
-            </w:pPr>
-            <w:r>
-              <w:t>Naive</w:t>
-            </w:r>
-          </w:p>
-        </w:tc>
-      </w:tr>
-    </w:tbl>
-    <w:p>
-      <w:pPr>
-        <w:pStyle w:val="6"/>
-      </w:pPr>
-      <w:r>
-        <w:t xml:space="preserve">Tableau 7 — DM bilatéral des challengers contre Naive. Source : </w:t>
-      </w:r>
-      <w:r>
-        <w:rPr>
-          <w:sz w:val="18"/>
-        </w:rPr>
-        <w:t>outputs/tables/phase7_diebold_mariano.csv</w:t>
-      </w:r>
-      <w:r>
-        <w:t xml:space="preserve">, filtre </w:t>
-      </w:r>
-      <w:r>
-        <w:rPr>
-          <w:sz w:val="18"/>
-        </w:rPr>
-        <w:t>model_b=Naive</w:t>
-      </w:r>
-      <w:r>
-        <w:t>. Périmètre : 211 pertes appariées par horizon ; p-values sans unité, six chiffres significatifs. « Naive » signifie rejet à 5 % après Holm et perte moyenne plus faible pour Naive ; « non rejet » ne signifie pas équivalence.</w:t>
-      </w:r>
-    </w:p>
-    <w:p>
-      <w:r>
-        <w:t>ARIMA et VAR n’ont pas d’amélioration statistiquement soutenue face à Naive. À h5, les deux réseaux ont une perte significativement plus élevée après Holm ; à h10, c’est établi pour GRU, tandis que LSTM n’est pas rejeté. Les tests GRU/LSTM constituent une comparaison séparée avec p-values brutes, conservée dans le CSV complet. Un non-rejet DM ne prouve pas la même précision : puissance, dépendance, queues lourdes et modèles imbriqués limitent sa calibration.</w:t>
-      </w:r>
-    </w:p>
-    <w:p>
-      <w:r>
-        <w:t xml:space="preserve">La règle exige RMSE et MAE non pires aux deux horizons, au moins 1 % de gain sur la moyenne des deux ratios RMSE, une baisse de perte soutenue par Holm à au moins un horizon et aucun horizon significativement pire. ARIMA a un ratio moyen RMSE de 0,998485622, soit seulement 0,1514 % de gain, une MAE moins bonne et aucun soutien DM. Aucun challenger n’est éligible : </w:t>
-      </w:r>
-      <w:r>
-        <w:rPr>
-          <w:b/>
-        </w:rPr>
-        <w:t>le modèle final recommandé est Naive</w:t>
-      </w:r>
-      <w:r>
-        <w:t>. Ce choix ne prétend ni à une optimalité universelle, ni à un vrai processus générateur de marche aléatoire.</w:t>
-      </w:r>
-    </w:p>
-    <w:p>
-      <w:r>
-        <w:t>Les intervalles ARIMA nominalement à 95 % couvrent 100 % des cibles observées, avec des largeurs moyennes de 54,202430 USD à h5 et 77,390142 à h10. Des intervalles larges et chevauchants n’établissent pas une calibration future. Ils ne remplacent pas les diagnostics historiques d’ARCH et de non-normalité.</w:t>
-      </w:r>
-    </w:p>
-    <w:p>
-      <w:pPr>
-        <w:pStyle w:val="6"/>
-      </w:pPr>
-      <w:r>
-        <w:t xml:space="preserve">Sources : </w:t>
-      </w:r>
-      <w:r>
-        <w:rPr>
-          <w:sz w:val="18"/>
-        </w:rPr>
-        <w:t>outputs/tables/phase7_recommendation_checks.csv</w:t>
-      </w:r>
-      <w:r>
-        <w:t xml:space="preserve">, </w:t>
-      </w:r>
-      <w:r>
-        <w:rPr>
-          <w:sz w:val="18"/>
-        </w:rPr>
-        <w:t>outputs/tables/phase7_final_model_recommendation.csv</w:t>
-      </w:r>
-      <w:r>
-        <w:t xml:space="preserve">, </w:t>
-      </w:r>
-      <w:r>
-        <w:rPr>
-          <w:sz w:val="18"/>
-        </w:rPr>
-        <w:t>outputs/tables/phase7_arima_interval_coverage.csv</w:t>
-      </w:r>
-      <w:r>
-        <w:t>.</w:t>
-      </w:r>
-    </w:p>
-    <w:p>
-      <w:pPr>
-        <w:spacing w:before="0" w:after="0" w:line="1" w:lineRule="exact"/>
-      </w:pPr>
-      <w:r>
-        <w:rPr>
-          <w:sz w:val="1"/>
-        </w:rPr>
-        <w:br w:type="page"/>
-      </w:r>
-    </w:p>
-    <w:p>
-      <w:pPr>
-        <w:pStyle w:val="2"/>
-      </w:pPr>
-      <w:bookmarkStart w:id="58" w:name="section30"/>
-      <w:bookmarkStart w:id="59" w:name="_Toc888"/>
-      <w:r>
-        <w:t>9 IA générative et analyse critique</w:t>
-      </w:r>
-      <w:bookmarkEnd w:id="58"/>
-      <w:bookmarkEnd w:id="59"/>
-    </w:p>
-    <w:p>
-      <w:pPr>
-        <w:pStyle w:val="3"/>
-      </w:pPr>
-      <w:bookmarkStart w:id="60" w:name="section31"/>
-      <w:bookmarkStart w:id="61" w:name="_Toc2745"/>
-      <w:r>
-        <w:t>9.1 Une interprétation rétrospective structurée</w:t>
-      </w:r>
-      <w:bookmarkEnd w:id="60"/>
-      <w:bookmarkEnd w:id="61"/>
-    </w:p>
-    <w:p>
-      <w:r>
-        <w:t>Le LLM reçoit les faits après la modélisation et l’évaluation finale. Le prompt officiel demande quatre sections : A, hypothèses de modèles ; B, vulgarisation ; C, interprétation d’investissement simulée ; D, revue critique. Il contient les résultats, leurs sources et les précautions. Le LLM ne propose donc pas une sélection prospective indépendante ; il reformule un dossier déjà connu.</w:t>
-      </w:r>
-    </w:p>
-    <w:p>
-      <w:r>
-        <w:t>La section A relie stationnarité, dépendance et variance aux familles étudiées. B traduit les concepts pour un lecteur non technique. C conserve une simulation académique, sans allocation, ordre d’achat/vente ni rendement garanti. D rappelle la portée des non-rejets, les différences prix/risque et la décision Naive. Les formulations correctes contribuent à la synthèse, sans ajouter de résultat scientifique.</w:t>
-      </w:r>
-    </w:p>
-    <w:p>
-      <w:r>
-        <w:t>Les analyses de base ont été assistées puis revues par l’équipe. Elles ne constituent pas une évaluation humaine indépendante aveugle. La comparaison est documentaire et rétrospective, sans compétition expérimentale pure humain/IA. L’identité exacte du modèle, sa version et ses métadonnées de génération ne sont pas disponibles. Le commit d’enregistrement ne permet pas d’inférer l’heure de génération.</w:t>
-      </w:r>
-    </w:p>
-    <w:tbl>
-      <w:tblPr>
-        <w:tblStyle w:val="5"/>
-        <w:tblW w:w="9050" w:type="dxa"/>
-        <w:tblInd w:w="0" w:type="dxa"/>
-        <w:tblBorders>
-          <w:top w:val="single" w:color="D9D9D9" w:sz="4" w:space="0"/>
-          <w:left w:val="single" w:color="D9D9D9" w:sz="4" w:space="0"/>
-          <w:bottom w:val="single" w:color="D9D9D9" w:sz="4" w:space="0"/>
-          <w:right w:val="single" w:color="D9D9D9" w:sz="4" w:space="0"/>
-          <w:insideH w:val="single" w:color="D9D9D9" w:sz="4" w:space="0"/>
-          <w:insideV w:val="single" w:color="D9D9D9" w:sz="4" w:space="0"/>
-        </w:tblBorders>
-        <w:tblLayout w:type="fixed"/>
-        <w:tblCellMar>
-          <w:top w:w="60" w:type="dxa"/>
-          <w:left w:w="90" w:type="dxa"/>
-          <w:bottom w:w="60" w:type="dxa"/>
-          <w:right w:w="90" w:type="dxa"/>
-        </w:tblCellMar>
-      </w:tblPr>
-      <w:tblGrid>
-        <w:gridCol w:w="2900"/>
-        <w:gridCol w:w="1550"/>
-        <w:gridCol w:w="2300"/>
-        <w:gridCol w:w="2300"/>
-      </w:tblGrid>
-      <w:tr>
-        <w:tblPrEx>
-          <w:tblBorders>
-            <w:top w:val="single" w:color="D9D9D9" w:sz="4" w:space="0"/>
-            <w:left w:val="single" w:color="D9D9D9" w:sz="4" w:space="0"/>
-            <w:bottom w:val="single" w:color="D9D9D9" w:sz="4" w:space="0"/>
-            <w:right w:val="single" w:color="D9D9D9" w:sz="4" w:space="0"/>
-            <w:insideH w:val="single" w:color="D9D9D9" w:sz="4" w:space="0"/>
-            <w:insideV w:val="single" w:color="D9D9D9" w:sz="4" w:space="0"/>
-          </w:tblBorders>
-          <w:tblCellMar>
-            <w:top w:w="60" w:type="dxa"/>
-            <w:left w:w="90" w:type="dxa"/>
-            <w:bottom w:w="60" w:type="dxa"/>
-            <w:right w:w="90" w:type="dxa"/>
-          </w:tblCellMar>
-        </w:tblPrEx>
-        <w:trPr>
-          <w:cantSplit/>
-          <w:tblHeader/>
-        </w:trPr>
-        <w:tc>
-          <w:tcPr>
-            <w:tcW w:w="2900" w:type="dxa"/>
-            <w:shd w:val="clear" w:color="auto" w:fill="DCE6EF"/>
-            <w:vAlign w:val="center"/>
-          </w:tcPr>
-          <w:p>
-            <w:pPr>
-              <w:pStyle w:val="10"/>
-              <w:jc w:val="left"/>
-            </w:pPr>
-            <w:r>
-              <w:rPr>
-                <w:b/>
-              </w:rPr>
-              <w:t>Section</w:t>
-            </w:r>
-          </w:p>
-        </w:tc>
-        <w:tc>
-          <w:tcPr>
-            <w:tcW w:w="1550" w:type="dxa"/>
-            <w:shd w:val="clear" w:color="auto" w:fill="DCE6EF"/>
-            <w:vAlign w:val="center"/>
-          </w:tcPr>
-          <w:p>
-            <w:pPr>
-              <w:pStyle w:val="10"/>
-              <w:jc w:val="center"/>
-            </w:pPr>
-            <w:r>
-              <w:rPr>
-                <w:b/>
-              </w:rPr>
-              <w:t>Affirmations</w:t>
-            </w:r>
-          </w:p>
-        </w:tc>
-        <w:tc>
-          <w:tcPr>
-            <w:tcW w:w="2300" w:type="dxa"/>
-            <w:shd w:val="clear" w:color="auto" w:fill="DCE6EF"/>
-            <w:vAlign w:val="center"/>
-          </w:tcPr>
-          <w:p>
-            <w:pPr>
-              <w:pStyle w:val="10"/>
-              <w:jc w:val="center"/>
-            </w:pPr>
-            <w:r>
-              <w:rPr>
-                <w:b/>
-              </w:rPr>
-              <w:t>Supported</w:t>
-            </w:r>
-          </w:p>
-        </w:tc>
-        <w:tc>
-          <w:tcPr>
-            <w:tcW w:w="2300" w:type="dxa"/>
-            <w:shd w:val="clear" w:color="auto" w:fill="DCE6EF"/>
-            <w:vAlign w:val="center"/>
-          </w:tcPr>
-          <w:p>
-            <w:pPr>
-              <w:pStyle w:val="10"/>
-              <w:jc w:val="center"/>
-            </w:pPr>
-            <w:r>
-              <w:rPr>
-                <w:b/>
-              </w:rPr>
-              <w:t>Autres catégories détectées</w:t>
-            </w:r>
-          </w:p>
-        </w:tc>
-      </w:tr>
-      <w:tr>
-        <w:tblPrEx>
-          <w:tblBorders>
-            <w:top w:val="single" w:color="D9D9D9" w:sz="4" w:space="0"/>
-            <w:left w:val="single" w:color="D9D9D9" w:sz="4" w:space="0"/>
-            <w:bottom w:val="single" w:color="D9D9D9" w:sz="4" w:space="0"/>
-            <w:right w:val="single" w:color="D9D9D9" w:sz="4" w:space="0"/>
-            <w:insideH w:val="single" w:color="D9D9D9" w:sz="4" w:space="0"/>
-            <w:insideV w:val="single" w:color="D9D9D9" w:sz="4" w:space="0"/>
-          </w:tblBorders>
-          <w:tblCellMar>
-            <w:top w:w="60" w:type="dxa"/>
-            <w:left w:w="90" w:type="dxa"/>
-            <w:bottom w:w="60" w:type="dxa"/>
-            <w:right w:w="90" w:type="dxa"/>
-          </w:tblCellMar>
-        </w:tblPrEx>
-        <w:trPr>
-          <w:cantSplit/>
-        </w:trPr>
-        <w:tc>
-          <w:tcPr>
-            <w:tcW w:w="2900" w:type="dxa"/>
-            <w:shd w:val="clear" w:color="auto" w:fill="FFFFFF"/>
-            <w:vAlign w:val="center"/>
-          </w:tcPr>
-          <w:p>
-            <w:pPr>
-              <w:pStyle w:val="10"/>
-              <w:jc w:val="left"/>
-            </w:pPr>
-            <w:r>
-              <w:t>A</w:t>
-            </w:r>
-          </w:p>
-        </w:tc>
-        <w:tc>
-          <w:tcPr>
-            <w:tcW w:w="1550" w:type="dxa"/>
-            <w:shd w:val="clear" w:color="auto" w:fill="FFFFFF"/>
-            <w:vAlign w:val="center"/>
-          </w:tcPr>
-          <w:p>
-            <w:pPr>
-              <w:pStyle w:val="10"/>
-              <w:jc w:val="center"/>
-            </w:pPr>
-            <w:r>
-              <w:t>11</w:t>
-            </w:r>
-          </w:p>
-        </w:tc>
-        <w:tc>
-          <w:tcPr>
-            <w:tcW w:w="2300" w:type="dxa"/>
-            <w:shd w:val="clear" w:color="auto" w:fill="FFFFFF"/>
-            <w:vAlign w:val="center"/>
-          </w:tcPr>
-          <w:p>
-            <w:pPr>
-              <w:pStyle w:val="10"/>
-              <w:jc w:val="center"/>
-            </w:pPr>
-            <w:r>
-              <w:t>11</w:t>
-            </w:r>
-          </w:p>
-        </w:tc>
-        <w:tc>
-          <w:tcPr>
-            <w:tcW w:w="2300" w:type="dxa"/>
-            <w:shd w:val="clear" w:color="auto" w:fill="FFFFFF"/>
-            <w:vAlign w:val="center"/>
-          </w:tcPr>
-          <w:p>
-            <w:pPr>
-              <w:pStyle w:val="10"/>
-              <w:jc w:val="center"/>
-            </w:pPr>
-            <w:r>
-              <w:t>0</w:t>
-            </w:r>
-          </w:p>
-        </w:tc>
-      </w:tr>
-      <w:tr>
-        <w:tblPrEx>
-          <w:tblBorders>
-            <w:top w:val="single" w:color="D9D9D9" w:sz="4" w:space="0"/>
-            <w:left w:val="single" w:color="D9D9D9" w:sz="4" w:space="0"/>
-            <w:bottom w:val="single" w:color="D9D9D9" w:sz="4" w:space="0"/>
-            <w:right w:val="single" w:color="D9D9D9" w:sz="4" w:space="0"/>
-            <w:insideH w:val="single" w:color="D9D9D9" w:sz="4" w:space="0"/>
-            <w:insideV w:val="single" w:color="D9D9D9" w:sz="4" w:space="0"/>
-          </w:tblBorders>
-          <w:tblCellMar>
-            <w:top w:w="60" w:type="dxa"/>
-            <w:left w:w="90" w:type="dxa"/>
-            <w:bottom w:w="60" w:type="dxa"/>
-            <w:right w:w="90" w:type="dxa"/>
-          </w:tblCellMar>
-        </w:tblPrEx>
-        <w:trPr>
-          <w:cantSplit/>
-        </w:trPr>
-        <w:tc>
-          <w:tcPr>
-            <w:tcW w:w="2900" w:type="dxa"/>
-            <w:shd w:val="clear" w:color="auto" w:fill="F4F6F8"/>
-            <w:vAlign w:val="center"/>
-          </w:tcPr>
-          <w:p>
-            <w:pPr>
-              <w:pStyle w:val="10"/>
-              <w:jc w:val="left"/>
-            </w:pPr>
-            <w:r>
-              <w:t>B</w:t>
-            </w:r>
-          </w:p>
-        </w:tc>
-        <w:tc>
-          <w:tcPr>
-            <w:tcW w:w="1550" w:type="dxa"/>
-            <w:shd w:val="clear" w:color="auto" w:fill="F4F6F8"/>
-            <w:vAlign w:val="center"/>
-          </w:tcPr>
-          <w:p>
-            <w:pPr>
-              <w:pStyle w:val="10"/>
-              <w:jc w:val="center"/>
-            </w:pPr>
-            <w:r>
-              <w:t>8</w:t>
-            </w:r>
-          </w:p>
-        </w:tc>
-        <w:tc>
-          <w:tcPr>
-            <w:tcW w:w="2300" w:type="dxa"/>
-            <w:shd w:val="clear" w:color="auto" w:fill="F4F6F8"/>
-            <w:vAlign w:val="center"/>
-          </w:tcPr>
-          <w:p>
-            <w:pPr>
-              <w:pStyle w:val="10"/>
-              <w:jc w:val="center"/>
-            </w:pPr>
-            <w:r>
-              <w:t>8</w:t>
-            </w:r>
-          </w:p>
-        </w:tc>
-        <w:tc>
-          <w:tcPr>
-            <w:tcW w:w="2300" w:type="dxa"/>
-            <w:shd w:val="clear" w:color="auto" w:fill="F4F6F8"/>
-            <w:vAlign w:val="center"/>
-          </w:tcPr>
-          <w:p>
-            <w:pPr>
-              <w:pStyle w:val="10"/>
-              <w:jc w:val="center"/>
-            </w:pPr>
-            <w:r>
-              <w:t>0</w:t>
-            </w:r>
-          </w:p>
-        </w:tc>
-      </w:tr>
-      <w:tr>
-        <w:tblPrEx>
-          <w:tblBorders>
-            <w:top w:val="single" w:color="D9D9D9" w:sz="4" w:space="0"/>
-            <w:left w:val="single" w:color="D9D9D9" w:sz="4" w:space="0"/>
-            <w:bottom w:val="single" w:color="D9D9D9" w:sz="4" w:space="0"/>
-            <w:right w:val="single" w:color="D9D9D9" w:sz="4" w:space="0"/>
-            <w:insideH w:val="single" w:color="D9D9D9" w:sz="4" w:space="0"/>
-            <w:insideV w:val="single" w:color="D9D9D9" w:sz="4" w:space="0"/>
-          </w:tblBorders>
-          <w:tblCellMar>
-            <w:top w:w="60" w:type="dxa"/>
-            <w:left w:w="90" w:type="dxa"/>
-            <w:bottom w:w="60" w:type="dxa"/>
-            <w:right w:w="90" w:type="dxa"/>
-          </w:tblCellMar>
-        </w:tblPrEx>
-        <w:trPr>
-          <w:cantSplit/>
-        </w:trPr>
-        <w:tc>
-          <w:tcPr>
-            <w:tcW w:w="2900" w:type="dxa"/>
-            <w:shd w:val="clear" w:color="auto" w:fill="FFFFFF"/>
-            <w:vAlign w:val="center"/>
-          </w:tcPr>
-          <w:p>
-            <w:pPr>
-              <w:pStyle w:val="10"/>
-              <w:jc w:val="left"/>
-            </w:pPr>
-            <w:r>
-              <w:t>C</w:t>
-            </w:r>
-          </w:p>
-        </w:tc>
-        <w:tc>
-          <w:tcPr>
-            <w:tcW w:w="1550" w:type="dxa"/>
-            <w:shd w:val="clear" w:color="auto" w:fill="FFFFFF"/>
-            <w:vAlign w:val="center"/>
-          </w:tcPr>
-          <w:p>
-            <w:pPr>
-              <w:pStyle w:val="10"/>
-              <w:jc w:val="center"/>
-            </w:pPr>
-            <w:r>
-              <w:t>6</w:t>
-            </w:r>
-          </w:p>
-        </w:tc>
-        <w:tc>
-          <w:tcPr>
-            <w:tcW w:w="2300" w:type="dxa"/>
-            <w:shd w:val="clear" w:color="auto" w:fill="FFFFFF"/>
-            <w:vAlign w:val="center"/>
-          </w:tcPr>
-          <w:p>
-            <w:pPr>
-              <w:pStyle w:val="10"/>
-              <w:jc w:val="center"/>
-            </w:pPr>
-            <w:r>
-              <w:t>6</w:t>
-            </w:r>
-          </w:p>
-        </w:tc>
-        <w:tc>
-          <w:tcPr>
-            <w:tcW w:w="2300" w:type="dxa"/>
-            <w:shd w:val="clear" w:color="auto" w:fill="FFFFFF"/>
-            <w:vAlign w:val="center"/>
-          </w:tcPr>
-          <w:p>
-            <w:pPr>
-              <w:pStyle w:val="10"/>
-              <w:jc w:val="center"/>
-            </w:pPr>
-            <w:r>
-              <w:t>0</w:t>
-            </w:r>
-          </w:p>
-        </w:tc>
-      </w:tr>
-      <w:tr>
-        <w:tblPrEx>
-          <w:tblBorders>
-            <w:top w:val="single" w:color="D9D9D9" w:sz="4" w:space="0"/>
-            <w:left w:val="single" w:color="D9D9D9" w:sz="4" w:space="0"/>
-            <w:bottom w:val="single" w:color="D9D9D9" w:sz="4" w:space="0"/>
-            <w:right w:val="single" w:color="D9D9D9" w:sz="4" w:space="0"/>
-            <w:insideH w:val="single" w:color="D9D9D9" w:sz="4" w:space="0"/>
-            <w:insideV w:val="single" w:color="D9D9D9" w:sz="4" w:space="0"/>
-          </w:tblBorders>
-          <w:tblCellMar>
-            <w:top w:w="60" w:type="dxa"/>
-            <w:left w:w="90" w:type="dxa"/>
-            <w:bottom w:w="60" w:type="dxa"/>
-            <w:right w:w="90" w:type="dxa"/>
-          </w:tblCellMar>
-        </w:tblPrEx>
-        <w:trPr>
-          <w:cantSplit/>
-        </w:trPr>
-        <w:tc>
-          <w:tcPr>
-            <w:tcW w:w="2900" w:type="dxa"/>
-            <w:shd w:val="clear" w:color="auto" w:fill="F4F6F8"/>
-            <w:vAlign w:val="center"/>
-          </w:tcPr>
-          <w:p>
-            <w:pPr>
-              <w:pStyle w:val="10"/>
-              <w:jc w:val="left"/>
-            </w:pPr>
-            <w:r>
-              <w:t>D</w:t>
-            </w:r>
-          </w:p>
-        </w:tc>
-        <w:tc>
-          <w:tcPr>
-            <w:tcW w:w="1550" w:type="dxa"/>
-            <w:shd w:val="clear" w:color="auto" w:fill="F4F6F8"/>
-            <w:vAlign w:val="center"/>
-          </w:tcPr>
-          <w:p>
-            <w:pPr>
-              <w:pStyle w:val="10"/>
-              <w:jc w:val="center"/>
-            </w:pPr>
-            <w:r>
-              <w:t>10</w:t>
-            </w:r>
-          </w:p>
-        </w:tc>
-        <w:tc>
-          <w:tcPr>
-            <w:tcW w:w="2300" w:type="dxa"/>
-            <w:shd w:val="clear" w:color="auto" w:fill="F4F6F8"/>
-            <w:vAlign w:val="center"/>
-          </w:tcPr>
-          <w:p>
-            <w:pPr>
-              <w:pStyle w:val="10"/>
-              <w:jc w:val="center"/>
-            </w:pPr>
-            <w:r>
-              <w:t>10</w:t>
-            </w:r>
-          </w:p>
-        </w:tc>
-        <w:tc>
-          <w:tcPr>
-            <w:tcW w:w="2300" w:type="dxa"/>
-            <w:shd w:val="clear" w:color="auto" w:fill="F4F6F8"/>
-            <w:vAlign w:val="center"/>
-          </w:tcPr>
-          <w:p>
-            <w:pPr>
-              <w:pStyle w:val="10"/>
-              <w:jc w:val="center"/>
-            </w:pPr>
-            <w:r>
-              <w:t>0</w:t>
-            </w:r>
-          </w:p>
-        </w:tc>
-      </w:tr>
-      <w:tr>
-        <w:tblPrEx>
-          <w:tblBorders>
-            <w:top w:val="single" w:color="D9D9D9" w:sz="4" w:space="0"/>
-            <w:left w:val="single" w:color="D9D9D9" w:sz="4" w:space="0"/>
-            <w:bottom w:val="single" w:color="D9D9D9" w:sz="4" w:space="0"/>
-            <w:right w:val="single" w:color="D9D9D9" w:sz="4" w:space="0"/>
-            <w:insideH w:val="single" w:color="D9D9D9" w:sz="4" w:space="0"/>
-            <w:insideV w:val="single" w:color="D9D9D9" w:sz="4" w:space="0"/>
-          </w:tblBorders>
-          <w:tblCellMar>
-            <w:top w:w="60" w:type="dxa"/>
-            <w:left w:w="90" w:type="dxa"/>
-            <w:bottom w:w="60" w:type="dxa"/>
-            <w:right w:w="90" w:type="dxa"/>
-          </w:tblCellMar>
-        </w:tblPrEx>
-        <w:trPr>
-          <w:cantSplit/>
-        </w:trPr>
-        <w:tc>
-          <w:tcPr>
-            <w:tcW w:w="2900" w:type="dxa"/>
-            <w:shd w:val="clear" w:color="auto" w:fill="FFFFFF"/>
-            <w:vAlign w:val="center"/>
-          </w:tcPr>
-          <w:p>
-            <w:pPr>
-              <w:pStyle w:val="10"/>
-              <w:jc w:val="left"/>
-            </w:pPr>
-            <w:r>
-              <w:t>Total</w:t>
-            </w:r>
-          </w:p>
-        </w:tc>
-        <w:tc>
-          <w:tcPr>
-            <w:tcW w:w="1550" w:type="dxa"/>
-            <w:shd w:val="clear" w:color="auto" w:fill="FFFFFF"/>
-            <w:vAlign w:val="center"/>
-          </w:tcPr>
-          <w:p>
-            <w:pPr>
-              <w:pStyle w:val="10"/>
-              <w:jc w:val="center"/>
-            </w:pPr>
-            <w:r>
-              <w:t>35</w:t>
-            </w:r>
-          </w:p>
-        </w:tc>
-        <w:tc>
-          <w:tcPr>
-            <w:tcW w:w="2300" w:type="dxa"/>
-            <w:shd w:val="clear" w:color="auto" w:fill="FFFFFF"/>
-            <w:vAlign w:val="center"/>
-          </w:tcPr>
-          <w:p>
-            <w:pPr>
-              <w:pStyle w:val="10"/>
-              <w:jc w:val="center"/>
-            </w:pPr>
-            <w:r>
-              <w:t>35</w:t>
-            </w:r>
-          </w:p>
-        </w:tc>
-        <w:tc>
-          <w:tcPr>
-            <w:tcW w:w="2300" w:type="dxa"/>
-            <w:shd w:val="clear" w:color="auto" w:fill="FFFFFF"/>
-            <w:vAlign w:val="center"/>
-          </w:tcPr>
-          <w:p>
-            <w:pPr>
-              <w:pStyle w:val="10"/>
-              <w:jc w:val="center"/>
-            </w:pPr>
-            <w:r>
-              <w:t>0</w:t>
-            </w:r>
-          </w:p>
-        </w:tc>
-      </w:tr>
-    </w:tbl>
-    <w:p>
-      <w:pPr>
-        <w:pStyle w:val="6"/>
-      </w:pPr>
-      <w:r>
-        <w:t xml:space="preserve">Tableau 8 — Audit des affirmations de la réponse officielle. Source : </w:t>
-      </w:r>
-      <w:r>
-        <w:rPr>
-          <w:sz w:val="18"/>
-        </w:rPr>
-        <w:t>llm/human_analysis/phase8_hallucination_audit.csv</w:t>
-      </w:r>
-      <w:r>
-        <w:t>. Périmètre : une réponse A/B/C/D et 35 affirmations matérielles regroupées ; unité : lignes d’audit, non observations indépendantes. Comptages issus du CSV ; catégories sans unité.</w:t>
-      </w:r>
-    </w:p>
-    <w:p>
-      <w:pPr>
-        <w:pStyle w:val="3"/>
-      </w:pPr>
-      <w:bookmarkStart w:id="62" w:name="section32"/>
-      <w:bookmarkStart w:id="63" w:name="_Toc5467"/>
-      <w:r>
-        <w:t>9.2 Apports et réserves</w:t>
-      </w:r>
-      <w:bookmarkEnd w:id="62"/>
-      <w:bookmarkEnd w:id="63"/>
-    </w:p>
-    <w:p>
-      <w:r>
-        <w:t>Les 35 affirmations sont classées supported ; aucune hallucination numérique n’est détectée dans les valeurs matérielles vérifiées. Ce résultat borné ne mesure pas la fiabilité générale d’un LLM. Le prompt fournit lui-même les faits : leur reprise fidèle ne démontre ni prévision autonome ni accès indépendant aux sources. Certaines citations locales sont imprécises, notamment pour la corrélation et la persistance GARCH ; l’audit restitue leurs sources exactes. Un suffixe éditorial figure dans C et reste conservé dans l’artefact officiel.</w:t>
-      </w:r>
-    </w:p>
-    <w:p>
-      <w:r>
-        <w:t>La réponse souligne utilement qu’un ARCH-LM non rejeté ne prouve pas la disparition universelle des effets ARCH. Les baselines sont plus détaillées sur les folds, scalers, couvertures de convergence et coûts. Les risques généraux de p-values inventées, de fausse causalité, de surinterprétation et de confiance excessive motivent le contrôle des sources ; ils ne sont pas transformés artificiellement en anomalies détectées dans cette réponse.</w:t>
-      </w:r>
-    </w:p>
-    <w:p>
-      <w:r>
-        <w:t>Le prompt et la réponse intégrale sont référencés en annexe D, sans correction de l’original. L’interprétation financière demeure éducative : l’étude ne teste pas une stratégie de trading et ne fournit pas de mesure de profit après frais.</w:t>
-      </w:r>
-    </w:p>
-    <w:p>
-      <w:pPr>
-        <w:spacing w:before="0" w:after="0" w:line="1" w:lineRule="exact"/>
-      </w:pPr>
-      <w:r>
-        <w:rPr>
-          <w:sz w:val="1"/>
-        </w:rPr>
-        <w:br w:type="page"/>
-      </w:r>
-    </w:p>
-    <w:p>
-      <w:pPr>
-        <w:pStyle w:val="2"/>
-      </w:pPr>
-      <w:bookmarkStart w:id="64" w:name="section33"/>
-      <w:bookmarkStart w:id="65" w:name="_Toc9975"/>
-      <w:r>
-        <w:t>10 Discussion limites et conclusion</w:t>
-      </w:r>
-      <w:bookmarkEnd w:id="64"/>
-      <w:bookmarkEnd w:id="65"/>
-    </w:p>
-    <w:p>
-      <w:pPr>
-        <w:pStyle w:val="3"/>
-      </w:pPr>
-      <w:bookmarkStart w:id="66" w:name="section34"/>
-      <w:bookmarkStart w:id="67" w:name="_Toc25998"/>
-      <w:r>
-        <w:t>10.1 Prévoir expliquer et quantifier le risque</w:t>
-      </w:r>
-      <w:bookmarkEnd w:id="66"/>
-      <w:bookmarkEnd w:id="67"/>
-    </w:p>
-    <w:p>
-      <w:r>
-        <w:t>Le résultat Naive invite à séparer trois critères de réussite. Un modèle peut retirer une autocorrélation de la moyenne, représenter une variance persistante ou décrire une interaction entre actifs, sans réduire suffisamment la perte de prix finale. Les diagnostics ARIMA, les tests multivariés et GARCH remplissent ces objectifs analytiques distincts. Leur utilité scientifique ne se résume donc pas à la première place d’un classement RMSE.</w:t>
-      </w:r>
-    </w:p>
-    <w:p>
-      <w:r>
-        <w:t>La persistance du prix et la faible dépendance linéaire des rendements offrent un contexte plausible à la compétitivité du dernier prix observé. Cette interprétation reste une lecture du dossier, sans démonstration d’un mécanisme causal. Le diagnostic défavorable du random walk demeure : une règle de prévision peut être compétitive tout en étant incomplète comme description des innovations. La recommandation combine résultats, seuil pratique, inférence et parcimonie pré-déclarés.</w:t>
-      </w:r>
-    </w:p>
-    <w:p>
-      <w:r>
-        <w:t>VAR révèle un contenu prédictif conditionnel du passé de SOXX. Ce résultat n’implique pas automatiquement une meilleure reconstruction du prix NVDA à cinq ou dix séances. Granger teste des restrictions de coefficients de rendement ; le classement final agrège des pertes de prix. GARCH, pour sa part, indique une variance fortement persistante, sans prédire une hausse ou une baisse. Mélanger ces objectifs créerait une conclusion financière que les sorties ne soutiennent pas.</w:t>
-      </w:r>
-    </w:p>
-    <w:p>
-      <w:pPr>
-        <w:pStyle w:val="3"/>
-      </w:pPr>
-      <w:bookmarkStart w:id="68" w:name="section35"/>
-      <w:bookmarkStart w:id="69" w:name="_Toc30644"/>
-      <w:r>
-        <w:t>10.2 Complexité coût et interprétabilité</w:t>
-      </w:r>
-      <w:bookmarkEnd w:id="68"/>
-      <w:bookmarkEnd w:id="69"/>
     </w:p>
     <w:tbl>
       <w:tblPr>
@@ -9962,7 +8281,7 @@
               <w:rPr>
                 <w:b/>
               </w:rPr>
-              <w:t>Modèle</w:t>
+              <w:t>A contre Naive</w:t>
             </w:r>
           </w:p>
         </w:tc>
@@ -9981,7 +8300,7 @@
               <w:rPr>
                 <w:b/>
               </w:rPr>
-              <w:t>Fit s</w:t>
+              <w:t>h</w:t>
             </w:r>
           </w:p>
         </w:tc>
@@ -10000,7 +8319,7 @@
               <w:rPr>
                 <w:b/>
               </w:rPr>
-              <w:t>Prévision s</w:t>
+              <w:t>p brute</w:t>
             </w:r>
           </w:p>
         </w:tc>
@@ -10019,7 +8338,7 @@
               <w:rPr>
                 <w:b/>
               </w:rPr>
-              <w:t>Paramètres</w:t>
+              <w:t>p Holm</w:t>
             </w:r>
           </w:p>
         </w:tc>
@@ -10038,7 +8357,7 @@
               <w:rPr>
                 <w:b/>
               </w:rPr>
-              <w:t>Interprétabilité</w:t>
+              <w:t>Conclusion</w:t>
             </w:r>
           </w:p>
         </w:tc>
@@ -10075,7 +8394,7 @@
               <w:jc w:val="left"/>
             </w:pPr>
             <w:r>
-              <w:t>Naive</w:t>
+              <w:t>ARIMA(2,1,2)</w:t>
             </w:r>
           </w:p>
         </w:tc>
@@ -10091,7 +8410,7 @@
               <w:jc w:val="center"/>
             </w:pPr>
             <w:r>
-              <w:t>0,000</w:t>
+              <w:t>5</w:t>
             </w:r>
           </w:p>
         </w:tc>
@@ -10107,7 +8426,7 @@
               <w:jc w:val="center"/>
             </w:pPr>
             <w:r>
-              <w:t>0,032</w:t>
+              <w:t>0,96563</w:t>
             </w:r>
           </w:p>
         </w:tc>
@@ -10123,7 +8442,7 @@
               <w:jc w:val="center"/>
             </w:pPr>
             <w:r>
-              <w:t>0</w:t>
+              <w:t>1</w:t>
             </w:r>
           </w:p>
         </w:tc>
@@ -10139,7 +8458,7 @@
               <w:jc w:val="center"/>
             </w:pPr>
             <w:r>
-              <w:t>Haute</w:t>
+              <w:t>Non rejet</w:t>
             </w:r>
           </w:p>
         </w:tc>
@@ -10176,7 +8495,7 @@
               <w:jc w:val="left"/>
             </w:pPr>
             <w:r>
-              <w:t>ARIMA(2,1,2)</w:t>
+              <w:t>VAR(9)</w:t>
             </w:r>
           </w:p>
         </w:tc>
@@ -10192,7 +8511,7 @@
               <w:jc w:val="center"/>
             </w:pPr>
             <w:r>
-              <w:t>0,413</w:t>
+              <w:t>5</w:t>
             </w:r>
           </w:p>
         </w:tc>
@@ -10208,7 +8527,7 @@
               <w:jc w:val="center"/>
             </w:pPr>
             <w:r>
-              <w:t>2,616</w:t>
+              <w:t>0,768531</w:t>
             </w:r>
           </w:p>
         </w:tc>
@@ -10224,7 +8543,7 @@
               <w:jc w:val="center"/>
             </w:pPr>
             <w:r>
-              <w:t>6</w:t>
+              <w:t>1</w:t>
             </w:r>
           </w:p>
         </w:tc>
@@ -10240,7 +8559,7 @@
               <w:jc w:val="center"/>
             </w:pPr>
             <w:r>
-              <w:t>Moyenne</w:t>
+              <w:t>Non rejet</w:t>
             </w:r>
           </w:p>
         </w:tc>
@@ -10277,7 +8596,7 @@
               <w:jc w:val="left"/>
             </w:pPr>
             <w:r>
-              <w:t>VAR(9)</w:t>
+              <w:t>LSTM C</w:t>
             </w:r>
           </w:p>
         </w:tc>
@@ -10293,7 +8612,7 @@
               <w:jc w:val="center"/>
             </w:pPr>
             <w:r>
-              <w:t>0,007</w:t>
+              <w:t>5</w:t>
             </w:r>
           </w:p>
         </w:tc>
@@ -10309,7 +8628,7 @@
               <w:jc w:val="center"/>
             </w:pPr>
             <w:r>
-              <w:t>0,137</w:t>
+              <w:t>1,21421e-05</w:t>
             </w:r>
           </w:p>
         </w:tc>
@@ -10325,7 +8644,7 @@
               <w:jc w:val="center"/>
             </w:pPr>
             <w:r>
-              <w:t>84</w:t>
+              <w:t>4,85686e-05</w:t>
             </w:r>
           </w:p>
         </w:tc>
@@ -10341,7 +8660,7 @@
               <w:jc w:val="center"/>
             </w:pPr>
             <w:r>
-              <w:t>Moyenne</w:t>
+              <w:t>Naive</w:t>
             </w:r>
           </w:p>
         </w:tc>
@@ -10378,7 +8697,7 @@
               <w:jc w:val="left"/>
             </w:pPr>
             <w:r>
-              <w:t>LSTM C</w:t>
+              <w:t>GRU C</w:t>
             </w:r>
           </w:p>
         </w:tc>
@@ -10394,7 +8713,7 @@
               <w:jc w:val="center"/>
             </w:pPr>
             <w:r>
-              <w:t>66,368</w:t>
+              <w:t>5</w:t>
             </w:r>
           </w:p>
         </w:tc>
@@ -10410,7 +8729,7 @@
               <w:jc w:val="center"/>
             </w:pPr>
             <w:r>
-              <w:t>20,378</w:t>
+              <w:t>0,000191962</w:t>
             </w:r>
           </w:p>
         </w:tc>
@@ -10426,7 +8745,7 @@
               <w:jc w:val="center"/>
             </w:pPr>
             <w:r>
-              <w:t>18570</w:t>
+              <w:t>0,000575887</w:t>
             </w:r>
           </w:p>
         </w:tc>
@@ -10442,7 +8761,7 @@
               <w:jc w:val="center"/>
             </w:pPr>
             <w:r>
-              <w:t>Faible</w:t>
+              <w:t>Naive</w:t>
             </w:r>
           </w:p>
         </w:tc>
@@ -10479,7 +8798,7 @@
               <w:jc w:val="left"/>
             </w:pPr>
             <w:r>
-              <w:t>GRU C</w:t>
+              <w:t>ARIMA(2,1,2)</w:t>
             </w:r>
           </w:p>
         </w:tc>
@@ -10495,7 +8814,7 @@
               <w:jc w:val="center"/>
             </w:pPr>
             <w:r>
-              <w:t>74,530</w:t>
+              <w:t>10</w:t>
             </w:r>
           </w:p>
         </w:tc>
@@ -10511,7 +8830,7 @@
               <w:jc w:val="center"/>
             </w:pPr>
             <w:r>
-              <w:t>27,994</w:t>
+              <w:t>0,936111</w:t>
             </w:r>
           </w:p>
         </w:tc>
@@ -10527,7 +8846,7 @@
               <w:jc w:val="center"/>
             </w:pPr>
             <w:r>
-              <w:t>14282</w:t>
+              <w:t>1</w:t>
             </w:r>
           </w:p>
         </w:tc>
@@ -10543,7 +8862,310 @@
               <w:jc w:val="center"/>
             </w:pPr>
             <w:r>
-              <w:t>Faible</w:t>
+              <w:t>Non rejet</w:t>
+            </w:r>
+          </w:p>
+        </w:tc>
+      </w:tr>
+      <w:tr>
+        <w:tblPrEx>
+          <w:tblBorders>
+            <w:top w:val="single" w:color="D9D9D9" w:sz="4" w:space="0"/>
+            <w:left w:val="single" w:color="D9D9D9" w:sz="4" w:space="0"/>
+            <w:bottom w:val="single" w:color="D9D9D9" w:sz="4" w:space="0"/>
+            <w:right w:val="single" w:color="D9D9D9" w:sz="4" w:space="0"/>
+            <w:insideH w:val="single" w:color="D9D9D9" w:sz="4" w:space="0"/>
+            <w:insideV w:val="single" w:color="D9D9D9" w:sz="4" w:space="0"/>
+          </w:tblBorders>
+          <w:tblCellMar>
+            <w:top w:w="60" w:type="dxa"/>
+            <w:left w:w="90" w:type="dxa"/>
+            <w:bottom w:w="60" w:type="dxa"/>
+            <w:right w:w="90" w:type="dxa"/>
+          </w:tblCellMar>
+        </w:tblPrEx>
+        <w:trPr>
+          <w:cantSplit/>
+        </w:trPr>
+        <w:tc>
+          <w:tcPr>
+            <w:tcW w:w="2300" w:type="dxa"/>
+            <w:shd w:val="clear" w:color="auto" w:fill="F4F6F8"/>
+            <w:vAlign w:val="center"/>
+          </w:tcPr>
+          <w:p>
+            <w:pPr>
+              <w:pStyle w:val="10"/>
+              <w:jc w:val="left"/>
+            </w:pPr>
+            <w:r>
+              <w:t>VAR(9)</w:t>
+            </w:r>
+          </w:p>
+        </w:tc>
+        <w:tc>
+          <w:tcPr>
+            <w:tcW w:w="1500" w:type="dxa"/>
+            <w:shd w:val="clear" w:color="auto" w:fill="F4F6F8"/>
+            <w:vAlign w:val="center"/>
+          </w:tcPr>
+          <w:p>
+            <w:pPr>
+              <w:pStyle w:val="10"/>
+              <w:jc w:val="center"/>
+            </w:pPr>
+            <w:r>
+              <w:t>10</w:t>
+            </w:r>
+          </w:p>
+        </w:tc>
+        <w:tc>
+          <w:tcPr>
+            <w:tcW w:w="1500" w:type="dxa"/>
+            <w:shd w:val="clear" w:color="auto" w:fill="F4F6F8"/>
+            <w:vAlign w:val="center"/>
+          </w:tcPr>
+          <w:p>
+            <w:pPr>
+              <w:pStyle w:val="10"/>
+              <w:jc w:val="center"/>
+            </w:pPr>
+            <w:r>
+              <w:t>0,97401</w:t>
+            </w:r>
+          </w:p>
+        </w:tc>
+        <w:tc>
+          <w:tcPr>
+            <w:tcW w:w="1750" w:type="dxa"/>
+            <w:shd w:val="clear" w:color="auto" w:fill="F4F6F8"/>
+            <w:vAlign w:val="center"/>
+          </w:tcPr>
+          <w:p>
+            <w:pPr>
+              <w:pStyle w:val="10"/>
+              <w:jc w:val="center"/>
+            </w:pPr>
+            <w:r>
+              <w:t>1</w:t>
+            </w:r>
+          </w:p>
+        </w:tc>
+        <w:tc>
+          <w:tcPr>
+            <w:tcW w:w="2000" w:type="dxa"/>
+            <w:shd w:val="clear" w:color="auto" w:fill="F4F6F8"/>
+            <w:vAlign w:val="center"/>
+          </w:tcPr>
+          <w:p>
+            <w:pPr>
+              <w:pStyle w:val="10"/>
+              <w:jc w:val="center"/>
+            </w:pPr>
+            <w:r>
+              <w:t>Non rejet</w:t>
+            </w:r>
+          </w:p>
+        </w:tc>
+      </w:tr>
+      <w:tr>
+        <w:tblPrEx>
+          <w:tblBorders>
+            <w:top w:val="single" w:color="D9D9D9" w:sz="4" w:space="0"/>
+            <w:left w:val="single" w:color="D9D9D9" w:sz="4" w:space="0"/>
+            <w:bottom w:val="single" w:color="D9D9D9" w:sz="4" w:space="0"/>
+            <w:right w:val="single" w:color="D9D9D9" w:sz="4" w:space="0"/>
+            <w:insideH w:val="single" w:color="D9D9D9" w:sz="4" w:space="0"/>
+            <w:insideV w:val="single" w:color="D9D9D9" w:sz="4" w:space="0"/>
+          </w:tblBorders>
+          <w:tblCellMar>
+            <w:top w:w="60" w:type="dxa"/>
+            <w:left w:w="90" w:type="dxa"/>
+            <w:bottom w:w="60" w:type="dxa"/>
+            <w:right w:w="90" w:type="dxa"/>
+          </w:tblCellMar>
+        </w:tblPrEx>
+        <w:trPr>
+          <w:cantSplit/>
+        </w:trPr>
+        <w:tc>
+          <w:tcPr>
+            <w:tcW w:w="2300" w:type="dxa"/>
+            <w:shd w:val="clear" w:color="auto" w:fill="FFFFFF"/>
+            <w:vAlign w:val="center"/>
+          </w:tcPr>
+          <w:p>
+            <w:pPr>
+              <w:pStyle w:val="10"/>
+              <w:jc w:val="left"/>
+            </w:pPr>
+            <w:r>
+              <w:t>LSTM C</w:t>
+            </w:r>
+          </w:p>
+        </w:tc>
+        <w:tc>
+          <w:tcPr>
+            <w:tcW w:w="1500" w:type="dxa"/>
+            <w:shd w:val="clear" w:color="auto" w:fill="FFFFFF"/>
+            <w:vAlign w:val="center"/>
+          </w:tcPr>
+          <w:p>
+            <w:pPr>
+              <w:pStyle w:val="10"/>
+              <w:jc w:val="center"/>
+            </w:pPr>
+            <w:r>
+              <w:t>10</w:t>
+            </w:r>
+          </w:p>
+        </w:tc>
+        <w:tc>
+          <w:tcPr>
+            <w:tcW w:w="1500" w:type="dxa"/>
+            <w:shd w:val="clear" w:color="auto" w:fill="FFFFFF"/>
+            <w:vAlign w:val="center"/>
+          </w:tcPr>
+          <w:p>
+            <w:pPr>
+              <w:pStyle w:val="10"/>
+              <w:jc w:val="center"/>
+            </w:pPr>
+            <w:r>
+              <w:t>0,0747353</w:t>
+            </w:r>
+          </w:p>
+        </w:tc>
+        <w:tc>
+          <w:tcPr>
+            <w:tcW w:w="1750" w:type="dxa"/>
+            <w:shd w:val="clear" w:color="auto" w:fill="FFFFFF"/>
+            <w:vAlign w:val="center"/>
+          </w:tcPr>
+          <w:p>
+            <w:pPr>
+              <w:pStyle w:val="10"/>
+              <w:jc w:val="center"/>
+            </w:pPr>
+            <w:r>
+              <w:t>0,224206</w:t>
+            </w:r>
+          </w:p>
+        </w:tc>
+        <w:tc>
+          <w:tcPr>
+            <w:tcW w:w="2000" w:type="dxa"/>
+            <w:shd w:val="clear" w:color="auto" w:fill="FFFFFF"/>
+            <w:vAlign w:val="center"/>
+          </w:tcPr>
+          <w:p>
+            <w:pPr>
+              <w:pStyle w:val="10"/>
+              <w:jc w:val="center"/>
+            </w:pPr>
+            <w:r>
+              <w:t>Non rejet</w:t>
+            </w:r>
+          </w:p>
+        </w:tc>
+      </w:tr>
+      <w:tr>
+        <w:tblPrEx>
+          <w:tblBorders>
+            <w:top w:val="single" w:color="D9D9D9" w:sz="4" w:space="0"/>
+            <w:left w:val="single" w:color="D9D9D9" w:sz="4" w:space="0"/>
+            <w:bottom w:val="single" w:color="D9D9D9" w:sz="4" w:space="0"/>
+            <w:right w:val="single" w:color="D9D9D9" w:sz="4" w:space="0"/>
+            <w:insideH w:val="single" w:color="D9D9D9" w:sz="4" w:space="0"/>
+            <w:insideV w:val="single" w:color="D9D9D9" w:sz="4" w:space="0"/>
+          </w:tblBorders>
+          <w:tblCellMar>
+            <w:top w:w="60" w:type="dxa"/>
+            <w:left w:w="90" w:type="dxa"/>
+            <w:bottom w:w="60" w:type="dxa"/>
+            <w:right w:w="90" w:type="dxa"/>
+          </w:tblCellMar>
+        </w:tblPrEx>
+        <w:trPr>
+          <w:cantSplit/>
+        </w:trPr>
+        <w:tc>
+          <w:tcPr>
+            <w:tcW w:w="2300" w:type="dxa"/>
+            <w:shd w:val="clear" w:color="auto" w:fill="F4F6F8"/>
+            <w:vAlign w:val="center"/>
+          </w:tcPr>
+          <w:p>
+            <w:pPr>
+              <w:pStyle w:val="10"/>
+              <w:jc w:val="left"/>
+            </w:pPr>
+            <w:r>
+              <w:t>GRU C</w:t>
+            </w:r>
+          </w:p>
+        </w:tc>
+        <w:tc>
+          <w:tcPr>
+            <w:tcW w:w="1500" w:type="dxa"/>
+            <w:shd w:val="clear" w:color="auto" w:fill="F4F6F8"/>
+            <w:vAlign w:val="center"/>
+          </w:tcPr>
+          <w:p>
+            <w:pPr>
+              <w:pStyle w:val="10"/>
+              <w:jc w:val="center"/>
+            </w:pPr>
+            <w:r>
+              <w:t>10</w:t>
+            </w:r>
+          </w:p>
+        </w:tc>
+        <w:tc>
+          <w:tcPr>
+            <w:tcW w:w="1500" w:type="dxa"/>
+            <w:shd w:val="clear" w:color="auto" w:fill="F4F6F8"/>
+            <w:vAlign w:val="center"/>
+          </w:tcPr>
+          <w:p>
+            <w:pPr>
+              <w:pStyle w:val="10"/>
+              <w:jc w:val="center"/>
+            </w:pPr>
+            <w:r>
+              <w:t>0,00124138</w:t>
+            </w:r>
+          </w:p>
+        </w:tc>
+        <w:tc>
+          <w:tcPr>
+            <w:tcW w:w="1750" w:type="dxa"/>
+            <w:shd w:val="clear" w:color="auto" w:fill="F4F6F8"/>
+            <w:vAlign w:val="center"/>
+          </w:tcPr>
+          <w:p>
+            <w:pPr>
+              <w:pStyle w:val="10"/>
+              <w:jc w:val="center"/>
+            </w:pPr>
+            <w:r>
+              <w:t>0,00496551</w:t>
+            </w:r>
+          </w:p>
+        </w:tc>
+        <w:tc>
+          <w:tcPr>
+            <w:tcW w:w="2000" w:type="dxa"/>
+            <w:shd w:val="clear" w:color="auto" w:fill="F4F6F8"/>
+            <w:vAlign w:val="center"/>
+          </w:tcPr>
+          <w:p>
+            <w:pPr>
+              <w:pStyle w:val="10"/>
+              <w:jc w:val="center"/>
+            </w:pPr>
+            <w:r>
+              <w:t>Naive</w:t>
             </w:r>
           </w:p>
         </w:tc>
@@ -10554,6 +9176,1449 @@
         <w:pStyle w:val="6"/>
       </w:pPr>
       <w:r>
+        <w:t xml:space="preserve">Tableau 7 — DM bilatéral des challengers contre Naive. Source : </w:t>
+      </w:r>
+      <w:r>
+        <w:rPr>
+          <w:sz w:val="18"/>
+        </w:rPr>
+        <w:t>outputs/tables/phase7_diebold_mariano.csv</w:t>
+      </w:r>
+      <w:r>
+        <w:t xml:space="preserve">, filtre </w:t>
+      </w:r>
+      <w:r>
+        <w:rPr>
+          <w:sz w:val="18"/>
+        </w:rPr>
+        <w:t>model_b=Naive</w:t>
+      </w:r>
+      <w:r>
+        <w:t>. Périmètre : 211 pertes appariées par horizon ; p-values sans unité, six chiffres significatifs. « Naive » signifie rejet à 5 % après Holm et perte moyenne plus faible pour Naive ; « non rejet » ne signifie pas équivalence.</w:t>
+      </w:r>
+    </w:p>
+    <w:p>
+      <w:r>
+        <w:t>ARIMA et VAR n’ont pas d’amélioration statistiquement soutenue face à Naive. À h5, les deux réseaux ont une perte significativement plus élevée après Holm ; à h10, c’est établi pour GRU, tandis que LSTM n’est pas rejeté. Les tests GRU/LSTM constituent une comparaison séparée avec p-values brutes, conservée dans le CSV complet. Un non-rejet DM ne prouve pas la même précision : puissance, dépendance, queues lourdes et modèles imbriqués limitent sa calibration.</w:t>
+      </w:r>
+    </w:p>
+    <w:p>
+      <w:r>
+        <w:t xml:space="preserve">La règle exige RMSE et MAE non pires aux deux horizons, au moins 1 % de gain sur la moyenne des deux ratios RMSE, une baisse de perte soutenue par Holm à au moins un horizon et aucun horizon significativement pire. ARIMA a un ratio moyen RMSE de 0,998485622, soit seulement 0,1514 % de gain, une MAE moins bonne et aucun soutien DM. Aucun challenger n’est éligible : </w:t>
+      </w:r>
+      <w:r>
+        <w:rPr>
+          <w:b/>
+        </w:rPr>
+        <w:t>le modèle final recommandé est Naive</w:t>
+      </w:r>
+      <w:r>
+        <w:t>. Ce choix ne prétend ni à une optimalité universelle, ni à un vrai processus générateur de marche aléatoire.</w:t>
+      </w:r>
+    </w:p>
+    <w:p>
+      <w:r>
+        <w:t>Les intervalles ARIMA nominalement à 95 % couvrent 100 % des cibles observées, avec des largeurs moyennes de 54,202430 USD à h5 et 77,390142 à h10. Des intervalles larges et chevauchants n’établissent pas une calibration future. Ils ne remplacent pas les diagnostics historiques d’ARCH et de non-normalité.</w:t>
+      </w:r>
+    </w:p>
+    <w:p>
+      <w:pPr>
+        <w:pStyle w:val="6"/>
+      </w:pPr>
+      <w:r>
+        <w:t xml:space="preserve">Sources : </w:t>
+      </w:r>
+      <w:r>
+        <w:rPr>
+          <w:sz w:val="18"/>
+        </w:rPr>
+        <w:t>outputs/tables/phase7_recommendation_checks.csv</w:t>
+      </w:r>
+      <w:r>
+        <w:t xml:space="preserve">, </w:t>
+      </w:r>
+      <w:r>
+        <w:rPr>
+          <w:sz w:val="18"/>
+        </w:rPr>
+        <w:t>outputs/tables/phase7_final_model_recommendation.csv</w:t>
+      </w:r>
+      <w:r>
+        <w:t xml:space="preserve">, </w:t>
+      </w:r>
+      <w:r>
+        <w:rPr>
+          <w:sz w:val="18"/>
+        </w:rPr>
+        <w:t>outputs/tables/phase7_arima_interval_coverage.csv</w:t>
+      </w:r>
+      <w:r>
+        <w:t>.</w:t>
+      </w:r>
+    </w:p>
+    <w:p>
+      <w:pPr>
+        <w:spacing w:before="0" w:after="0" w:line="1" w:lineRule="exact"/>
+      </w:pPr>
+      <w:r>
+        <w:rPr>
+          <w:sz w:val="1"/>
+        </w:rPr>
+        <w:br w:type="page"/>
+      </w:r>
+    </w:p>
+    <w:p>
+      <w:pPr>
+        <w:pStyle w:val="2"/>
+      </w:pPr>
+      <w:bookmarkStart w:id="58" w:name="section30"/>
+      <w:bookmarkStart w:id="59" w:name="_Toc25164"/>
+      <w:r>
+        <w:t>9 IA générative et analyse critique</w:t>
+      </w:r>
+      <w:bookmarkEnd w:id="58"/>
+      <w:bookmarkEnd w:id="59"/>
+    </w:p>
+    <w:p>
+      <w:pPr>
+        <w:pStyle w:val="3"/>
+      </w:pPr>
+      <w:bookmarkStart w:id="60" w:name="section31"/>
+      <w:bookmarkStart w:id="61" w:name="_Toc32084"/>
+      <w:r>
+        <w:t>9.1 Une interprétation rétrospective structurée</w:t>
+      </w:r>
+      <w:bookmarkEnd w:id="60"/>
+      <w:bookmarkEnd w:id="61"/>
+    </w:p>
+    <w:p>
+      <w:r>
+        <w:t>Le LLM reçoit les faits après la modélisation et l’évaluation finale. Le prompt officiel demande quatre sections : A, hypothèses de modèles ; B, vulgarisation ; C, interprétation d’investissement simulée ; D, revue critique. Il contient les résultats, leurs sources et les précautions. Le LLM ne propose donc pas une sélection prospective indépendante ; il reformule un dossier déjà connu.</w:t>
+      </w:r>
+    </w:p>
+    <w:p>
+      <w:r>
+        <w:t>La section A relie stationnarité, dépendance et variance aux familles étudiées. B traduit les concepts pour un lecteur non technique. C conserve une simulation académique, sans allocation, ordre d’achat/vente ni rendement garanti. D rappelle la portée des non-rejets, les différences prix/risque et la décision Naive. Les formulations correctes contribuent à la synthèse, sans ajouter de résultat scientifique.</w:t>
+      </w:r>
+    </w:p>
+    <w:p>
+      <w:r>
+        <w:t>Les analyses de base ont été assistées puis revues par l’équipe. Elles ne constituent pas une évaluation humaine indépendante aveugle. La comparaison est documentaire et rétrospective, sans compétition expérimentale pure humain/IA. L’identité exacte du modèle, sa version et ses métadonnées de génération ne sont pas disponibles. Le commit d’enregistrement ne permet pas d’inférer l’heure de génération.</w:t>
+      </w:r>
+    </w:p>
+    <w:tbl>
+      <w:tblPr>
+        <w:tblStyle w:val="5"/>
+        <w:tblW w:w="9050" w:type="dxa"/>
+        <w:tblInd w:w="0" w:type="dxa"/>
+        <w:tblBorders>
+          <w:top w:val="single" w:color="D9D9D9" w:sz="4" w:space="0"/>
+          <w:left w:val="single" w:color="D9D9D9" w:sz="4" w:space="0"/>
+          <w:bottom w:val="single" w:color="D9D9D9" w:sz="4" w:space="0"/>
+          <w:right w:val="single" w:color="D9D9D9" w:sz="4" w:space="0"/>
+          <w:insideH w:val="single" w:color="D9D9D9" w:sz="4" w:space="0"/>
+          <w:insideV w:val="single" w:color="D9D9D9" w:sz="4" w:space="0"/>
+        </w:tblBorders>
+        <w:tblLayout w:type="fixed"/>
+        <w:tblCellMar>
+          <w:top w:w="60" w:type="dxa"/>
+          <w:left w:w="90" w:type="dxa"/>
+          <w:bottom w:w="60" w:type="dxa"/>
+          <w:right w:w="90" w:type="dxa"/>
+        </w:tblCellMar>
+      </w:tblPr>
+      <w:tblGrid>
+        <w:gridCol w:w="2900"/>
+        <w:gridCol w:w="1550"/>
+        <w:gridCol w:w="2300"/>
+        <w:gridCol w:w="2300"/>
+      </w:tblGrid>
+      <w:tr>
+        <w:tblPrEx>
+          <w:tblBorders>
+            <w:top w:val="single" w:color="D9D9D9" w:sz="4" w:space="0"/>
+            <w:left w:val="single" w:color="D9D9D9" w:sz="4" w:space="0"/>
+            <w:bottom w:val="single" w:color="D9D9D9" w:sz="4" w:space="0"/>
+            <w:right w:val="single" w:color="D9D9D9" w:sz="4" w:space="0"/>
+            <w:insideH w:val="single" w:color="D9D9D9" w:sz="4" w:space="0"/>
+            <w:insideV w:val="single" w:color="D9D9D9" w:sz="4" w:space="0"/>
+          </w:tblBorders>
+          <w:tblCellMar>
+            <w:top w:w="60" w:type="dxa"/>
+            <w:left w:w="90" w:type="dxa"/>
+            <w:bottom w:w="60" w:type="dxa"/>
+            <w:right w:w="90" w:type="dxa"/>
+          </w:tblCellMar>
+        </w:tblPrEx>
+        <w:trPr>
+          <w:cantSplit/>
+          <w:tblHeader/>
+        </w:trPr>
+        <w:tc>
+          <w:tcPr>
+            <w:tcW w:w="2900" w:type="dxa"/>
+            <w:shd w:val="clear" w:color="auto" w:fill="DCE6EF"/>
+            <w:vAlign w:val="center"/>
+          </w:tcPr>
+          <w:p>
+            <w:pPr>
+              <w:pStyle w:val="10"/>
+              <w:jc w:val="left"/>
+            </w:pPr>
+            <w:r>
+              <w:rPr>
+                <w:b/>
+              </w:rPr>
+              <w:t>Section</w:t>
+            </w:r>
+          </w:p>
+        </w:tc>
+        <w:tc>
+          <w:tcPr>
+            <w:tcW w:w="1550" w:type="dxa"/>
+            <w:shd w:val="clear" w:color="auto" w:fill="DCE6EF"/>
+            <w:vAlign w:val="center"/>
+          </w:tcPr>
+          <w:p>
+            <w:pPr>
+              <w:pStyle w:val="10"/>
+              <w:jc w:val="center"/>
+            </w:pPr>
+            <w:r>
+              <w:rPr>
+                <w:b/>
+              </w:rPr>
+              <w:t>Affirmations</w:t>
+            </w:r>
+          </w:p>
+        </w:tc>
+        <w:tc>
+          <w:tcPr>
+            <w:tcW w:w="2300" w:type="dxa"/>
+            <w:shd w:val="clear" w:color="auto" w:fill="DCE6EF"/>
+            <w:vAlign w:val="center"/>
+          </w:tcPr>
+          <w:p>
+            <w:pPr>
+              <w:pStyle w:val="10"/>
+              <w:jc w:val="center"/>
+            </w:pPr>
+            <w:r>
+              <w:rPr>
+                <w:b/>
+              </w:rPr>
+              <w:t>Supported</w:t>
+            </w:r>
+          </w:p>
+        </w:tc>
+        <w:tc>
+          <w:tcPr>
+            <w:tcW w:w="2300" w:type="dxa"/>
+            <w:shd w:val="clear" w:color="auto" w:fill="DCE6EF"/>
+            <w:vAlign w:val="center"/>
+          </w:tcPr>
+          <w:p>
+            <w:pPr>
+              <w:pStyle w:val="10"/>
+              <w:jc w:val="center"/>
+            </w:pPr>
+            <w:r>
+              <w:rPr>
+                <w:b/>
+              </w:rPr>
+              <w:t>Autres catégories détectées</w:t>
+            </w:r>
+          </w:p>
+        </w:tc>
+      </w:tr>
+      <w:tr>
+        <w:tblPrEx>
+          <w:tblBorders>
+            <w:top w:val="single" w:color="D9D9D9" w:sz="4" w:space="0"/>
+            <w:left w:val="single" w:color="D9D9D9" w:sz="4" w:space="0"/>
+            <w:bottom w:val="single" w:color="D9D9D9" w:sz="4" w:space="0"/>
+            <w:right w:val="single" w:color="D9D9D9" w:sz="4" w:space="0"/>
+            <w:insideH w:val="single" w:color="D9D9D9" w:sz="4" w:space="0"/>
+            <w:insideV w:val="single" w:color="D9D9D9" w:sz="4" w:space="0"/>
+          </w:tblBorders>
+          <w:tblCellMar>
+            <w:top w:w="60" w:type="dxa"/>
+            <w:left w:w="90" w:type="dxa"/>
+            <w:bottom w:w="60" w:type="dxa"/>
+            <w:right w:w="90" w:type="dxa"/>
+          </w:tblCellMar>
+        </w:tblPrEx>
+        <w:trPr>
+          <w:cantSplit/>
+        </w:trPr>
+        <w:tc>
+          <w:tcPr>
+            <w:tcW w:w="2900" w:type="dxa"/>
+            <w:shd w:val="clear" w:color="auto" w:fill="FFFFFF"/>
+            <w:vAlign w:val="center"/>
+          </w:tcPr>
+          <w:p>
+            <w:pPr>
+              <w:pStyle w:val="10"/>
+              <w:jc w:val="left"/>
+            </w:pPr>
+            <w:r>
+              <w:t>A</w:t>
+            </w:r>
+          </w:p>
+        </w:tc>
+        <w:tc>
+          <w:tcPr>
+            <w:tcW w:w="1550" w:type="dxa"/>
+            <w:shd w:val="clear" w:color="auto" w:fill="FFFFFF"/>
+            <w:vAlign w:val="center"/>
+          </w:tcPr>
+          <w:p>
+            <w:pPr>
+              <w:pStyle w:val="10"/>
+              <w:jc w:val="center"/>
+            </w:pPr>
+            <w:r>
+              <w:t>11</w:t>
+            </w:r>
+          </w:p>
+        </w:tc>
+        <w:tc>
+          <w:tcPr>
+            <w:tcW w:w="2300" w:type="dxa"/>
+            <w:shd w:val="clear" w:color="auto" w:fill="FFFFFF"/>
+            <w:vAlign w:val="center"/>
+          </w:tcPr>
+          <w:p>
+            <w:pPr>
+              <w:pStyle w:val="10"/>
+              <w:jc w:val="center"/>
+            </w:pPr>
+            <w:r>
+              <w:t>11</w:t>
+            </w:r>
+          </w:p>
+        </w:tc>
+        <w:tc>
+          <w:tcPr>
+            <w:tcW w:w="2300" w:type="dxa"/>
+            <w:shd w:val="clear" w:color="auto" w:fill="FFFFFF"/>
+            <w:vAlign w:val="center"/>
+          </w:tcPr>
+          <w:p>
+            <w:pPr>
+              <w:pStyle w:val="10"/>
+              <w:jc w:val="center"/>
+            </w:pPr>
+            <w:r>
+              <w:t>0</w:t>
+            </w:r>
+          </w:p>
+        </w:tc>
+      </w:tr>
+      <w:tr>
+        <w:tblPrEx>
+          <w:tblBorders>
+            <w:top w:val="single" w:color="D9D9D9" w:sz="4" w:space="0"/>
+            <w:left w:val="single" w:color="D9D9D9" w:sz="4" w:space="0"/>
+            <w:bottom w:val="single" w:color="D9D9D9" w:sz="4" w:space="0"/>
+            <w:right w:val="single" w:color="D9D9D9" w:sz="4" w:space="0"/>
+            <w:insideH w:val="single" w:color="D9D9D9" w:sz="4" w:space="0"/>
+            <w:insideV w:val="single" w:color="D9D9D9" w:sz="4" w:space="0"/>
+          </w:tblBorders>
+          <w:tblCellMar>
+            <w:top w:w="60" w:type="dxa"/>
+            <w:left w:w="90" w:type="dxa"/>
+            <w:bottom w:w="60" w:type="dxa"/>
+            <w:right w:w="90" w:type="dxa"/>
+          </w:tblCellMar>
+        </w:tblPrEx>
+        <w:trPr>
+          <w:cantSplit/>
+        </w:trPr>
+        <w:tc>
+          <w:tcPr>
+            <w:tcW w:w="2900" w:type="dxa"/>
+            <w:shd w:val="clear" w:color="auto" w:fill="F4F6F8"/>
+            <w:vAlign w:val="center"/>
+          </w:tcPr>
+          <w:p>
+            <w:pPr>
+              <w:pStyle w:val="10"/>
+              <w:jc w:val="left"/>
+            </w:pPr>
+            <w:r>
+              <w:t>B</w:t>
+            </w:r>
+          </w:p>
+        </w:tc>
+        <w:tc>
+          <w:tcPr>
+            <w:tcW w:w="1550" w:type="dxa"/>
+            <w:shd w:val="clear" w:color="auto" w:fill="F4F6F8"/>
+            <w:vAlign w:val="center"/>
+          </w:tcPr>
+          <w:p>
+            <w:pPr>
+              <w:pStyle w:val="10"/>
+              <w:jc w:val="center"/>
+            </w:pPr>
+            <w:r>
+              <w:t>8</w:t>
+            </w:r>
+          </w:p>
+        </w:tc>
+        <w:tc>
+          <w:tcPr>
+            <w:tcW w:w="2300" w:type="dxa"/>
+            <w:shd w:val="clear" w:color="auto" w:fill="F4F6F8"/>
+            <w:vAlign w:val="center"/>
+          </w:tcPr>
+          <w:p>
+            <w:pPr>
+              <w:pStyle w:val="10"/>
+              <w:jc w:val="center"/>
+            </w:pPr>
+            <w:r>
+              <w:t>8</w:t>
+            </w:r>
+          </w:p>
+        </w:tc>
+        <w:tc>
+          <w:tcPr>
+            <w:tcW w:w="2300" w:type="dxa"/>
+            <w:shd w:val="clear" w:color="auto" w:fill="F4F6F8"/>
+            <w:vAlign w:val="center"/>
+          </w:tcPr>
+          <w:p>
+            <w:pPr>
+              <w:pStyle w:val="10"/>
+              <w:jc w:val="center"/>
+            </w:pPr>
+            <w:r>
+              <w:t>0</w:t>
+            </w:r>
+          </w:p>
+        </w:tc>
+      </w:tr>
+      <w:tr>
+        <w:tblPrEx>
+          <w:tblBorders>
+            <w:top w:val="single" w:color="D9D9D9" w:sz="4" w:space="0"/>
+            <w:left w:val="single" w:color="D9D9D9" w:sz="4" w:space="0"/>
+            <w:bottom w:val="single" w:color="D9D9D9" w:sz="4" w:space="0"/>
+            <w:right w:val="single" w:color="D9D9D9" w:sz="4" w:space="0"/>
+            <w:insideH w:val="single" w:color="D9D9D9" w:sz="4" w:space="0"/>
+            <w:insideV w:val="single" w:color="D9D9D9" w:sz="4" w:space="0"/>
+          </w:tblBorders>
+          <w:tblCellMar>
+            <w:top w:w="60" w:type="dxa"/>
+            <w:left w:w="90" w:type="dxa"/>
+            <w:bottom w:w="60" w:type="dxa"/>
+            <w:right w:w="90" w:type="dxa"/>
+          </w:tblCellMar>
+        </w:tblPrEx>
+        <w:trPr>
+          <w:cantSplit/>
+        </w:trPr>
+        <w:tc>
+          <w:tcPr>
+            <w:tcW w:w="2900" w:type="dxa"/>
+            <w:shd w:val="clear" w:color="auto" w:fill="FFFFFF"/>
+            <w:vAlign w:val="center"/>
+          </w:tcPr>
+          <w:p>
+            <w:pPr>
+              <w:pStyle w:val="10"/>
+              <w:jc w:val="left"/>
+            </w:pPr>
+            <w:r>
+              <w:t>C</w:t>
+            </w:r>
+          </w:p>
+        </w:tc>
+        <w:tc>
+          <w:tcPr>
+            <w:tcW w:w="1550" w:type="dxa"/>
+            <w:shd w:val="clear" w:color="auto" w:fill="FFFFFF"/>
+            <w:vAlign w:val="center"/>
+          </w:tcPr>
+          <w:p>
+            <w:pPr>
+              <w:pStyle w:val="10"/>
+              <w:jc w:val="center"/>
+            </w:pPr>
+            <w:r>
+              <w:t>6</w:t>
+            </w:r>
+          </w:p>
+        </w:tc>
+        <w:tc>
+          <w:tcPr>
+            <w:tcW w:w="2300" w:type="dxa"/>
+            <w:shd w:val="clear" w:color="auto" w:fill="FFFFFF"/>
+            <w:vAlign w:val="center"/>
+          </w:tcPr>
+          <w:p>
+            <w:pPr>
+              <w:pStyle w:val="10"/>
+              <w:jc w:val="center"/>
+            </w:pPr>
+            <w:r>
+              <w:t>6</w:t>
+            </w:r>
+          </w:p>
+        </w:tc>
+        <w:tc>
+          <w:tcPr>
+            <w:tcW w:w="2300" w:type="dxa"/>
+            <w:shd w:val="clear" w:color="auto" w:fill="FFFFFF"/>
+            <w:vAlign w:val="center"/>
+          </w:tcPr>
+          <w:p>
+            <w:pPr>
+              <w:pStyle w:val="10"/>
+              <w:jc w:val="center"/>
+            </w:pPr>
+            <w:r>
+              <w:t>0</w:t>
+            </w:r>
+          </w:p>
+        </w:tc>
+      </w:tr>
+      <w:tr>
+        <w:tblPrEx>
+          <w:tblBorders>
+            <w:top w:val="single" w:color="D9D9D9" w:sz="4" w:space="0"/>
+            <w:left w:val="single" w:color="D9D9D9" w:sz="4" w:space="0"/>
+            <w:bottom w:val="single" w:color="D9D9D9" w:sz="4" w:space="0"/>
+            <w:right w:val="single" w:color="D9D9D9" w:sz="4" w:space="0"/>
+            <w:insideH w:val="single" w:color="D9D9D9" w:sz="4" w:space="0"/>
+            <w:insideV w:val="single" w:color="D9D9D9" w:sz="4" w:space="0"/>
+          </w:tblBorders>
+          <w:tblCellMar>
+            <w:top w:w="60" w:type="dxa"/>
+            <w:left w:w="90" w:type="dxa"/>
+            <w:bottom w:w="60" w:type="dxa"/>
+            <w:right w:w="90" w:type="dxa"/>
+          </w:tblCellMar>
+        </w:tblPrEx>
+        <w:trPr>
+          <w:cantSplit/>
+        </w:trPr>
+        <w:tc>
+          <w:tcPr>
+            <w:tcW w:w="2900" w:type="dxa"/>
+            <w:shd w:val="clear" w:color="auto" w:fill="F4F6F8"/>
+            <w:vAlign w:val="center"/>
+          </w:tcPr>
+          <w:p>
+            <w:pPr>
+              <w:pStyle w:val="10"/>
+              <w:jc w:val="left"/>
+            </w:pPr>
+            <w:r>
+              <w:t>D</w:t>
+            </w:r>
+          </w:p>
+        </w:tc>
+        <w:tc>
+          <w:tcPr>
+            <w:tcW w:w="1550" w:type="dxa"/>
+            <w:shd w:val="clear" w:color="auto" w:fill="F4F6F8"/>
+            <w:vAlign w:val="center"/>
+          </w:tcPr>
+          <w:p>
+            <w:pPr>
+              <w:pStyle w:val="10"/>
+              <w:jc w:val="center"/>
+            </w:pPr>
+            <w:r>
+              <w:t>10</w:t>
+            </w:r>
+          </w:p>
+        </w:tc>
+        <w:tc>
+          <w:tcPr>
+            <w:tcW w:w="2300" w:type="dxa"/>
+            <w:shd w:val="clear" w:color="auto" w:fill="F4F6F8"/>
+            <w:vAlign w:val="center"/>
+          </w:tcPr>
+          <w:p>
+            <w:pPr>
+              <w:pStyle w:val="10"/>
+              <w:jc w:val="center"/>
+            </w:pPr>
+            <w:r>
+              <w:t>10</w:t>
+            </w:r>
+          </w:p>
+        </w:tc>
+        <w:tc>
+          <w:tcPr>
+            <w:tcW w:w="2300" w:type="dxa"/>
+            <w:shd w:val="clear" w:color="auto" w:fill="F4F6F8"/>
+            <w:vAlign w:val="center"/>
+          </w:tcPr>
+          <w:p>
+            <w:pPr>
+              <w:pStyle w:val="10"/>
+              <w:jc w:val="center"/>
+            </w:pPr>
+            <w:r>
+              <w:t>0</w:t>
+            </w:r>
+          </w:p>
+        </w:tc>
+      </w:tr>
+      <w:tr>
+        <w:tblPrEx>
+          <w:tblBorders>
+            <w:top w:val="single" w:color="D9D9D9" w:sz="4" w:space="0"/>
+            <w:left w:val="single" w:color="D9D9D9" w:sz="4" w:space="0"/>
+            <w:bottom w:val="single" w:color="D9D9D9" w:sz="4" w:space="0"/>
+            <w:right w:val="single" w:color="D9D9D9" w:sz="4" w:space="0"/>
+            <w:insideH w:val="single" w:color="D9D9D9" w:sz="4" w:space="0"/>
+            <w:insideV w:val="single" w:color="D9D9D9" w:sz="4" w:space="0"/>
+          </w:tblBorders>
+          <w:tblCellMar>
+            <w:top w:w="60" w:type="dxa"/>
+            <w:left w:w="90" w:type="dxa"/>
+            <w:bottom w:w="60" w:type="dxa"/>
+            <w:right w:w="90" w:type="dxa"/>
+          </w:tblCellMar>
+        </w:tblPrEx>
+        <w:trPr>
+          <w:cantSplit/>
+        </w:trPr>
+        <w:tc>
+          <w:tcPr>
+            <w:tcW w:w="2900" w:type="dxa"/>
+            <w:shd w:val="clear" w:color="auto" w:fill="FFFFFF"/>
+            <w:vAlign w:val="center"/>
+          </w:tcPr>
+          <w:p>
+            <w:pPr>
+              <w:pStyle w:val="10"/>
+              <w:jc w:val="left"/>
+            </w:pPr>
+            <w:r>
+              <w:t>Total</w:t>
+            </w:r>
+          </w:p>
+        </w:tc>
+        <w:tc>
+          <w:tcPr>
+            <w:tcW w:w="1550" w:type="dxa"/>
+            <w:shd w:val="clear" w:color="auto" w:fill="FFFFFF"/>
+            <w:vAlign w:val="center"/>
+          </w:tcPr>
+          <w:p>
+            <w:pPr>
+              <w:pStyle w:val="10"/>
+              <w:jc w:val="center"/>
+            </w:pPr>
+            <w:r>
+              <w:t>35</w:t>
+            </w:r>
+          </w:p>
+        </w:tc>
+        <w:tc>
+          <w:tcPr>
+            <w:tcW w:w="2300" w:type="dxa"/>
+            <w:shd w:val="clear" w:color="auto" w:fill="FFFFFF"/>
+            <w:vAlign w:val="center"/>
+          </w:tcPr>
+          <w:p>
+            <w:pPr>
+              <w:pStyle w:val="10"/>
+              <w:jc w:val="center"/>
+            </w:pPr>
+            <w:r>
+              <w:t>35</w:t>
+            </w:r>
+          </w:p>
+        </w:tc>
+        <w:tc>
+          <w:tcPr>
+            <w:tcW w:w="2300" w:type="dxa"/>
+            <w:shd w:val="clear" w:color="auto" w:fill="FFFFFF"/>
+            <w:vAlign w:val="center"/>
+          </w:tcPr>
+          <w:p>
+            <w:pPr>
+              <w:pStyle w:val="10"/>
+              <w:jc w:val="center"/>
+            </w:pPr>
+            <w:r>
+              <w:t>0</w:t>
+            </w:r>
+          </w:p>
+        </w:tc>
+      </w:tr>
+    </w:tbl>
+    <w:p>
+      <w:pPr>
+        <w:pStyle w:val="6"/>
+      </w:pPr>
+      <w:r>
+        <w:t xml:space="preserve">Tableau 8 — Audit des affirmations de la réponse officielle. Source : </w:t>
+      </w:r>
+      <w:r>
+        <w:rPr>
+          <w:sz w:val="18"/>
+        </w:rPr>
+        <w:t>llm/human_analysis/phase8_hallucination_audit.csv</w:t>
+      </w:r>
+      <w:r>
+        <w:t>. Périmètre : une réponse A/B/C/D et 35 affirmations matérielles regroupées ; unité : lignes d’audit, non observations indépendantes. Comptages issus du CSV ; catégories sans unité.</w:t>
+      </w:r>
+    </w:p>
+    <w:p>
+      <w:pPr>
+        <w:pStyle w:val="3"/>
+      </w:pPr>
+      <w:bookmarkStart w:id="62" w:name="section32"/>
+      <w:bookmarkStart w:id="63" w:name="_Toc16665"/>
+      <w:r>
+        <w:t>9.2 Apports et réserves</w:t>
+      </w:r>
+      <w:bookmarkEnd w:id="62"/>
+      <w:bookmarkEnd w:id="63"/>
+    </w:p>
+    <w:p>
+      <w:r>
+        <w:t>Les 35 affirmations sont classées supported ; aucune hallucination numérique n’est détectée dans les valeurs matérielles vérifiées. Ce résultat borné ne mesure pas la fiabilité générale d’un LLM. Le prompt fournit lui-même les faits : leur reprise fidèle ne démontre ni prévision autonome ni accès indépendant aux sources. Certaines citations locales sont imprécises, notamment pour la corrélation et la persistance GARCH ; l’audit restitue leurs sources exactes. Un suffixe éditorial figure dans C et reste conservé dans l’artefact officiel.</w:t>
+      </w:r>
+    </w:p>
+    <w:p>
+      <w:r>
+        <w:t>La réponse souligne utilement qu’un ARCH-LM non rejeté ne prouve pas la disparition universelle des effets ARCH. Les baselines sont plus détaillées sur les folds, scalers, couvertures de convergence et coûts. Les risques généraux de p-values inventées, de fausse causalité, de surinterprétation et de confiance excessive motivent le contrôle des sources ; ils ne sont pas transformés artificiellement en anomalies détectées dans cette réponse.</w:t>
+      </w:r>
+    </w:p>
+    <w:p>
+      <w:r>
+        <w:t>Le prompt et la réponse intégrale sont référencés en annexe D, sans correction de l’original ; la section B vulgarisée est reproduite fidèlement en annexe E comme texte du LLM. L’interprétation financière demeure éducative : l’étude ne teste pas une stratégie de trading et ne fournit pas de mesure de profit après frais.</w:t>
+      </w:r>
+    </w:p>
+    <w:p>
+      <w:pPr>
+        <w:spacing w:before="0" w:after="0" w:line="1" w:lineRule="exact"/>
+      </w:pPr>
+      <w:r>
+        <w:rPr>
+          <w:sz w:val="1"/>
+        </w:rPr>
+        <w:br w:type="page"/>
+      </w:r>
+    </w:p>
+    <w:p>
+      <w:pPr>
+        <w:pStyle w:val="2"/>
+      </w:pPr>
+      <w:bookmarkStart w:id="64" w:name="section33"/>
+      <w:bookmarkStart w:id="65" w:name="_Toc18082"/>
+      <w:r>
+        <w:t>10 Discussion limites et conclusion</w:t>
+      </w:r>
+      <w:bookmarkEnd w:id="64"/>
+      <w:bookmarkEnd w:id="65"/>
+    </w:p>
+    <w:p>
+      <w:pPr>
+        <w:pStyle w:val="3"/>
+      </w:pPr>
+      <w:bookmarkStart w:id="66" w:name="section34"/>
+      <w:bookmarkStart w:id="67" w:name="_Toc21804"/>
+      <w:r>
+        <w:t>10.1 Prévoir expliquer et quantifier le risque</w:t>
+      </w:r>
+      <w:bookmarkEnd w:id="66"/>
+      <w:bookmarkEnd w:id="67"/>
+    </w:p>
+    <w:p>
+      <w:r>
+        <w:t>Le résultat Naive invite à séparer trois critères de réussite. Un modèle peut retirer une autocorrélation de la moyenne, représenter une variance persistante ou décrire une interaction entre actifs, sans réduire suffisamment la perte de prix finale. Les diagnostics ARIMA, les tests multivariés et GARCH remplissent ces objectifs analytiques distincts. Leur utilité scientifique ne se résume donc pas à la première place d’un classement RMSE.</w:t>
+      </w:r>
+    </w:p>
+    <w:p>
+      <w:r>
+        <w:t>La persistance du prix et la faible dépendance linéaire des rendements offrent un contexte plausible à la compétitivité du dernier prix observé. Cette interprétation reste une lecture du dossier, sans démonstration d’un mécanisme causal. Le diagnostic défavorable du random walk demeure : une règle de prévision peut être compétitive tout en étant incomplète comme description des innovations. La recommandation combine résultats, seuil pratique, inférence et parcimonie pré-déclarés.</w:t>
+      </w:r>
+    </w:p>
+    <w:p>
+      <w:r>
+        <w:t>VAR révèle un contenu prédictif conditionnel du passé de SOXX. Ce résultat n’implique pas automatiquement une meilleure reconstruction du prix NVDA à cinq ou dix séances. Granger teste des restrictions de coefficients de rendement ; le classement final agrège des pertes de prix. GARCH, pour sa part, indique une variance fortement persistante, sans prédire une hausse ou une baisse. Mélanger ces objectifs créerait une conclusion financière que les sorties ne soutiennent pas.</w:t>
+      </w:r>
+    </w:p>
+    <w:p>
+      <w:pPr>
+        <w:pStyle w:val="3"/>
+      </w:pPr>
+      <w:bookmarkStart w:id="68" w:name="section35"/>
+      <w:bookmarkStart w:id="69" w:name="_Toc22283"/>
+      <w:r>
+        <w:t>10.2 Complexité coût et interprétabilité</w:t>
+      </w:r>
+      <w:bookmarkEnd w:id="68"/>
+      <w:bookmarkEnd w:id="69"/>
+    </w:p>
+    <w:tbl>
+      <w:tblPr>
+        <w:tblStyle w:val="5"/>
+        <w:tblW w:w="9050" w:type="dxa"/>
+        <w:tblInd w:w="0" w:type="dxa"/>
+        <w:tblBorders>
+          <w:top w:val="single" w:color="D9D9D9" w:sz="4" w:space="0"/>
+          <w:left w:val="single" w:color="D9D9D9" w:sz="4" w:space="0"/>
+          <w:bottom w:val="single" w:color="D9D9D9" w:sz="4" w:space="0"/>
+          <w:right w:val="single" w:color="D9D9D9" w:sz="4" w:space="0"/>
+          <w:insideH w:val="single" w:color="D9D9D9" w:sz="4" w:space="0"/>
+          <w:insideV w:val="single" w:color="D9D9D9" w:sz="4" w:space="0"/>
+        </w:tblBorders>
+        <w:tblLayout w:type="fixed"/>
+        <w:tblCellMar>
+          <w:top w:w="60" w:type="dxa"/>
+          <w:left w:w="90" w:type="dxa"/>
+          <w:bottom w:w="60" w:type="dxa"/>
+          <w:right w:w="90" w:type="dxa"/>
+        </w:tblCellMar>
+      </w:tblPr>
+      <w:tblGrid>
+        <w:gridCol w:w="2300"/>
+        <w:gridCol w:w="1500"/>
+        <w:gridCol w:w="1500"/>
+        <w:gridCol w:w="1750"/>
+        <w:gridCol w:w="2000"/>
+      </w:tblGrid>
+      <w:tr>
+        <w:tblPrEx>
+          <w:tblBorders>
+            <w:top w:val="single" w:color="D9D9D9" w:sz="4" w:space="0"/>
+            <w:left w:val="single" w:color="D9D9D9" w:sz="4" w:space="0"/>
+            <w:bottom w:val="single" w:color="D9D9D9" w:sz="4" w:space="0"/>
+            <w:right w:val="single" w:color="D9D9D9" w:sz="4" w:space="0"/>
+            <w:insideH w:val="single" w:color="D9D9D9" w:sz="4" w:space="0"/>
+            <w:insideV w:val="single" w:color="D9D9D9" w:sz="4" w:space="0"/>
+          </w:tblBorders>
+          <w:tblCellMar>
+            <w:top w:w="60" w:type="dxa"/>
+            <w:left w:w="90" w:type="dxa"/>
+            <w:bottom w:w="60" w:type="dxa"/>
+            <w:right w:w="90" w:type="dxa"/>
+          </w:tblCellMar>
+        </w:tblPrEx>
+        <w:trPr>
+          <w:cantSplit/>
+          <w:tblHeader/>
+        </w:trPr>
+        <w:tc>
+          <w:tcPr>
+            <w:tcW w:w="2300" w:type="dxa"/>
+            <w:shd w:val="clear" w:color="auto" w:fill="DCE6EF"/>
+            <w:vAlign w:val="center"/>
+          </w:tcPr>
+          <w:p>
+            <w:pPr>
+              <w:pStyle w:val="10"/>
+              <w:jc w:val="left"/>
+            </w:pPr>
+            <w:r>
+              <w:rPr>
+                <w:b/>
+              </w:rPr>
+              <w:t>Modèle</w:t>
+            </w:r>
+          </w:p>
+        </w:tc>
+        <w:tc>
+          <w:tcPr>
+            <w:tcW w:w="1500" w:type="dxa"/>
+            <w:shd w:val="clear" w:color="auto" w:fill="DCE6EF"/>
+            <w:vAlign w:val="center"/>
+          </w:tcPr>
+          <w:p>
+            <w:pPr>
+              <w:pStyle w:val="10"/>
+              <w:jc w:val="center"/>
+            </w:pPr>
+            <w:r>
+              <w:rPr>
+                <w:b/>
+              </w:rPr>
+              <w:t>Fit s</w:t>
+            </w:r>
+          </w:p>
+        </w:tc>
+        <w:tc>
+          <w:tcPr>
+            <w:tcW w:w="1500" w:type="dxa"/>
+            <w:shd w:val="clear" w:color="auto" w:fill="DCE6EF"/>
+            <w:vAlign w:val="center"/>
+          </w:tcPr>
+          <w:p>
+            <w:pPr>
+              <w:pStyle w:val="10"/>
+              <w:jc w:val="center"/>
+            </w:pPr>
+            <w:r>
+              <w:rPr>
+                <w:b/>
+              </w:rPr>
+              <w:t>Prévision s</w:t>
+            </w:r>
+          </w:p>
+        </w:tc>
+        <w:tc>
+          <w:tcPr>
+            <w:tcW w:w="1750" w:type="dxa"/>
+            <w:shd w:val="clear" w:color="auto" w:fill="DCE6EF"/>
+            <w:vAlign w:val="center"/>
+          </w:tcPr>
+          <w:p>
+            <w:pPr>
+              <w:pStyle w:val="10"/>
+              <w:jc w:val="center"/>
+            </w:pPr>
+            <w:r>
+              <w:rPr>
+                <w:b/>
+              </w:rPr>
+              <w:t>Paramètres</w:t>
+            </w:r>
+          </w:p>
+        </w:tc>
+        <w:tc>
+          <w:tcPr>
+            <w:tcW w:w="2000" w:type="dxa"/>
+            <w:shd w:val="clear" w:color="auto" w:fill="DCE6EF"/>
+            <w:vAlign w:val="center"/>
+          </w:tcPr>
+          <w:p>
+            <w:pPr>
+              <w:pStyle w:val="10"/>
+              <w:jc w:val="center"/>
+            </w:pPr>
+            <w:r>
+              <w:rPr>
+                <w:b/>
+              </w:rPr>
+              <w:t>Interprétabilité</w:t>
+            </w:r>
+          </w:p>
+        </w:tc>
+      </w:tr>
+      <w:tr>
+        <w:tblPrEx>
+          <w:tblBorders>
+            <w:top w:val="single" w:color="D9D9D9" w:sz="4" w:space="0"/>
+            <w:left w:val="single" w:color="D9D9D9" w:sz="4" w:space="0"/>
+            <w:bottom w:val="single" w:color="D9D9D9" w:sz="4" w:space="0"/>
+            <w:right w:val="single" w:color="D9D9D9" w:sz="4" w:space="0"/>
+            <w:insideH w:val="single" w:color="D9D9D9" w:sz="4" w:space="0"/>
+            <w:insideV w:val="single" w:color="D9D9D9" w:sz="4" w:space="0"/>
+          </w:tblBorders>
+          <w:tblCellMar>
+            <w:top w:w="60" w:type="dxa"/>
+            <w:left w:w="90" w:type="dxa"/>
+            <w:bottom w:w="60" w:type="dxa"/>
+            <w:right w:w="90" w:type="dxa"/>
+          </w:tblCellMar>
+        </w:tblPrEx>
+        <w:trPr>
+          <w:cantSplit/>
+        </w:trPr>
+        <w:tc>
+          <w:tcPr>
+            <w:tcW w:w="2300" w:type="dxa"/>
+            <w:shd w:val="clear" w:color="auto" w:fill="FFFFFF"/>
+            <w:vAlign w:val="center"/>
+          </w:tcPr>
+          <w:p>
+            <w:pPr>
+              <w:pStyle w:val="10"/>
+              <w:jc w:val="left"/>
+            </w:pPr>
+            <w:r>
+              <w:t>Naive</w:t>
+            </w:r>
+          </w:p>
+        </w:tc>
+        <w:tc>
+          <w:tcPr>
+            <w:tcW w:w="1500" w:type="dxa"/>
+            <w:shd w:val="clear" w:color="auto" w:fill="FFFFFF"/>
+            <w:vAlign w:val="center"/>
+          </w:tcPr>
+          <w:p>
+            <w:pPr>
+              <w:pStyle w:val="10"/>
+              <w:jc w:val="center"/>
+            </w:pPr>
+            <w:r>
+              <w:t>0,000</w:t>
+            </w:r>
+          </w:p>
+        </w:tc>
+        <w:tc>
+          <w:tcPr>
+            <w:tcW w:w="1500" w:type="dxa"/>
+            <w:shd w:val="clear" w:color="auto" w:fill="FFFFFF"/>
+            <w:vAlign w:val="center"/>
+          </w:tcPr>
+          <w:p>
+            <w:pPr>
+              <w:pStyle w:val="10"/>
+              <w:jc w:val="center"/>
+            </w:pPr>
+            <w:r>
+              <w:t>0,032</w:t>
+            </w:r>
+          </w:p>
+        </w:tc>
+        <w:tc>
+          <w:tcPr>
+            <w:tcW w:w="1750" w:type="dxa"/>
+            <w:shd w:val="clear" w:color="auto" w:fill="FFFFFF"/>
+            <w:vAlign w:val="center"/>
+          </w:tcPr>
+          <w:p>
+            <w:pPr>
+              <w:pStyle w:val="10"/>
+              <w:jc w:val="center"/>
+            </w:pPr>
+            <w:r>
+              <w:t>0</w:t>
+            </w:r>
+          </w:p>
+        </w:tc>
+        <w:tc>
+          <w:tcPr>
+            <w:tcW w:w="2000" w:type="dxa"/>
+            <w:shd w:val="clear" w:color="auto" w:fill="FFFFFF"/>
+            <w:vAlign w:val="center"/>
+          </w:tcPr>
+          <w:p>
+            <w:pPr>
+              <w:pStyle w:val="10"/>
+              <w:jc w:val="center"/>
+            </w:pPr>
+            <w:r>
+              <w:t>Haute</w:t>
+            </w:r>
+          </w:p>
+        </w:tc>
+      </w:tr>
+      <w:tr>
+        <w:tblPrEx>
+          <w:tblBorders>
+            <w:top w:val="single" w:color="D9D9D9" w:sz="4" w:space="0"/>
+            <w:left w:val="single" w:color="D9D9D9" w:sz="4" w:space="0"/>
+            <w:bottom w:val="single" w:color="D9D9D9" w:sz="4" w:space="0"/>
+            <w:right w:val="single" w:color="D9D9D9" w:sz="4" w:space="0"/>
+            <w:insideH w:val="single" w:color="D9D9D9" w:sz="4" w:space="0"/>
+            <w:insideV w:val="single" w:color="D9D9D9" w:sz="4" w:space="0"/>
+          </w:tblBorders>
+          <w:tblCellMar>
+            <w:top w:w="60" w:type="dxa"/>
+            <w:left w:w="90" w:type="dxa"/>
+            <w:bottom w:w="60" w:type="dxa"/>
+            <w:right w:w="90" w:type="dxa"/>
+          </w:tblCellMar>
+        </w:tblPrEx>
+        <w:trPr>
+          <w:cantSplit/>
+        </w:trPr>
+        <w:tc>
+          <w:tcPr>
+            <w:tcW w:w="2300" w:type="dxa"/>
+            <w:shd w:val="clear" w:color="auto" w:fill="F4F6F8"/>
+            <w:vAlign w:val="center"/>
+          </w:tcPr>
+          <w:p>
+            <w:pPr>
+              <w:pStyle w:val="10"/>
+              <w:jc w:val="left"/>
+            </w:pPr>
+            <w:r>
+              <w:t>ARIMA(2,1,2)</w:t>
+            </w:r>
+          </w:p>
+        </w:tc>
+        <w:tc>
+          <w:tcPr>
+            <w:tcW w:w="1500" w:type="dxa"/>
+            <w:shd w:val="clear" w:color="auto" w:fill="F4F6F8"/>
+            <w:vAlign w:val="center"/>
+          </w:tcPr>
+          <w:p>
+            <w:pPr>
+              <w:pStyle w:val="10"/>
+              <w:jc w:val="center"/>
+            </w:pPr>
+            <w:r>
+              <w:t>0,413</w:t>
+            </w:r>
+          </w:p>
+        </w:tc>
+        <w:tc>
+          <w:tcPr>
+            <w:tcW w:w="1500" w:type="dxa"/>
+            <w:shd w:val="clear" w:color="auto" w:fill="F4F6F8"/>
+            <w:vAlign w:val="center"/>
+          </w:tcPr>
+          <w:p>
+            <w:pPr>
+              <w:pStyle w:val="10"/>
+              <w:jc w:val="center"/>
+            </w:pPr>
+            <w:r>
+              <w:t>2,616</w:t>
+            </w:r>
+          </w:p>
+        </w:tc>
+        <w:tc>
+          <w:tcPr>
+            <w:tcW w:w="1750" w:type="dxa"/>
+            <w:shd w:val="clear" w:color="auto" w:fill="F4F6F8"/>
+            <w:vAlign w:val="center"/>
+          </w:tcPr>
+          <w:p>
+            <w:pPr>
+              <w:pStyle w:val="10"/>
+              <w:jc w:val="center"/>
+            </w:pPr>
+            <w:r>
+              <w:t>6</w:t>
+            </w:r>
+          </w:p>
+        </w:tc>
+        <w:tc>
+          <w:tcPr>
+            <w:tcW w:w="2000" w:type="dxa"/>
+            <w:shd w:val="clear" w:color="auto" w:fill="F4F6F8"/>
+            <w:vAlign w:val="center"/>
+          </w:tcPr>
+          <w:p>
+            <w:pPr>
+              <w:pStyle w:val="10"/>
+              <w:jc w:val="center"/>
+            </w:pPr>
+            <w:r>
+              <w:t>Moyenne</w:t>
+            </w:r>
+          </w:p>
+        </w:tc>
+      </w:tr>
+      <w:tr>
+        <w:tblPrEx>
+          <w:tblBorders>
+            <w:top w:val="single" w:color="D9D9D9" w:sz="4" w:space="0"/>
+            <w:left w:val="single" w:color="D9D9D9" w:sz="4" w:space="0"/>
+            <w:bottom w:val="single" w:color="D9D9D9" w:sz="4" w:space="0"/>
+            <w:right w:val="single" w:color="D9D9D9" w:sz="4" w:space="0"/>
+            <w:insideH w:val="single" w:color="D9D9D9" w:sz="4" w:space="0"/>
+            <w:insideV w:val="single" w:color="D9D9D9" w:sz="4" w:space="0"/>
+          </w:tblBorders>
+          <w:tblCellMar>
+            <w:top w:w="60" w:type="dxa"/>
+            <w:left w:w="90" w:type="dxa"/>
+            <w:bottom w:w="60" w:type="dxa"/>
+            <w:right w:w="90" w:type="dxa"/>
+          </w:tblCellMar>
+        </w:tblPrEx>
+        <w:trPr>
+          <w:cantSplit/>
+        </w:trPr>
+        <w:tc>
+          <w:tcPr>
+            <w:tcW w:w="2300" w:type="dxa"/>
+            <w:shd w:val="clear" w:color="auto" w:fill="FFFFFF"/>
+            <w:vAlign w:val="center"/>
+          </w:tcPr>
+          <w:p>
+            <w:pPr>
+              <w:pStyle w:val="10"/>
+              <w:jc w:val="left"/>
+            </w:pPr>
+            <w:r>
+              <w:t>VAR(9)</w:t>
+            </w:r>
+          </w:p>
+        </w:tc>
+        <w:tc>
+          <w:tcPr>
+            <w:tcW w:w="1500" w:type="dxa"/>
+            <w:shd w:val="clear" w:color="auto" w:fill="FFFFFF"/>
+            <w:vAlign w:val="center"/>
+          </w:tcPr>
+          <w:p>
+            <w:pPr>
+              <w:pStyle w:val="10"/>
+              <w:jc w:val="center"/>
+            </w:pPr>
+            <w:r>
+              <w:t>0,007</w:t>
+            </w:r>
+          </w:p>
+        </w:tc>
+        <w:tc>
+          <w:tcPr>
+            <w:tcW w:w="1500" w:type="dxa"/>
+            <w:shd w:val="clear" w:color="auto" w:fill="FFFFFF"/>
+            <w:vAlign w:val="center"/>
+          </w:tcPr>
+          <w:p>
+            <w:pPr>
+              <w:pStyle w:val="10"/>
+              <w:jc w:val="center"/>
+            </w:pPr>
+            <w:r>
+              <w:t>0,137</w:t>
+            </w:r>
+          </w:p>
+        </w:tc>
+        <w:tc>
+          <w:tcPr>
+            <w:tcW w:w="1750" w:type="dxa"/>
+            <w:shd w:val="clear" w:color="auto" w:fill="FFFFFF"/>
+            <w:vAlign w:val="center"/>
+          </w:tcPr>
+          <w:p>
+            <w:pPr>
+              <w:pStyle w:val="10"/>
+              <w:jc w:val="center"/>
+            </w:pPr>
+            <w:r>
+              <w:t>84</w:t>
+            </w:r>
+          </w:p>
+        </w:tc>
+        <w:tc>
+          <w:tcPr>
+            <w:tcW w:w="2000" w:type="dxa"/>
+            <w:shd w:val="clear" w:color="auto" w:fill="FFFFFF"/>
+            <w:vAlign w:val="center"/>
+          </w:tcPr>
+          <w:p>
+            <w:pPr>
+              <w:pStyle w:val="10"/>
+              <w:jc w:val="center"/>
+            </w:pPr>
+            <w:r>
+              <w:t>Moyenne</w:t>
+            </w:r>
+          </w:p>
+        </w:tc>
+      </w:tr>
+      <w:tr>
+        <w:tblPrEx>
+          <w:tblBorders>
+            <w:top w:val="single" w:color="D9D9D9" w:sz="4" w:space="0"/>
+            <w:left w:val="single" w:color="D9D9D9" w:sz="4" w:space="0"/>
+            <w:bottom w:val="single" w:color="D9D9D9" w:sz="4" w:space="0"/>
+            <w:right w:val="single" w:color="D9D9D9" w:sz="4" w:space="0"/>
+            <w:insideH w:val="single" w:color="D9D9D9" w:sz="4" w:space="0"/>
+            <w:insideV w:val="single" w:color="D9D9D9" w:sz="4" w:space="0"/>
+          </w:tblBorders>
+          <w:tblCellMar>
+            <w:top w:w="60" w:type="dxa"/>
+            <w:left w:w="90" w:type="dxa"/>
+            <w:bottom w:w="60" w:type="dxa"/>
+            <w:right w:w="90" w:type="dxa"/>
+          </w:tblCellMar>
+        </w:tblPrEx>
+        <w:trPr>
+          <w:cantSplit/>
+        </w:trPr>
+        <w:tc>
+          <w:tcPr>
+            <w:tcW w:w="2300" w:type="dxa"/>
+            <w:shd w:val="clear" w:color="auto" w:fill="F4F6F8"/>
+            <w:vAlign w:val="center"/>
+          </w:tcPr>
+          <w:p>
+            <w:pPr>
+              <w:pStyle w:val="10"/>
+              <w:jc w:val="left"/>
+            </w:pPr>
+            <w:r>
+              <w:t>LSTM C</w:t>
+            </w:r>
+          </w:p>
+        </w:tc>
+        <w:tc>
+          <w:tcPr>
+            <w:tcW w:w="1500" w:type="dxa"/>
+            <w:shd w:val="clear" w:color="auto" w:fill="F4F6F8"/>
+            <w:vAlign w:val="center"/>
+          </w:tcPr>
+          <w:p>
+            <w:pPr>
+              <w:pStyle w:val="10"/>
+              <w:jc w:val="center"/>
+            </w:pPr>
+            <w:r>
+              <w:t>66,368</w:t>
+            </w:r>
+          </w:p>
+        </w:tc>
+        <w:tc>
+          <w:tcPr>
+            <w:tcW w:w="1500" w:type="dxa"/>
+            <w:shd w:val="clear" w:color="auto" w:fill="F4F6F8"/>
+            <w:vAlign w:val="center"/>
+          </w:tcPr>
+          <w:p>
+            <w:pPr>
+              <w:pStyle w:val="10"/>
+              <w:jc w:val="center"/>
+            </w:pPr>
+            <w:r>
+              <w:t>20,378</w:t>
+            </w:r>
+          </w:p>
+        </w:tc>
+        <w:tc>
+          <w:tcPr>
+            <w:tcW w:w="1750" w:type="dxa"/>
+            <w:shd w:val="clear" w:color="auto" w:fill="F4F6F8"/>
+            <w:vAlign w:val="center"/>
+          </w:tcPr>
+          <w:p>
+            <w:pPr>
+              <w:pStyle w:val="10"/>
+              <w:jc w:val="center"/>
+            </w:pPr>
+            <w:r>
+              <w:t>18570</w:t>
+            </w:r>
+          </w:p>
+        </w:tc>
+        <w:tc>
+          <w:tcPr>
+            <w:tcW w:w="2000" w:type="dxa"/>
+            <w:shd w:val="clear" w:color="auto" w:fill="F4F6F8"/>
+            <w:vAlign w:val="center"/>
+          </w:tcPr>
+          <w:p>
+            <w:pPr>
+              <w:pStyle w:val="10"/>
+              <w:jc w:val="center"/>
+            </w:pPr>
+            <w:r>
+              <w:t>Faible</w:t>
+            </w:r>
+          </w:p>
+        </w:tc>
+      </w:tr>
+      <w:tr>
+        <w:tblPrEx>
+          <w:tblBorders>
+            <w:top w:val="single" w:color="D9D9D9" w:sz="4" w:space="0"/>
+            <w:left w:val="single" w:color="D9D9D9" w:sz="4" w:space="0"/>
+            <w:bottom w:val="single" w:color="D9D9D9" w:sz="4" w:space="0"/>
+            <w:right w:val="single" w:color="D9D9D9" w:sz="4" w:space="0"/>
+            <w:insideH w:val="single" w:color="D9D9D9" w:sz="4" w:space="0"/>
+            <w:insideV w:val="single" w:color="D9D9D9" w:sz="4" w:space="0"/>
+          </w:tblBorders>
+          <w:tblCellMar>
+            <w:top w:w="60" w:type="dxa"/>
+            <w:left w:w="90" w:type="dxa"/>
+            <w:bottom w:w="60" w:type="dxa"/>
+            <w:right w:w="90" w:type="dxa"/>
+          </w:tblCellMar>
+        </w:tblPrEx>
+        <w:trPr>
+          <w:cantSplit/>
+        </w:trPr>
+        <w:tc>
+          <w:tcPr>
+            <w:tcW w:w="2300" w:type="dxa"/>
+            <w:shd w:val="clear" w:color="auto" w:fill="FFFFFF"/>
+            <w:vAlign w:val="center"/>
+          </w:tcPr>
+          <w:p>
+            <w:pPr>
+              <w:pStyle w:val="10"/>
+              <w:jc w:val="left"/>
+            </w:pPr>
+            <w:r>
+              <w:t>GRU C</w:t>
+            </w:r>
+          </w:p>
+        </w:tc>
+        <w:tc>
+          <w:tcPr>
+            <w:tcW w:w="1500" w:type="dxa"/>
+            <w:shd w:val="clear" w:color="auto" w:fill="FFFFFF"/>
+            <w:vAlign w:val="center"/>
+          </w:tcPr>
+          <w:p>
+            <w:pPr>
+              <w:pStyle w:val="10"/>
+              <w:jc w:val="center"/>
+            </w:pPr>
+            <w:r>
+              <w:t>74,530</w:t>
+            </w:r>
+          </w:p>
+        </w:tc>
+        <w:tc>
+          <w:tcPr>
+            <w:tcW w:w="1500" w:type="dxa"/>
+            <w:shd w:val="clear" w:color="auto" w:fill="FFFFFF"/>
+            <w:vAlign w:val="center"/>
+          </w:tcPr>
+          <w:p>
+            <w:pPr>
+              <w:pStyle w:val="10"/>
+              <w:jc w:val="center"/>
+            </w:pPr>
+            <w:r>
+              <w:t>27,994</w:t>
+            </w:r>
+          </w:p>
+        </w:tc>
+        <w:tc>
+          <w:tcPr>
+            <w:tcW w:w="1750" w:type="dxa"/>
+            <w:shd w:val="clear" w:color="auto" w:fill="FFFFFF"/>
+            <w:vAlign w:val="center"/>
+          </w:tcPr>
+          <w:p>
+            <w:pPr>
+              <w:pStyle w:val="10"/>
+              <w:jc w:val="center"/>
+            </w:pPr>
+            <w:r>
+              <w:t>14282</w:t>
+            </w:r>
+          </w:p>
+        </w:tc>
+        <w:tc>
+          <w:tcPr>
+            <w:tcW w:w="2000" w:type="dxa"/>
+            <w:shd w:val="clear" w:color="auto" w:fill="FFFFFF"/>
+            <w:vAlign w:val="center"/>
+          </w:tcPr>
+          <w:p>
+            <w:pPr>
+              <w:pStyle w:val="10"/>
+              <w:jc w:val="center"/>
+            </w:pPr>
+            <w:r>
+              <w:t>Faible</w:t>
+            </w:r>
+          </w:p>
+        </w:tc>
+      </w:tr>
+    </w:tbl>
+    <w:p>
+      <w:pPr>
+        <w:pStyle w:val="6"/>
+      </w:pPr>
+      <w:r>
         <w:t xml:space="preserve">Tableau 9 — Coût observé des cinq modèles de prix. Source : </w:t>
       </w:r>
       <w:r>
@@ -10618,7 +10683,7 @@
         <w:pStyle w:val="3"/>
       </w:pPr>
       <w:bookmarkStart w:id="70" w:name="section36"/>
-      <w:bookmarkStart w:id="71" w:name="_Toc7920"/>
+      <w:bookmarkStart w:id="71" w:name="_Toc26660"/>
       <w:r>
         <w:t>10.3 Portée statistique et reproductibilité</w:t>
       </w:r>
@@ -10665,7 +10730,7 @@
         <w:pStyle w:val="3"/>
       </w:pPr>
       <w:bookmarkStart w:id="72" w:name="section37"/>
-      <w:bookmarkStart w:id="73" w:name="_Toc31201"/>
+      <w:bookmarkStart w:id="73" w:name="_Toc21289"/>
       <w:r>
         <w:t>10.4 Conclusion et prolongements</w:t>
       </w:r>
@@ -10733,7 +10798,7 @@
         <w:pStyle w:val="2"/>
       </w:pPr>
       <w:bookmarkStart w:id="74" w:name="section38"/>
-      <w:bookmarkStart w:id="75" w:name="_Toc31249"/>
+      <w:bookmarkStart w:id="75" w:name="_Toc20447"/>
       <w:r>
         <w:t>Références</w:t>
       </w:r>
@@ -11429,6 +11494,47 @@
         <w:pStyle w:val="11"/>
       </w:pPr>
       <w:r>
+        <w:t xml:space="preserve">[R17] Board of Governors of the Federal Reserve System. </w:t>
+      </w:r>
+      <w:r>
+        <w:rPr>
+          <w:i/>
+        </w:rPr>
+        <w:t>Federal Reserve issues FOMC statement</w:t>
+      </w:r>
+      <w:r>
+        <w:t xml:space="preserve">, 15 mars 2020, contexte coronavirus et conditions financières. </w:t>
+      </w:r>
+      <w:r>
+        <w:fldChar w:fldCharType="begin"/>
+      </w:r>
+      <w:r>
+        <w:instrText xml:space="preserve"> HYPERLINK "https://www.federalreserve.gov/newsevents/pressreleases/monetary20200315a.htm" \h </w:instrText>
+      </w:r>
+      <w:r>
+        <w:fldChar w:fldCharType="separate"/>
+      </w:r>
+      <w:r>
+        <w:t>Communiqué primaire</w:t>
+      </w:r>
+      <w:r>
+        <w:fldChar w:fldCharType="end"/>
+      </w:r>
+      <w:r>
+        <w:rPr>
+          <w:sz w:val="18"/>
+        </w:rPr>
+        <w:t xml:space="preserve"> (https://www.federalreserve.gov/newsevents/pressreleases/monetary20200315a.htm)</w:t>
+      </w:r>
+      <w:r>
+        <w:t>.</w:t>
+      </w:r>
+    </w:p>
+    <w:p>
+      <w:pPr>
+        <w:pStyle w:val="11"/>
+      </w:pPr>
+      <w:r>
         <w:rPr>
           <w:b/>
         </w:rPr>
@@ -11552,7 +11658,7 @@
         <w:pStyle w:val="2"/>
       </w:pPr>
       <w:bookmarkStart w:id="76" w:name="section39"/>
-      <w:bookmarkStart w:id="77" w:name="_Toc32166"/>
+      <w:bookmarkStart w:id="77" w:name="_Toc5726"/>
       <w:r>
         <w:t>Annexes</w:t>
       </w:r>
@@ -11564,7 +11670,7 @@
         <w:pStyle w:val="3"/>
       </w:pPr>
       <w:bookmarkStart w:id="78" w:name="section40"/>
-      <w:bookmarkStart w:id="79" w:name="_Toc235"/>
+      <w:bookmarkStart w:id="79" w:name="_Toc27436"/>
       <w:r>
         <w:t>Annexe A Diagnostics univariés complémentaires</w:t>
       </w:r>
@@ -11735,7 +11841,7 @@
         <w:pStyle w:val="3"/>
       </w:pPr>
       <w:bookmarkStart w:id="80" w:name="section41"/>
-      <w:bookmarkStart w:id="81" w:name="_Toc15806"/>
+      <w:bookmarkStart w:id="81" w:name="_Toc6483"/>
       <w:r>
         <w:t>Annexe B Décomposition multivariée et variance résiduelle</w:t>
       </w:r>
@@ -11909,7 +12015,7 @@
         <w:pStyle w:val="3"/>
       </w:pPr>
       <w:bookmarkStart w:id="82" w:name="section42"/>
-      <w:bookmarkStart w:id="83" w:name="_Toc8526"/>
+      <w:bookmarkStart w:id="83" w:name="_Toc22749"/>
       <w:r>
         <w:t>Annexe C Trajectoires finales et spécifications techniques</w:t>
       </w:r>
@@ -12077,7 +12183,7 @@
         <w:pStyle w:val="3"/>
       </w:pPr>
       <w:bookmarkStart w:id="84" w:name="section43"/>
-      <w:bookmarkStart w:id="85" w:name="_Toc7861"/>
+      <w:bookmarkStart w:id="85" w:name="_Toc3376"/>
       <w:r>
         <w:t>Annexe D Artefacts génératifs et reproduction</w:t>
       </w:r>
@@ -12414,7 +12520,123 @@
         <w:t>Périmètre documentaire.</w:t>
       </w:r>
       <w:r>
-        <w:t xml:space="preserve"> Le PDF intégral du cahier des charges n’est pas disponible pour l’audit. Cette limite réduit la certification documentaire des clauses ; elle ne constitue pas un livrable scientifique obligatoire manquant. Les exigences transmises, dont la pagination et §8.3, restent explicitement prises en compte.</w:t>
+        <w:t xml:space="preserve"> Le PDF officiel du cahier des charges n’était pas intégré au dépôt lors de l’audit automatisé. Cette limite d’accès ne constitue pas un livrable scientifique obligatoire manquant. Aucune vérification indépendante exhaustive du PDF officiel n’est revendiquée. Les exigences transmises, dont l’annexe de vulgarisation LLM (§5), la pagination et §8.3, restent explicitement prises en compte.</w:t>
+      </w:r>
+    </w:p>
+    <w:p>
+      <w:pPr>
+        <w:spacing w:before="0" w:after="0" w:line="1" w:lineRule="exact"/>
+      </w:pPr>
+      <w:r>
+        <w:rPr>
+          <w:sz w:val="1"/>
+        </w:rPr>
+        <w:br w:type="page"/>
+      </w:r>
+    </w:p>
+    <w:p>
+      <w:pPr>
+        <w:pStyle w:val="3"/>
+      </w:pPr>
+      <w:bookmarkStart w:id="86" w:name="section44"/>
+      <w:bookmarkStart w:id="87" w:name="_Toc25746"/>
+      <w:r>
+        <w:t>Annexe E Explication vulgarisée originale du LLM</w:t>
+      </w:r>
+      <w:bookmarkEnd w:id="86"/>
+      <w:bookmarkEnd w:id="87"/>
+    </w:p>
+    <w:p>
+      <w:r>
+        <w:rPr>
+          <w:b/>
+        </w:rPr>
+        <w:t>Texte du LLM reproduit fidèlement.</w:t>
+      </w:r>
+      <w:r>
+        <w:t xml:space="preserve"> La section B ci-dessous est extraite de </w:t>
+      </w:r>
+      <w:r>
+        <w:rPr>
+          <w:sz w:val="18"/>
+        </w:rPr>
+        <w:t>llm/responses/phase8_official_llm_response.md</w:t>
+      </w:r>
+      <w:r>
+        <w:t xml:space="preserve">, sans correction de son texte, de ses valeurs ni de ses références. Elle est incluse selon l’exigence de la section 5 du cahier des charges transmise par l’équipe. L’audit critique demeure au chapitre 9. La source officielle reste inchangée, SHA-256 : </w:t>
+      </w:r>
+      <w:r>
+        <w:rPr>
+          <w:sz w:val="18"/>
+        </w:rPr>
+        <w:t>eecb0de3e0dd8e152e93db70ff71f9dad87024b7b2f3e1bee1ede05225f6f3b4</w:t>
+      </w:r>
+      <w:r>
+        <w:t xml:space="preserve"> ; l’empreinte de l’extrait est consignée dans </w:t>
+      </w:r>
+      <w:r>
+        <w:rPr>
+          <w:sz w:val="18"/>
+        </w:rPr>
+        <w:t>docs/phase9b_results_traceability.csv</w:t>
+      </w:r>
+      <w:r>
+        <w:t>.</w:t>
+      </w:r>
+    </w:p>
+    <w:p>
+      <w:r>
+        <w:t>B. VULGARISATION</w:t>
+      </w:r>
+    </w:p>
+    <w:p>
+      <w:r>
+        <w:t>La stationnarité revient à demander si une série conserve à peu près les mêmes propriétés statistiques au cours du temps. Un prix boursier peut monter pendant plusieurs années et changer fortement de niveau ; il est alors difficile de le traiter comme une série qui oscille autour d’un comportement stable. Dans ce projet, les tests ADF et KPSS conduisent ensemble à traiter les prix et log-prix comme non stationnaires, tandis que les log-rendements sont compatibles avec la stationnarité. ADF et KPSS ne démontrent toutefois pas une vérité absolue : chacun teste une hypothèse nulle différente, et « ne pas rejeter » n’est pas « prouver ».</w:t>
+      </w:r>
+    </w:p>
+    <w:p>
+      <w:r>
+        <w:t>Le benchmark Naive ou random walk est extrêmement simple : pour prévoir le prix futur, on conserve le dernier prix observé. Ce modèle ne cherche presque aucune structure supplémentaire. Sa simplicité constitue justement un test exigeant : si un modèle complexe ne le bat pas de manière robuste, sa complexité n’a pas apporté de valeur prédictive démontrée.</w:t>
+      </w:r>
+    </w:p>
+    <w:p>
+      <w:r>
+        <w:t>ARIMA cherche à exploiter la dépendance temporelle d’une série après les transformations nécessaires. Dans ce projet, il était raisonnable d’utiliser une différenciation d’ordre 1 du log-prix. Pourtant, lorsque plusieurs ARIMA ont été comparés en validation interne, aucun challenger n’a satisfait la règle complète permettant de remplacer Naive. Cela illustre une distinction essentielle : bien expliquer le passé et bien prévoir le futur ne sont pas la même chose.</w:t>
+      </w:r>
+    </w:p>
+    <w:p>
+      <w:r>
+        <w:t>VAR élargit l’analyse à plusieurs séries. Au lieu de regarder seulement le passé de NVDA, on regarde aussi les historiques d’AMD et SOXX. Les tests de Granger indiquent ici que le passé de SOXX ajoute de l’information prédictive pour NVDA et AMD. Le mot « causalité » dans « causalité de Granger » est trompeur pour un non-spécialiste : il s’agit d’antériorité prédictive conditionnelle, pas d’une preuve économique selon laquelle une variation de SOXX produirait mécaniquement une variation de NVDA.</w:t>
+      </w:r>
+    </w:p>
+    <w:p>
+      <w:r>
+        <w:t>La cointégration cherche à savoir si plusieurs séries non stationnaires partagent malgré tout une relation de long terme suffisamment stable. Ici, Johansen retient un rang nul dans les spécifications testées. La conclusion correcte est donc : aucune relation de cointégration n’est statistiquement soutenue dans ces spécifications. Il serait excessif de dire qu’aucune relation économique de long terme ne peut exister.</w:t>
+      </w:r>
+    </w:p>
+    <w:p>
+      <w:r>
+        <w:t>GARCH répond encore à une autre question. ARIMA et VAR s’intéressent surtout à la dynamique de moyenne ; GARCH s’intéresse à la variance conditionnelle, donc à l’intensité des fluctuations. Les marchés alternent souvent périodes calmes et périodes agitées : c’est le « volatility clustering ». Ici, les ARCH-LM avant GARCH détectent cette structure, puis les diagnostics après GARCH n’en détectent plus aux horizons testés. La volatilité peut donc être modélisée séparément de la direction du prix.</w:t>
+      </w:r>
+    </w:p>
+    <w:p>
+      <w:r>
+        <w:t>La prévision GARCH de sigma à l’horizon 10 vaut environ 3.17 % par jour pour le modèle Normal verrouillé à partir du 14/11/2025. Cela ne veut pas dire que NVDA doit monter ou baisser de 3.17 %. Sigma mesure l’ampleur conditionnelle des fluctuations, pas leur signe. Source : outputs/tables/phase5_volatility_forecast_train_end.csv.</w:t>
+      </w:r>
+    </w:p>
+    <w:p>
+      <w:r>
+        <w:t>Les réseaux LSTM et GRU peuvent apprendre des relations non linéaires à partir de fenêtres historiques. Pourtant, ils perdent ici contre Naive. Plusieurs mécanismes sont plausibles — bruit d’estimation, quantité de données limitée, extrapolation d’un niveau de log-prix non stationnaire, changement de régime — mais le projet ne démontre pas lequel explique effectivement l’écart. Ce sont donc des limites plausibles, pas des causes établies.</w:t>
+      </w:r>
+    </w:p>
+    <w:p>
+      <w:r>
+        <w:t>RMSE et MAE mesurent toutes deux l’erreur de prévision en USD ajustés. RMSE pénalise davantage les grosses erreurs parce qu’elle élève les erreurs au carré avant agrégation. MAE mesure l’écart absolu moyen et est moins dominée par les grandes erreurs. Sur le holdout final à h=5, Naive a RMSE 9.68557 et MAE 7.68782 ; à h=10, RMSE 11.4858 et MAE 9.07453. Source : outputs/tables/phase7_final_metrics.csv.</w:t>
+      </w:r>
+    </w:p>
+    <w:p>
+      <w:r>
+        <w:t>Il faut enfin distinguer validation interne et holdout final. Les Phases 3B et 6 servent à choisir ou verrouiller les spécifications à partir de TRAIN. La Phase 7 est l’évaluation finale sur une période mise à part pour la comparaison hors échantillon. Elle utilise 211 origines communes et exactement les mêmes dates cibles pour tous les modèles. Les résultats de cette phase ne doivent plus servir à retuner les modèles.</w:t>
       </w:r>
     </w:p>
     <w:sectPr>
@@ -12898,7 +13120,6 @@
     <w:name w:val="TableText"/>
     <w:basedOn w:val="1"/>
     <w:next w:val="1"/>
-    <w:qFormat/>
     <w:uiPriority w:val="0"/>
     <w:pPr>
       <w:widowControl/>
@@ -12943,7 +13164,6 @@
     <w:name w:val="TOC2"/>
     <w:basedOn w:val="1"/>
     <w:next w:val="1"/>
-    <w:qFormat/>
     <w:uiPriority w:val="0"/>
     <w:pPr>
       <w:widowControl/>
